--- a/Resume.docx
+++ b/Resume.docx
@@ -4,59 +4,80 @@
   <w:body>
     <w:p>
       <w:pPr>
-        <w:jc w:val="center"/>
-        <w:rPr>
+        <w:spacing w:after="60"/>
+        <w:rPr>
+          <w:rFonts w:ascii="Aptos" w:hAnsi="Aptos" w:cs="Times New Roman"/>
           <w:b/>
           <w:bCs/>
-          <w:sz w:val="28"/>
-          <w:szCs w:val="28"/>
+          <w:sz w:val="18"/>
+          <w:szCs w:val="18"/>
         </w:rPr>
       </w:pPr>
       <w:r>
         <w:rPr>
+          <w:rFonts w:ascii="Aptos" w:hAnsi="Aptos" w:cs="Times New Roman"/>
           <w:b/>
           <w:bCs/>
-          <w:sz w:val="28"/>
-          <w:szCs w:val="28"/>
+          <w:sz w:val="18"/>
+          <w:szCs w:val="18"/>
         </w:rPr>
         <w:t>Hritika Sharma</w:t>
       </w:r>
     </w:p>
     <w:p>
       <w:pPr>
-        <w:jc w:val="center"/>
+        <w:spacing w:after="60"/>
+        <w:rPr>
+          <w:rFonts w:ascii="Aptos" w:hAnsi="Aptos" w:cs="Times New Roman"/>
+          <w:b/>
+          <w:bCs/>
+          <w:sz w:val="18"/>
+          <w:szCs w:val="18"/>
+        </w:rPr>
       </w:pPr>
       <w:r>
-        <w:t xml:space="preserve">Aspiring Data Scientist </w:t>
+        <w:rPr>
+          <w:rFonts w:ascii="Aptos" w:hAnsi="Aptos" w:cs="Times New Roman"/>
+          <w:b/>
+          <w:bCs/>
+          <w:sz w:val="18"/>
+          <w:szCs w:val="18"/>
+        </w:rPr>
+        <w:t>Data Analyst · Power BI · Excel · SQL</w:t>
       </w:r>
       <w:r>
         <w:rPr>
-          <w:sz w:val="20"/>
-          <w:szCs w:val="20"/>
-        </w:rPr>
-        <w:t>|</w:t>
+          <w:rFonts w:ascii="Aptos" w:hAnsi="Aptos" w:cs="Times New Roman"/>
+          <w:b/>
+          <w:bCs/>
+          <w:sz w:val="18"/>
+          <w:szCs w:val="18"/>
+        </w:rPr>
+        <w:t xml:space="preserve"> </w:t>
       </w:r>
       <w:r>
         <w:rPr>
-          <w:sz w:val="20"/>
-          <w:szCs w:val="20"/>
-        </w:rPr>
-        <w:t xml:space="preserve">  </w:t>
-      </w:r>
-      <w:r>
-        <w:t>Python</w:t>
+          <w:rFonts w:ascii="Aptos" w:hAnsi="Aptos" w:cs="Times New Roman"/>
+          <w:b/>
+          <w:bCs/>
+          <w:sz w:val="18"/>
+          <w:szCs w:val="18"/>
+        </w:rPr>
+        <w:t>· Python</w:t>
       </w:r>
     </w:p>
     <w:p>
       <w:pPr>
-        <w:jc w:val="center"/>
-        <w:rPr>
+        <w:spacing w:after="60"/>
+        <w:rPr>
+          <w:rFonts w:ascii="Aptos" w:hAnsi="Aptos"/>
           <w:sz w:val="18"/>
           <w:szCs w:val="18"/>
         </w:rPr>
       </w:pPr>
       <w:r>
         <w:rPr>
+          <w:rFonts w:ascii="Aptos" w:hAnsi="Aptos"/>
           <w:sz w:val="18"/>
           <w:szCs w:val="18"/>
         </w:rPr>
@@ -64,6 +85,7 @@
       </w:r>
       <w:r>
         <w:rPr>
+          <w:rFonts w:ascii="Aptos" w:hAnsi="Aptos"/>
           <w:sz w:val="18"/>
           <w:szCs w:val="18"/>
         </w:rPr>
@@ -71,13 +93,47 @@
       </w:r>
       <w:r>
         <w:rPr>
-          <w:sz w:val="18"/>
-          <w:szCs w:val="18"/>
-        </w:rPr>
-        <w:t xml:space="preserve">(437)-9858133 </w:t>
+          <w:rFonts w:ascii="Aptos" w:hAnsi="Aptos"/>
+          <w:sz w:val="18"/>
+          <w:szCs w:val="18"/>
+        </w:rPr>
+        <w:t>(437)</w:t>
       </w:r>
       <w:r>
         <w:rPr>
+          <w:rFonts w:ascii="Aptos" w:hAnsi="Aptos"/>
+          <w:sz w:val="18"/>
+          <w:szCs w:val="18"/>
+        </w:rPr>
+        <w:t xml:space="preserve"> </w:t>
+      </w:r>
+      <w:r>
+        <w:rPr>
+          <w:rFonts w:ascii="Aptos" w:hAnsi="Aptos"/>
+          <w:sz w:val="18"/>
+          <w:szCs w:val="18"/>
+        </w:rPr>
+        <w:t>985</w:t>
+      </w:r>
+      <w:r>
+        <w:rPr>
+          <w:rFonts w:ascii="Aptos" w:hAnsi="Aptos"/>
+          <w:sz w:val="18"/>
+          <w:szCs w:val="18"/>
+        </w:rPr>
+        <w:t>-</w:t>
+      </w:r>
+      <w:r>
+        <w:rPr>
+          <w:rFonts w:ascii="Aptos" w:hAnsi="Aptos"/>
+          <w:sz w:val="18"/>
+          <w:szCs w:val="18"/>
+        </w:rPr>
+        <w:t xml:space="preserve">8133 </w:t>
+      </w:r>
+      <w:r>
+        <w:rPr>
+          <w:rFonts w:ascii="Aptos" w:hAnsi="Aptos"/>
           <w:sz w:val="18"/>
           <w:szCs w:val="18"/>
         </w:rPr>
@@ -87,7 +143,7 @@
         <w:r>
           <w:rPr>
             <w:rStyle w:val="Hyperlink"/>
-            <w:rFonts w:ascii="Times New Roman" w:hAnsi="Times New Roman" w:cs="Times New Roman"/>
+            <w:rFonts w:ascii="Aptos" w:hAnsi="Aptos" w:cs="Times New Roman"/>
             <w:bCs/>
             <w:sz w:val="18"/>
             <w:szCs w:val="18"/>
@@ -97,7 +153,7 @@
       </w:hyperlink>
       <w:r>
         <w:rPr>
-          <w:rFonts w:ascii="Times New Roman" w:hAnsi="Times New Roman" w:cs="Times New Roman"/>
+          <w:rFonts w:ascii="Aptos" w:hAnsi="Aptos" w:cs="Times New Roman"/>
           <w:bCs/>
           <w:sz w:val="18"/>
           <w:szCs w:val="18"/>
@@ -106,7 +162,7 @@
       </w:r>
       <w:r>
         <w:rPr>
-          <w:rFonts w:ascii="Times New Roman" w:hAnsi="Times New Roman" w:cs="Times New Roman"/>
+          <w:rFonts w:ascii="Aptos" w:hAnsi="Aptos" w:cs="Times New Roman"/>
           <w:bCs/>
           <w:sz w:val="18"/>
           <w:szCs w:val="18"/>
@@ -115,7 +171,7 @@
       </w:r>
       <w:r>
         <w:rPr>
-          <w:rFonts w:ascii="Times New Roman" w:hAnsi="Times New Roman" w:cs="Times New Roman"/>
+          <w:rFonts w:ascii="Aptos" w:hAnsi="Aptos" w:cs="Times New Roman"/>
           <w:bCs/>
           <w:sz w:val="18"/>
           <w:szCs w:val="18"/>
@@ -126,7 +182,7 @@
         <w:r>
           <w:rPr>
             <w:rStyle w:val="Hyperlink"/>
-            <w:rFonts w:ascii="Times New Roman" w:hAnsi="Times New Roman" w:cs="Times New Roman"/>
+            <w:rFonts w:ascii="Aptos" w:hAnsi="Aptos" w:cs="Times New Roman"/>
             <w:bCs/>
             <w:sz w:val="18"/>
             <w:szCs w:val="18"/>
@@ -136,7 +192,7 @@
       </w:hyperlink>
       <w:r>
         <w:rPr>
-          <w:rFonts w:ascii="Times New Roman" w:hAnsi="Times New Roman" w:cs="Times New Roman"/>
+          <w:rFonts w:ascii="Aptos" w:hAnsi="Aptos" w:cs="Times New Roman"/>
           <w:bCs/>
           <w:sz w:val="18"/>
           <w:szCs w:val="18"/>
@@ -145,7 +201,7 @@
       </w:r>
       <w:r>
         <w:rPr>
-          <w:rFonts w:ascii="Times New Roman" w:hAnsi="Times New Roman" w:cs="Times New Roman"/>
+          <w:rFonts w:ascii="Aptos" w:hAnsi="Aptos" w:cs="Times New Roman"/>
           <w:bCs/>
           <w:sz w:val="18"/>
           <w:szCs w:val="18"/>
@@ -154,7 +210,7 @@
       </w:r>
       <w:r>
         <w:rPr>
-          <w:rFonts w:ascii="Times New Roman" w:hAnsi="Times New Roman" w:cs="Times New Roman"/>
+          <w:rFonts w:ascii="Aptos" w:hAnsi="Aptos" w:cs="Times New Roman"/>
           <w:bCs/>
           <w:sz w:val="18"/>
           <w:szCs w:val="18"/>
@@ -162,30 +218,117 @@
         <w:t xml:space="preserve">  </w:t>
       </w:r>
       <w:hyperlink r:id="rId11" w:history="1">
-        <w:proofErr w:type="spellStart"/>
         <w:r>
           <w:rPr>
             <w:rStyle w:val="Hyperlink"/>
-            <w:rFonts w:ascii="Times New Roman" w:hAnsi="Times New Roman" w:cs="Times New Roman"/>
+            <w:rFonts w:ascii="Aptos" w:hAnsi="Aptos" w:cs="Times New Roman"/>
             <w:bCs/>
             <w:sz w:val="18"/>
             <w:szCs w:val="18"/>
           </w:rPr>
-          <w:t>Github</w:t>
+          <w:t>GitHub</w:t>
         </w:r>
-        <w:proofErr w:type="spellEnd"/>
       </w:hyperlink>
     </w:p>
     <w:p>
       <w:pPr>
+        <w:spacing w:after="60"/>
         <w:jc w:val="center"/>
         <w:rPr>
-          <w:rFonts w:ascii="Times New Roman" w:hAnsi="Times New Roman" w:cs="Times New Roman"/>
+          <w:rFonts w:ascii="Aptos" w:hAnsi="Aptos" w:cs="Times New Roman"/>
           <w:bCs/>
           <w:sz w:val="18"/>
           <w:szCs w:val="18"/>
         </w:rPr>
       </w:pPr>
+    </w:p>
+    <w:p>
+      <w:pPr>
+        <w:widowControl w:val="0"/>
+        <w:pBdr>
+          <w:bottom w:val="single" w:sz="4" w:space="1" w:color="auto"/>
+        </w:pBdr>
+        <w:spacing w:after="60"/>
+        <w:rPr>
+          <w:rFonts w:ascii="Aptos" w:eastAsia="Garamond" w:hAnsi="Aptos" w:cs="Times New Roman"/>
+          <w:b/>
+          <w:bCs/>
+          <w:color w:val="000000"/>
+          <w:sz w:val="18"/>
+          <w:szCs w:val="18"/>
+        </w:rPr>
+      </w:pPr>
+      <w:r>
+        <w:rPr>
+          <w:rFonts w:ascii="Aptos" w:eastAsia="Garamond" w:hAnsi="Aptos" w:cs="Times New Roman"/>
+          <w:b/>
+          <w:bCs/>
+          <w:color w:val="000000"/>
+          <w:sz w:val="18"/>
+          <w:szCs w:val="18"/>
+        </w:rPr>
+        <w:t>PROFESSIONAL SUMMARY</w:t>
+      </w:r>
+    </w:p>
+    <w:p>
+      <w:pPr>
+        <w:widowControl w:val="0"/>
+        <w:pBdr>
+          <w:top w:val="nil"/>
+          <w:left w:val="nil"/>
+          <w:bottom w:val="single" w:sz="4" w:space="1" w:color="auto"/>
+          <w:right w:val="nil"/>
+          <w:between w:val="nil"/>
+        </w:pBdr>
+        <w:spacing w:after="60"/>
+        <w:rPr>
+          <w:rFonts w:ascii="Aptos" w:eastAsia="Garamond" w:hAnsi="Aptos" w:cs="Times New Roman"/>
+          <w:color w:val="000000"/>
+          <w:sz w:val="18"/>
+          <w:szCs w:val="18"/>
+        </w:rPr>
+      </w:pPr>
+      <w:r>
+        <w:rPr>
+          <w:rFonts w:ascii="Aptos" w:eastAsia="Garamond" w:hAnsi="Aptos" w:cs="Times New Roman"/>
+          <w:color w:val="000000"/>
+          <w:sz w:val="18"/>
+          <w:szCs w:val="18"/>
+        </w:rPr>
+        <w:t>Data Analyst and Computer Science graduate with hands-on experience analyzing research and operational datasets using SQL, Power BI, Excel, Python, and Pandas. Experienced in data cleaning and validation, exploratory analysis, KPI reporting, dashboard development, and investigating data-quality issues. Built end-to-end analytics projects involving datasets ranging from hundreds of thousands to millions of records.</w:t>
+      </w:r>
+    </w:p>
+    <w:p>
+      <w:pPr>
+        <w:widowControl w:val="0"/>
+        <w:pBdr>
+          <w:top w:val="nil"/>
+          <w:left w:val="nil"/>
+          <w:bottom w:val="single" w:sz="4" w:space="1" w:color="auto"/>
+          <w:right w:val="nil"/>
+          <w:between w:val="nil"/>
+        </w:pBdr>
+        <w:spacing w:after="60"/>
+        <w:rPr>
+          <w:rFonts w:ascii="Aptos" w:eastAsia="Garamond" w:hAnsi="Aptos" w:cs="Times New Roman"/>
+          <w:b/>
+          <w:bCs/>
+          <w:color w:val="000000"/>
+          <w:sz w:val="18"/>
+          <w:szCs w:val="18"/>
+        </w:rPr>
+      </w:pPr>
+      <w:r>
+        <w:rPr>
+          <w:rFonts w:ascii="Aptos" w:eastAsia="Garamond" w:hAnsi="Aptos" w:cs="Times New Roman"/>
+          <w:b/>
+          <w:bCs/>
+          <w:color w:val="000000"/>
+          <w:sz w:val="18"/>
+          <w:szCs w:val="18"/>
+        </w:rPr>
+        <w:t>TECHNICAL SKILLS</w:t>
+      </w:r>
     </w:p>
     <w:p>
       <w:pPr>
@@ -197,26 +340,170 @@
           <w:right w:val="nil"/>
           <w:between w:val="nil"/>
         </w:pBdr>
-        <w:spacing w:line="252" w:lineRule="auto"/>
-        <w:rPr>
-          <w:rFonts w:ascii="Times New Roman" w:hAnsi="Times New Roman" w:cs="Times New Roman"/>
+        <w:spacing w:after="60"/>
+        <w:rPr>
+          <w:rFonts w:ascii="Aptos" w:eastAsia="Garamond" w:hAnsi="Aptos" w:cs="Times New Roman"/>
           <w:b/>
-          <w:i/>
-          <w:iCs/>
-          <w:sz w:val="20"/>
-          <w:szCs w:val="20"/>
+          <w:bCs/>
+          <w:color w:val="000000"/>
+          <w:sz w:val="18"/>
+          <w:szCs w:val="18"/>
         </w:rPr>
       </w:pPr>
       <w:r>
         <w:rPr>
-          <w:rFonts w:ascii="Times New Roman" w:hAnsi="Times New Roman" w:cs="Times New Roman"/>
+          <w:rFonts w:ascii="Aptos" w:eastAsia="Garamond" w:hAnsi="Aptos" w:cs="Times New Roman"/>
           <w:b/>
-          <w:i/>
-          <w:iCs/>
-          <w:sz w:val="20"/>
-          <w:szCs w:val="20"/>
-        </w:rPr>
-        <w:t>AI/ML-focused Computer Science graduate with experience in Python, data pipelines, and machine learning experimentation. Skilled in building reproducible data workflows, model evaluation systems, and human-in-the-loop analysis frameworks. Strong interest in using data to drive product decisions, experimentation, and user-centric insights in fast-paced environments.</w:t>
+          <w:bCs/>
+          <w:color w:val="000000"/>
+          <w:sz w:val="18"/>
+          <w:szCs w:val="18"/>
+        </w:rPr>
+        <w:t xml:space="preserve">Data Analytics: </w:t>
+      </w:r>
+      <w:r>
+        <w:rPr>
+          <w:rFonts w:ascii="Aptos" w:eastAsia="Garamond" w:hAnsi="Aptos" w:cs="Times New Roman"/>
+          <w:color w:val="000000"/>
+          <w:sz w:val="18"/>
+          <w:szCs w:val="18"/>
+        </w:rPr>
+        <w:t>SQL, Excel, Python, Pandas, NumPy, Exploratory Data Analysis, Statistical Analysis</w:t>
+      </w:r>
+      <w:r>
+        <w:rPr>
+          <w:rFonts w:ascii="Aptos" w:eastAsia="Garamond" w:hAnsi="Aptos" w:cs="Times New Roman"/>
+          <w:b/>
+          <w:bCs/>
+          <w:color w:val="000000"/>
+          <w:sz w:val="18"/>
+          <w:szCs w:val="18"/>
+        </w:rPr>
+        <w:br/>
+        <w:t xml:space="preserve">BI &amp; Visualization: </w:t>
+      </w:r>
+      <w:r>
+        <w:rPr>
+          <w:rFonts w:ascii="Aptos" w:eastAsia="Garamond" w:hAnsi="Aptos" w:cs="Times New Roman"/>
+          <w:color w:val="000000"/>
+          <w:sz w:val="18"/>
+          <w:szCs w:val="18"/>
+        </w:rPr>
+        <w:t>Power BI, Power Query, DAX, Dashboard Development, KPI Reporting, Matplotlib</w:t>
+      </w:r>
+      <w:r>
+        <w:rPr>
+          <w:rFonts w:ascii="Aptos" w:eastAsia="Garamond" w:hAnsi="Aptos" w:cs="Times New Roman"/>
+          <w:b/>
+          <w:bCs/>
+          <w:color w:val="000000"/>
+          <w:sz w:val="18"/>
+          <w:szCs w:val="18"/>
+        </w:rPr>
+        <w:br/>
+        <w:t xml:space="preserve">Data Management: </w:t>
+      </w:r>
+      <w:r>
+        <w:rPr>
+          <w:rFonts w:ascii="Aptos" w:eastAsia="Garamond" w:hAnsi="Aptos" w:cs="Times New Roman"/>
+          <w:color w:val="000000"/>
+          <w:sz w:val="18"/>
+          <w:szCs w:val="18"/>
+        </w:rPr>
+        <w:t>PostgreSQL, MySQL, Data Cleaning, Data Validation, Data Preparation, Relational Databases</w:t>
+      </w:r>
+      <w:r>
+        <w:rPr>
+          <w:rFonts w:ascii="Aptos" w:eastAsia="Garamond" w:hAnsi="Aptos" w:cs="Times New Roman"/>
+          <w:b/>
+          <w:bCs/>
+          <w:color w:val="000000"/>
+          <w:sz w:val="18"/>
+          <w:szCs w:val="18"/>
+        </w:rPr>
+        <w:br/>
+        <w:t xml:space="preserve">Tools: </w:t>
+      </w:r>
+      <w:r>
+        <w:rPr>
+          <w:rFonts w:ascii="Aptos" w:eastAsia="Garamond" w:hAnsi="Aptos" w:cs="Times New Roman"/>
+          <w:color w:val="000000"/>
+          <w:sz w:val="18"/>
+          <w:szCs w:val="18"/>
+        </w:rPr>
+        <w:t xml:space="preserve">Git/GitHub, </w:t>
+      </w:r>
+      <w:proofErr w:type="spellStart"/>
+      <w:r>
+        <w:rPr>
+          <w:rFonts w:ascii="Aptos" w:eastAsia="Garamond" w:hAnsi="Aptos" w:cs="Times New Roman"/>
+          <w:color w:val="000000"/>
+          <w:sz w:val="18"/>
+          <w:szCs w:val="18"/>
+        </w:rPr>
+        <w:t>Jupyter</w:t>
+      </w:r>
+      <w:proofErr w:type="spellEnd"/>
+      <w:r>
+        <w:rPr>
+          <w:rFonts w:ascii="Aptos" w:eastAsia="Garamond" w:hAnsi="Aptos" w:cs="Times New Roman"/>
+          <w:color w:val="000000"/>
+          <w:sz w:val="18"/>
+          <w:szCs w:val="18"/>
+        </w:rPr>
+        <w:t xml:space="preserve"> Notebook, </w:t>
+      </w:r>
+      <w:proofErr w:type="spellStart"/>
+      <w:r>
+        <w:rPr>
+          <w:rFonts w:ascii="Aptos" w:eastAsia="Garamond" w:hAnsi="Aptos" w:cs="Times New Roman"/>
+          <w:color w:val="000000"/>
+          <w:sz w:val="18"/>
+          <w:szCs w:val="18"/>
+        </w:rPr>
+        <w:t>pgAdmin</w:t>
+      </w:r>
+      <w:proofErr w:type="spellEnd"/>
+      <w:r>
+        <w:rPr>
+          <w:rFonts w:ascii="Aptos" w:eastAsia="Garamond" w:hAnsi="Aptos" w:cs="Times New Roman"/>
+          <w:color w:val="000000"/>
+          <w:sz w:val="18"/>
+          <w:szCs w:val="18"/>
+        </w:rPr>
+        <w:t>, VS Code</w:t>
+      </w:r>
+    </w:p>
+    <w:p>
+      <w:pPr>
+        <w:widowControl w:val="0"/>
+        <w:pBdr>
+          <w:top w:val="nil"/>
+          <w:left w:val="nil"/>
+          <w:bottom w:val="single" w:sz="4" w:space="1" w:color="auto"/>
+          <w:right w:val="nil"/>
+          <w:between w:val="nil"/>
+        </w:pBdr>
+        <w:spacing w:after="60"/>
+        <w:rPr>
+          <w:rFonts w:ascii="Aptos" w:eastAsia="Garamond" w:hAnsi="Aptos" w:cs="Times New Roman"/>
+          <w:b/>
+          <w:bCs/>
+          <w:color w:val="000000"/>
+          <w:sz w:val="18"/>
+          <w:szCs w:val="18"/>
+        </w:rPr>
+      </w:pPr>
+      <w:r>
+        <w:rPr>
+          <w:rFonts w:ascii="Aptos" w:eastAsia="Garamond" w:hAnsi="Aptos" w:cs="Times New Roman"/>
+          <w:b/>
+          <w:bCs/>
+          <w:color w:val="000000"/>
+          <w:sz w:val="18"/>
+          <w:szCs w:val="18"/>
+        </w:rPr>
+        <w:t>EXPERIENCE</w:t>
       </w:r>
     </w:p>
     <w:p>
@@ -229,1162 +516,299 @@
           <w:right w:val="nil"/>
           <w:between w:val="nil"/>
         </w:pBdr>
-        <w:spacing w:line="252" w:lineRule="auto"/>
-        <w:rPr>
-          <w:rFonts w:ascii="Times New Roman" w:hAnsi="Times New Roman" w:cs="Times New Roman"/>
-          <w:bCs/>
-          <w:sz w:val="20"/>
-          <w:szCs w:val="20"/>
-        </w:rPr>
-      </w:pPr>
-    </w:p>
-    <w:p>
-      <w:pPr>
-        <w:rPr>
+        <w:spacing w:after="60"/>
+        <w:rPr>
+          <w:rFonts w:ascii="Aptos" w:eastAsia="Garamond" w:hAnsi="Aptos" w:cs="Times New Roman"/>
           <w:b/>
           <w:bCs/>
-          <w:sz w:val="20"/>
-          <w:szCs w:val="20"/>
-          <w:u w:val="single"/>
+          <w:color w:val="000000"/>
+          <w:sz w:val="18"/>
+          <w:szCs w:val="18"/>
         </w:rPr>
       </w:pPr>
       <w:r>
         <w:rPr>
+          <w:rFonts w:ascii="Aptos" w:eastAsia="Garamond" w:hAnsi="Aptos" w:cs="Times New Roman"/>
           <w:b/>
           <w:bCs/>
-          <w:noProof/>
-          <w:sz w:val="20"/>
-          <w:szCs w:val="20"/>
-          <w:u w:val="single"/>
-        </w:rPr>
-        <mc:AlternateContent>
-          <mc:Choice Requires="wps">
-            <w:drawing>
-              <wp:anchor distT="0" distB="0" distL="114300" distR="114300" simplePos="0" relativeHeight="251659264" behindDoc="0" locked="0" layoutInCell="1" allowOverlap="1" wp14:anchorId="632D29E3" wp14:editId="2D103B29">
-                <wp:simplePos x="0" y="0"/>
-                <wp:positionH relativeFrom="margin">
-                  <wp:posOffset>-22225</wp:posOffset>
-                </wp:positionH>
-                <wp:positionV relativeFrom="paragraph">
-                  <wp:posOffset>99060</wp:posOffset>
-                </wp:positionV>
-                <wp:extent cx="6889750" cy="44450"/>
-                <wp:effectExtent l="0" t="0" r="25400" b="31750"/>
-                <wp:wrapNone/>
-                <wp:docPr id="1574312622" name="Straight Connector 1"/>
-                <wp:cNvGraphicFramePr/>
-                <a:graphic xmlns:a="http://schemas.openxmlformats.org/drawingml/2006/main">
-                  <a:graphicData uri="http://schemas.microsoft.com/office/word/2010/wordprocessingShape">
-                    <wps:wsp>
-                      <wps:cNvCnPr/>
-                      <wps:spPr>
-                        <a:xfrm flipV="1">
-                          <a:off x="0" y="0"/>
-                          <a:ext cx="6889750" cy="44450"/>
-                        </a:xfrm>
-                        <a:prstGeom prst="line">
-                          <a:avLst/>
-                        </a:prstGeom>
-                        <a:ln/>
-                      </wps:spPr>
-                      <wps:style>
-                        <a:lnRef idx="1">
-                          <a:schemeClr val="dk1"/>
-                        </a:lnRef>
-                        <a:fillRef idx="0">
-                          <a:schemeClr val="dk1"/>
-                        </a:fillRef>
-                        <a:effectRef idx="0">
-                          <a:schemeClr val="dk1"/>
-                        </a:effectRef>
-                        <a:fontRef idx="minor">
-                          <a:schemeClr val="tx1"/>
-                        </a:fontRef>
-                      </wps:style>
-                      <wps:bodyPr/>
-                    </wps:wsp>
-                  </a:graphicData>
-                </a:graphic>
-              </wp:anchor>
-            </w:drawing>
-          </mc:Choice>
-          <mc:Fallback>
-            <w:pict>
-              <v:line w14:anchorId="328FE2EF" id="Straight Connector 1" o:spid="_x0000_s1026" style="position:absolute;flip:y;z-index:251659264;visibility:visible;mso-wrap-style:square;mso-wrap-distance-left:9pt;mso-wrap-distance-top:0;mso-wrap-distance-right:9pt;mso-wrap-distance-bottom:0;mso-position-horizontal:absolute;mso-position-horizontal-relative:margin;mso-position-vertical:absolute;mso-position-vertical-relative:text" from="-1.75pt,7.8pt" to="540.75pt,11.3pt" o:gfxdata="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" strokecolor="black [3040]">
-                <w10:wrap anchorx="margin"/>
-              </v:line>
-            </w:pict>
-          </mc:Fallback>
-        </mc:AlternateContent>
+          <w:color w:val="000000"/>
+          <w:sz w:val="18"/>
+          <w:szCs w:val="18"/>
+        </w:rPr>
+        <w:t>Research Assistant | Algoma University</w:t>
       </w:r>
       <w:r>
         <w:rPr>
+          <w:rFonts w:ascii="Aptos" w:eastAsia="Garamond" w:hAnsi="Aptos" w:cs="Times New Roman"/>
           <w:b/>
           <w:bCs/>
-          <w:sz w:val="20"/>
-          <w:szCs w:val="20"/>
-          <w:u w:val="single"/>
-        </w:rPr>
-        <w:t>AREAS OF EXPERTISE</w:t>
+          <w:color w:val="000000"/>
+          <w:sz w:val="18"/>
+          <w:szCs w:val="18"/>
+        </w:rPr>
+        <w:br/>
+      </w:r>
+      <w:r>
+        <w:rPr>
+          <w:rFonts w:ascii="Aptos" w:eastAsia="Garamond" w:hAnsi="Aptos" w:cs="Times New Roman"/>
+          <w:i/>
+          <w:iCs/>
+          <w:color w:val="000000"/>
+          <w:sz w:val="18"/>
+          <w:szCs w:val="18"/>
+        </w:rPr>
+        <w:t xml:space="preserve">Ontario, Canada | May 2025 – </w:t>
+      </w:r>
+      <w:r>
+        <w:rPr>
+          <w:rFonts w:ascii="Aptos" w:eastAsia="Garamond" w:hAnsi="Aptos" w:cs="Times New Roman"/>
+          <w:i/>
+          <w:iCs/>
+          <w:color w:val="000000"/>
+          <w:sz w:val="18"/>
+          <w:szCs w:val="18"/>
+        </w:rPr>
+        <w:t>September 2026</w:t>
       </w:r>
     </w:p>
     <w:p>
       <w:pPr>
+        <w:pStyle w:val="ListParagraph"/>
         <w:widowControl w:val="0"/>
+        <w:numPr>
+          <w:ilvl w:val="0"/>
+          <w:numId w:val="47"/>
+        </w:numPr>
         <w:pBdr>
           <w:top w:val="nil"/>
           <w:left w:val="nil"/>
-          <w:bottom w:val="single" w:sz="6" w:space="1" w:color="000000"/>
+          <w:bottom w:val="nil"/>
           <w:right w:val="nil"/>
           <w:between w:val="nil"/>
         </w:pBdr>
-        <w:spacing w:line="252" w:lineRule="auto"/>
-        <w:rPr>
-          <w:rFonts w:ascii="Times New Roman" w:eastAsia="Garamond" w:hAnsi="Times New Roman" w:cs="Times New Roman"/>
-          <w:bCs/>
-          <w:color w:val="000000"/>
-          <w:sz w:val="20"/>
-          <w:szCs w:val="20"/>
+        <w:spacing w:after="60"/>
+        <w:rPr>
+          <w:rFonts w:ascii="Aptos" w:eastAsia="Garamond" w:hAnsi="Aptos" w:cs="Times New Roman"/>
+          <w:color w:val="000000"/>
+          <w:sz w:val="18"/>
+          <w:szCs w:val="18"/>
         </w:rPr>
       </w:pPr>
       <w:r>
         <w:rPr>
-          <w:rFonts w:ascii="Times New Roman" w:eastAsia="Garamond" w:hAnsi="Times New Roman" w:cs="Times New Roman"/>
-          <w:bCs/>
-          <w:color w:val="000000"/>
-          <w:sz w:val="20"/>
-          <w:szCs w:val="20"/>
-        </w:rPr>
-        <w:t xml:space="preserve">Programming &amp; Tools: Python, SQL (basic), Git/GitHub, </w:t>
-      </w:r>
-      <w:proofErr w:type="spellStart"/>
-      <w:r>
-        <w:rPr>
-          <w:rFonts w:ascii="Times New Roman" w:eastAsia="Garamond" w:hAnsi="Times New Roman" w:cs="Times New Roman"/>
-          <w:bCs/>
-          <w:color w:val="000000"/>
-          <w:sz w:val="20"/>
-          <w:szCs w:val="20"/>
-        </w:rPr>
-        <w:t>Jupyter</w:t>
-      </w:r>
-      <w:proofErr w:type="spellEnd"/>
-      <w:r>
-        <w:rPr>
-          <w:rFonts w:ascii="Times New Roman" w:eastAsia="Garamond" w:hAnsi="Times New Roman" w:cs="Times New Roman"/>
-          <w:bCs/>
-          <w:color w:val="000000"/>
-          <w:sz w:val="20"/>
-          <w:szCs w:val="20"/>
-        </w:rPr>
-        <w:t xml:space="preserve">, VS Code, Anaconda, </w:t>
-      </w:r>
-      <w:proofErr w:type="spellStart"/>
-      <w:r>
-        <w:rPr>
-          <w:rFonts w:ascii="Times New Roman" w:eastAsia="Garamond" w:hAnsi="Times New Roman" w:cs="Times New Roman"/>
-          <w:bCs/>
-          <w:color w:val="000000"/>
-          <w:sz w:val="20"/>
-          <w:szCs w:val="20"/>
-        </w:rPr>
-        <w:t>FFmpeg</w:t>
-      </w:r>
-      <w:proofErr w:type="spellEnd"/>
-      <w:r>
-        <w:rPr>
-          <w:rFonts w:ascii="Times New Roman" w:eastAsia="Garamond" w:hAnsi="Times New Roman" w:cs="Times New Roman"/>
-          <w:bCs/>
-          <w:color w:val="000000"/>
-          <w:sz w:val="20"/>
-          <w:szCs w:val="20"/>
-        </w:rPr>
-        <w:br/>
-        <w:t>Data &amp; ML: Pandas, NumPy, Scikit-learn, Machine Learning, NLP, ASR, Data Pipelines</w:t>
+          <w:rFonts w:ascii="Aptos" w:eastAsia="Garamond" w:hAnsi="Aptos" w:cs="Times New Roman"/>
+          <w:color w:val="000000"/>
+          <w:sz w:val="18"/>
+          <w:szCs w:val="18"/>
+        </w:rPr>
+        <w:t>Clean</w:t>
       </w:r>
       <w:r>
         <w:rPr>
-          <w:rFonts w:ascii="Times New Roman" w:eastAsia="Garamond" w:hAnsi="Times New Roman" w:cs="Times New Roman"/>
-          <w:bCs/>
-          <w:color w:val="000000"/>
-          <w:sz w:val="20"/>
-          <w:szCs w:val="20"/>
-        </w:rPr>
-        <w:br/>
-        <w:t>Concepts: Experimentation, A/B Testing (conceptual), Model Evaluation, Data Cleaning, Statistical Anal</w:t>
+          <w:rFonts w:ascii="Aptos" w:eastAsia="Garamond" w:hAnsi="Aptos" w:cs="Times New Roman"/>
+          <w:color w:val="000000"/>
+          <w:sz w:val="18"/>
+          <w:szCs w:val="18"/>
+        </w:rPr>
+        <w:t>ed,</w:t>
       </w:r>
       <w:r>
         <w:rPr>
-          <w:rFonts w:ascii="Times New Roman" w:eastAsia="Garamond" w:hAnsi="Times New Roman" w:cs="Times New Roman"/>
-          <w:bCs/>
-          <w:color w:val="000000"/>
-          <w:sz w:val="20"/>
-          <w:szCs w:val="20"/>
-        </w:rPr>
-        <w:t>ysis</w:t>
+          <w:rFonts w:ascii="Aptos" w:eastAsia="Garamond" w:hAnsi="Aptos" w:cs="Times New Roman"/>
+          <w:color w:val="000000"/>
+          <w:sz w:val="18"/>
+          <w:szCs w:val="18"/>
+        </w:rPr>
+        <w:t xml:space="preserve"> validate</w:t>
       </w:r>
       <w:r>
         <w:rPr>
-          <w:rFonts w:ascii="Times New Roman" w:eastAsia="Garamond" w:hAnsi="Times New Roman" w:cs="Times New Roman"/>
-          <w:bCs/>
-          <w:color w:val="000000"/>
-          <w:sz w:val="20"/>
-          <w:szCs w:val="20"/>
-        </w:rPr>
-        <w:br/>
-        <w:t>Systems &amp; Formats: JSON, REST APIs, Relational Databases, CLI</w:t>
+          <w:rFonts w:ascii="Aptos" w:eastAsia="Garamond" w:hAnsi="Aptos" w:cs="Times New Roman"/>
+          <w:color w:val="000000"/>
+          <w:sz w:val="18"/>
+          <w:szCs w:val="18"/>
+        </w:rPr>
+        <w:t>d</w:t>
+      </w:r>
+      <w:r>
+        <w:rPr>
+          <w:rFonts w:ascii="Aptos" w:eastAsia="Garamond" w:hAnsi="Aptos" w:cs="Times New Roman"/>
+          <w:color w:val="000000"/>
+          <w:sz w:val="18"/>
+          <w:szCs w:val="18"/>
+        </w:rPr>
+        <w:t xml:space="preserve"> and analyze</w:t>
+      </w:r>
+      <w:r>
+        <w:rPr>
+          <w:rFonts w:ascii="Aptos" w:eastAsia="Garamond" w:hAnsi="Aptos" w:cs="Times New Roman"/>
+          <w:color w:val="000000"/>
+          <w:sz w:val="18"/>
+          <w:szCs w:val="18"/>
+        </w:rPr>
+        <w:t>d</w:t>
+      </w:r>
+      <w:r>
+        <w:rPr>
+          <w:rFonts w:ascii="Aptos" w:eastAsia="Garamond" w:hAnsi="Aptos" w:cs="Times New Roman"/>
+          <w:color w:val="000000"/>
+          <w:sz w:val="18"/>
+          <w:szCs w:val="18"/>
+        </w:rPr>
+        <w:t xml:space="preserve"> research datasets and human-assessed annotation data using Python and Pandas.</w:t>
       </w:r>
     </w:p>
     <w:p>
       <w:pPr>
+        <w:pStyle w:val="ListParagraph"/>
         <w:widowControl w:val="0"/>
+        <w:numPr>
+          <w:ilvl w:val="0"/>
+          <w:numId w:val="47"/>
+        </w:numPr>
         <w:pBdr>
           <w:top w:val="nil"/>
           <w:left w:val="nil"/>
-          <w:bottom w:val="single" w:sz="6" w:space="1" w:color="000000"/>
+          <w:bottom w:val="nil"/>
           <w:right w:val="nil"/>
           <w:between w:val="nil"/>
         </w:pBdr>
-        <w:spacing w:line="252" w:lineRule="auto"/>
-        <w:rPr>
-          <w:rFonts w:ascii="Times New Roman" w:eastAsia="Garamond" w:hAnsi="Times New Roman" w:cs="Times New Roman"/>
-          <w:b/>
-          <w:color w:val="000000"/>
-          <w:sz w:val="20"/>
-          <w:szCs w:val="20"/>
-        </w:rPr>
-      </w:pPr>
+        <w:spacing w:after="60"/>
+        <w:rPr>
+          <w:rFonts w:ascii="Aptos" w:eastAsia="Garamond" w:hAnsi="Aptos" w:cs="Times New Roman"/>
+          <w:color w:val="000000"/>
+          <w:sz w:val="18"/>
+          <w:szCs w:val="18"/>
+        </w:rPr>
+      </w:pPr>
+      <w:r>
+        <w:rPr>
+          <w:rFonts w:ascii="Aptos" w:eastAsia="Garamond" w:hAnsi="Aptos" w:cs="Times New Roman"/>
+          <w:color w:val="000000"/>
+          <w:sz w:val="18"/>
+          <w:szCs w:val="18"/>
+        </w:rPr>
+        <w:t>Investigate</w:t>
+      </w:r>
+      <w:r>
+        <w:rPr>
+          <w:rFonts w:ascii="Aptos" w:eastAsia="Garamond" w:hAnsi="Aptos" w:cs="Times New Roman"/>
+          <w:color w:val="000000"/>
+          <w:sz w:val="18"/>
+          <w:szCs w:val="18"/>
+        </w:rPr>
+        <w:t>d</w:t>
+      </w:r>
+      <w:r>
+        <w:rPr>
+          <w:rFonts w:ascii="Aptos" w:eastAsia="Garamond" w:hAnsi="Aptos" w:cs="Times New Roman"/>
+          <w:color w:val="000000"/>
+          <w:sz w:val="18"/>
+          <w:szCs w:val="18"/>
+        </w:rPr>
+        <w:t xml:space="preserve"> missing data, inconsistencies, unexpected results, and patterns across experimental outputs.</w:t>
+      </w:r>
     </w:p>
     <w:p>
       <w:pPr>
+        <w:pStyle w:val="ListParagraph"/>
         <w:widowControl w:val="0"/>
+        <w:numPr>
+          <w:ilvl w:val="0"/>
+          <w:numId w:val="47"/>
+        </w:numPr>
         <w:pBdr>
           <w:top w:val="nil"/>
           <w:left w:val="nil"/>
-          <w:bottom w:val="single" w:sz="6" w:space="1" w:color="000000"/>
+          <w:bottom w:val="nil"/>
           <w:right w:val="nil"/>
           <w:between w:val="nil"/>
         </w:pBdr>
-        <w:spacing w:line="252" w:lineRule="auto"/>
-        <w:rPr>
-          <w:rFonts w:ascii="Times New Roman" w:eastAsia="Garamond" w:hAnsi="Times New Roman" w:cs="Times New Roman"/>
-          <w:b/>
-          <w:color w:val="000000"/>
-          <w:sz w:val="20"/>
-          <w:szCs w:val="20"/>
-          <w:u w:val="single"/>
+        <w:spacing w:after="60"/>
+        <w:rPr>
+          <w:rFonts w:ascii="Aptos" w:eastAsia="Garamond" w:hAnsi="Aptos" w:cs="Times New Roman"/>
+          <w:color w:val="000000"/>
+          <w:sz w:val="18"/>
+          <w:szCs w:val="18"/>
         </w:rPr>
       </w:pPr>
       <w:r>
         <w:rPr>
-          <w:b/>
-          <w:bCs/>
-          <w:noProof/>
-          <w:sz w:val="20"/>
-          <w:szCs w:val="20"/>
-          <w:u w:val="single"/>
-        </w:rPr>
-        <mc:AlternateContent>
-          <mc:Choice Requires="wps">
-            <w:drawing>
-              <wp:anchor distT="0" distB="0" distL="114300" distR="114300" simplePos="0" relativeHeight="251653632" behindDoc="0" locked="0" layoutInCell="1" allowOverlap="1" wp14:anchorId="57D7E3A9" wp14:editId="024D50AC">
-                <wp:simplePos x="0" y="0"/>
-                <wp:positionH relativeFrom="margin">
-                  <wp:posOffset>25400</wp:posOffset>
-                </wp:positionH>
-                <wp:positionV relativeFrom="paragraph">
-                  <wp:posOffset>161925</wp:posOffset>
-                </wp:positionV>
-                <wp:extent cx="6921500" cy="6350"/>
-                <wp:effectExtent l="0" t="0" r="31750" b="31750"/>
-                <wp:wrapNone/>
-                <wp:docPr id="1409084749" name="Straight Connector 1"/>
-                <wp:cNvGraphicFramePr/>
-                <a:graphic xmlns:a="http://schemas.openxmlformats.org/drawingml/2006/main">
-                  <a:graphicData uri="http://schemas.microsoft.com/office/word/2010/wordprocessingShape">
-                    <wps:wsp>
-                      <wps:cNvCnPr/>
-                      <wps:spPr>
-                        <a:xfrm>
-                          <a:off x="0" y="0"/>
-                          <a:ext cx="6921500" cy="6350"/>
-                        </a:xfrm>
-                        <a:prstGeom prst="line">
-                          <a:avLst/>
-                        </a:prstGeom>
-                        <a:ln/>
-                      </wps:spPr>
-                      <wps:style>
-                        <a:lnRef idx="1">
-                          <a:schemeClr val="dk1"/>
-                        </a:lnRef>
-                        <a:fillRef idx="0">
-                          <a:schemeClr val="dk1"/>
-                        </a:fillRef>
-                        <a:effectRef idx="0">
-                          <a:schemeClr val="dk1"/>
-                        </a:effectRef>
-                        <a:fontRef idx="minor">
-                          <a:schemeClr val="tx1"/>
-                        </a:fontRef>
-                      </wps:style>
-                      <wps:bodyPr/>
-                    </wps:wsp>
-                  </a:graphicData>
-                </a:graphic>
-                <wp14:sizeRelH relativeFrom="margin">
-                  <wp14:pctWidth>0</wp14:pctWidth>
-                </wp14:sizeRelH>
-                <wp14:sizeRelV relativeFrom="margin">
-                  <wp14:pctHeight>0</wp14:pctHeight>
-                </wp14:sizeRelV>
-              </wp:anchor>
-            </w:drawing>
-          </mc:Choice>
-          <mc:Fallback>
-            <w:pict>
-              <v:line w14:anchorId="36D180E0" id="Straight Connector 1" o:spid="_x0000_s1026" style="position:absolute;z-index:251653632;visibility:visible;mso-wrap-style:square;mso-width-percent:0;mso-height-percent:0;mso-wrap-distance-left:9pt;mso-wrap-distance-top:0;mso-wrap-distance-right:9pt;mso-wrap-distance-bottom:0;mso-position-horizontal:absolute;mso-position-horizontal-relative:margin;mso-position-vertical:absolute;mso-position-vertical-relative:text;mso-width-percent:0;mso-height-percent:0;mso-width-relative:margin;mso-height-relative:margin" from="2pt,12.75pt" to="547pt,13.25pt" o:gfxdata="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" strokecolor="black [3040]">
-                <w10:wrap anchorx="margin"/>
-              </v:line>
-            </w:pict>
-          </mc:Fallback>
-        </mc:AlternateContent>
+          <w:rFonts w:ascii="Aptos" w:eastAsia="Garamond" w:hAnsi="Aptos" w:cs="Times New Roman"/>
+          <w:color w:val="000000"/>
+          <w:sz w:val="18"/>
+          <w:szCs w:val="18"/>
+        </w:rPr>
+        <w:t>Compare</w:t>
       </w:r>
       <w:r>
         <w:rPr>
-          <w:rFonts w:ascii="Times New Roman" w:eastAsia="Garamond" w:hAnsi="Times New Roman" w:cs="Times New Roman"/>
-          <w:b/>
-          <w:color w:val="000000"/>
-          <w:sz w:val="20"/>
-          <w:szCs w:val="20"/>
-          <w:u w:val="single"/>
-        </w:rPr>
-        <w:t>PROJECTS &amp; RESEARC</w:t>
+          <w:rFonts w:ascii="Aptos" w:eastAsia="Garamond" w:hAnsi="Aptos" w:cs="Times New Roman"/>
+          <w:color w:val="000000"/>
+          <w:sz w:val="18"/>
+          <w:szCs w:val="18"/>
+        </w:rPr>
+        <w:t>d</w:t>
       </w:r>
       <w:r>
         <w:rPr>
-          <w:rFonts w:ascii="Times New Roman" w:eastAsia="Garamond" w:hAnsi="Times New Roman" w:cs="Times New Roman"/>
-          <w:b/>
-          <w:color w:val="000000"/>
-          <w:sz w:val="20"/>
-          <w:szCs w:val="20"/>
-          <w:u w:val="single"/>
-        </w:rPr>
-        <w:t>H</w:t>
+          <w:rFonts w:ascii="Aptos" w:eastAsia="Garamond" w:hAnsi="Aptos" w:cs="Times New Roman"/>
+          <w:color w:val="000000"/>
+          <w:sz w:val="18"/>
+          <w:szCs w:val="18"/>
+        </w:rPr>
+        <w:t xml:space="preserve"> evaluation metrics and analyze</w:t>
+      </w:r>
+      <w:r>
+        <w:rPr>
+          <w:rFonts w:ascii="Aptos" w:eastAsia="Garamond" w:hAnsi="Aptos" w:cs="Times New Roman"/>
+          <w:color w:val="000000"/>
+          <w:sz w:val="18"/>
+          <w:szCs w:val="18"/>
+        </w:rPr>
+        <w:t>d</w:t>
+      </w:r>
+      <w:r>
+        <w:rPr>
+          <w:rFonts w:ascii="Aptos" w:eastAsia="Garamond" w:hAnsi="Aptos" w:cs="Times New Roman"/>
+          <w:color w:val="000000"/>
+          <w:sz w:val="18"/>
+          <w:szCs w:val="18"/>
+        </w:rPr>
+        <w:t xml:space="preserve"> human preference data for speech-recognition research.</w:t>
       </w:r>
     </w:p>
     <w:p>
       <w:pPr>
-        <w:rPr>
-          <w:rFonts w:ascii="Times New Roman" w:hAnsi="Times New Roman" w:cs="Times New Roman"/>
-          <w:b/>
-          <w:sz w:val="20"/>
-          <w:szCs w:val="20"/>
-        </w:rPr>
-      </w:pPr>
-      <w:r>
-        <w:rPr>
-          <w:rFonts w:ascii="Times New Roman" w:hAnsi="Times New Roman" w:cs="Times New Roman"/>
-          <w:b/>
-          <w:sz w:val="20"/>
-          <w:szCs w:val="20"/>
-        </w:rPr>
-        <w:t>Human-Assessed Transcriptions Side-by-Side (</w:t>
-      </w:r>
-      <w:r>
-        <w:rPr>
-          <w:rFonts w:ascii="Times New Roman" w:hAnsi="Times New Roman" w:cs="Times New Roman"/>
-          <w:b/>
-          <w:sz w:val="20"/>
-          <w:szCs w:val="20"/>
-        </w:rPr>
-        <w:t xml:space="preserve">HATS) | </w:t>
-      </w:r>
-      <w:r>
-        <w:rPr>
-          <w:rFonts w:ascii="Times New Roman" w:hAnsi="Times New Roman" w:cs="Times New Roman"/>
-          <w:b/>
-          <w:sz w:val="20"/>
-          <w:szCs w:val="20"/>
-        </w:rPr>
-        <w:t xml:space="preserve">Algoma University                                  </w:t>
-      </w:r>
-      <w:r>
-        <w:rPr>
-          <w:rFonts w:ascii="Times New Roman" w:hAnsi="Times New Roman" w:cs="Times New Roman"/>
-          <w:b/>
-          <w:sz w:val="20"/>
-          <w:szCs w:val="20"/>
-        </w:rPr>
-        <w:t xml:space="preserve">                    </w:t>
-      </w:r>
-      <w:r>
-        <w:rPr>
-          <w:rFonts w:ascii="Times New Roman" w:hAnsi="Times New Roman" w:cs="Times New Roman"/>
-          <w:b/>
-          <w:sz w:val="20"/>
-          <w:szCs w:val="20"/>
-        </w:rPr>
-        <w:t xml:space="preserve"> </w:t>
-      </w:r>
-      <w:r>
-        <w:rPr>
-          <w:rFonts w:ascii="Times New Roman" w:hAnsi="Times New Roman" w:cs="Times New Roman"/>
-          <w:b/>
-          <w:i/>
-          <w:iCs/>
-          <w:sz w:val="20"/>
-          <w:szCs w:val="20"/>
-        </w:rPr>
-        <w:t>May 2025- Present</w:t>
-      </w:r>
-    </w:p>
-    <w:p>
-      <w:pPr>
         <w:pStyle w:val="ListParagraph"/>
+        <w:widowControl w:val="0"/>
         <w:numPr>
           <w:ilvl w:val="0"/>
-          <w:numId w:val="36"/>
+          <w:numId w:val="47"/>
         </w:numPr>
-        <w:spacing w:after="160" w:line="278" w:lineRule="auto"/>
-        <w:rPr>
-          <w:rFonts w:ascii="Times New Roman" w:hAnsi="Times New Roman" w:cs="Times New Roman"/>
-          <w:bCs/>
-          <w:sz w:val="20"/>
-          <w:szCs w:val="20"/>
+        <w:pBdr>
+          <w:top w:val="nil"/>
+          <w:left w:val="nil"/>
+          <w:bottom w:val="nil"/>
+          <w:right w:val="nil"/>
+          <w:between w:val="nil"/>
+        </w:pBdr>
+        <w:spacing w:after="60"/>
+        <w:rPr>
+          <w:rFonts w:ascii="Aptos" w:eastAsia="Garamond" w:hAnsi="Aptos" w:cs="Times New Roman"/>
+          <w:color w:val="000000"/>
+          <w:sz w:val="18"/>
+          <w:szCs w:val="18"/>
         </w:rPr>
       </w:pPr>
       <w:r>
         <w:rPr>
-          <w:rFonts w:ascii="Times New Roman" w:hAnsi="Times New Roman" w:cs="Times New Roman"/>
-          <w:bCs/>
-          <w:sz w:val="20"/>
-          <w:szCs w:val="20"/>
-        </w:rPr>
-        <w:t xml:space="preserve">Built end-to-end data pipeline for audio processing, transcript normalization, and structured evaluation datasets </w:t>
-      </w:r>
-    </w:p>
-    <w:p>
-      <w:pPr>
-        <w:pStyle w:val="ListParagraph"/>
-        <w:numPr>
-          <w:ilvl w:val="0"/>
-          <w:numId w:val="36"/>
-        </w:numPr>
-        <w:spacing w:after="160" w:line="278" w:lineRule="auto"/>
-        <w:rPr>
-          <w:rFonts w:ascii="Times New Roman" w:hAnsi="Times New Roman" w:cs="Times New Roman"/>
-          <w:bCs/>
-          <w:sz w:val="20"/>
-          <w:szCs w:val="20"/>
-        </w:rPr>
-      </w:pPr>
-      <w:r>
-        <w:rPr>
-          <w:rFonts w:ascii="Times New Roman" w:hAnsi="Times New Roman" w:cs="Times New Roman"/>
-          <w:bCs/>
-          <w:sz w:val="20"/>
-          <w:szCs w:val="20"/>
-        </w:rPr>
-        <w:t xml:space="preserve">Designed system to compare outputs from multiple ASR models (Whisper, Wav2Vec2, </w:t>
-      </w:r>
-      <w:proofErr w:type="spellStart"/>
-      <w:r>
-        <w:rPr>
-          <w:rFonts w:ascii="Times New Roman" w:hAnsi="Times New Roman" w:cs="Times New Roman"/>
-          <w:bCs/>
-          <w:sz w:val="20"/>
-          <w:szCs w:val="20"/>
-        </w:rPr>
-        <w:t>HuBERT</w:t>
-      </w:r>
-      <w:proofErr w:type="spellEnd"/>
-      <w:r>
-        <w:rPr>
-          <w:rFonts w:ascii="Times New Roman" w:hAnsi="Times New Roman" w:cs="Times New Roman"/>
-          <w:bCs/>
-          <w:sz w:val="20"/>
-          <w:szCs w:val="20"/>
-        </w:rPr>
-        <w:t xml:space="preserve">, </w:t>
-      </w:r>
-      <w:proofErr w:type="spellStart"/>
-      <w:r>
-        <w:rPr>
-          <w:rFonts w:ascii="Times New Roman" w:hAnsi="Times New Roman" w:cs="Times New Roman"/>
-          <w:bCs/>
-          <w:sz w:val="20"/>
-          <w:szCs w:val="20"/>
-        </w:rPr>
-        <w:t>SpeechBrain</w:t>
-      </w:r>
-      <w:proofErr w:type="spellEnd"/>
-      <w:r>
-        <w:rPr>
-          <w:rFonts w:ascii="Times New Roman" w:hAnsi="Times New Roman" w:cs="Times New Roman"/>
-          <w:bCs/>
-          <w:sz w:val="20"/>
-          <w:szCs w:val="20"/>
-        </w:rPr>
-        <w:t xml:space="preserve">) </w:t>
-      </w:r>
-    </w:p>
-    <w:p>
-      <w:pPr>
-        <w:pStyle w:val="ListParagraph"/>
-        <w:numPr>
-          <w:ilvl w:val="0"/>
-          <w:numId w:val="36"/>
-        </w:numPr>
-        <w:spacing w:after="160" w:line="278" w:lineRule="auto"/>
-        <w:rPr>
-          <w:rFonts w:ascii="Times New Roman" w:hAnsi="Times New Roman" w:cs="Times New Roman"/>
-          <w:bCs/>
-          <w:sz w:val="20"/>
-          <w:szCs w:val="20"/>
-        </w:rPr>
-      </w:pPr>
-      <w:r>
-        <w:rPr>
-          <w:rFonts w:ascii="Times New Roman" w:hAnsi="Times New Roman" w:cs="Times New Roman"/>
-          <w:bCs/>
-          <w:sz w:val="20"/>
-          <w:szCs w:val="20"/>
-        </w:rPr>
-        <w:t xml:space="preserve">Developed annotation workflow enabling side-by-side human evaluation for model benchmarking </w:t>
-      </w:r>
-    </w:p>
-    <w:p>
-      <w:pPr>
-        <w:pStyle w:val="ListParagraph"/>
-        <w:numPr>
-          <w:ilvl w:val="0"/>
-          <w:numId w:val="36"/>
-        </w:numPr>
-        <w:spacing w:after="160" w:line="278" w:lineRule="auto"/>
-        <w:rPr>
-          <w:rFonts w:ascii="Times New Roman" w:hAnsi="Times New Roman" w:cs="Times New Roman"/>
-          <w:bCs/>
-          <w:sz w:val="20"/>
-          <w:szCs w:val="20"/>
-        </w:rPr>
-      </w:pPr>
-      <w:r>
-        <w:rPr>
-          <w:rFonts w:ascii="Times New Roman" w:hAnsi="Times New Roman" w:cs="Times New Roman"/>
-          <w:bCs/>
-          <w:sz w:val="20"/>
-          <w:szCs w:val="20"/>
-        </w:rPr>
-        <w:t>Created structured dataset formats to support consistent model evaluation and comparative analysis Contributed to research on improving evaluation methods for speech recognition systems</w:t>
-      </w:r>
-    </w:p>
-    <w:p>
-      <w:pPr>
-        <w:rPr>
-          <w:rFonts w:ascii="Times New Roman" w:hAnsi="Times New Roman" w:cs="Times New Roman"/>
-          <w:b/>
-          <w:sz w:val="20"/>
-          <w:szCs w:val="20"/>
-        </w:rPr>
-      </w:pPr>
-      <w:r>
-        <w:rPr>
-          <w:rFonts w:ascii="Times New Roman" w:hAnsi="Times New Roman" w:cs="Times New Roman"/>
-          <w:b/>
-          <w:sz w:val="20"/>
-          <w:szCs w:val="20"/>
-        </w:rPr>
-        <w:t xml:space="preserve">ML Experiment Tracker </w:t>
-      </w:r>
-      <w:r>
-        <w:rPr>
-          <w:rFonts w:ascii="Times New Roman" w:hAnsi="Times New Roman" w:cs="Times New Roman"/>
-          <w:b/>
-          <w:sz w:val="20"/>
-          <w:szCs w:val="20"/>
-        </w:rPr>
-        <w:t xml:space="preserve">| </w:t>
-      </w:r>
-      <w:r>
-        <w:rPr>
-          <w:rFonts w:ascii="Times New Roman" w:hAnsi="Times New Roman" w:cs="Times New Roman"/>
-          <w:b/>
-          <w:sz w:val="20"/>
-          <w:szCs w:val="20"/>
-        </w:rPr>
-        <w:t xml:space="preserve">Self Project                                                                                            </w:t>
-      </w:r>
-      <w:r>
-        <w:rPr>
-          <w:rFonts w:ascii="Times New Roman" w:hAnsi="Times New Roman" w:cs="Times New Roman"/>
-          <w:b/>
-          <w:sz w:val="20"/>
-          <w:szCs w:val="20"/>
-        </w:rPr>
-        <w:t xml:space="preserve">                         </w:t>
-      </w:r>
-      <w:r>
-        <w:rPr>
-          <w:rFonts w:ascii="Times New Roman" w:hAnsi="Times New Roman" w:cs="Times New Roman"/>
-          <w:b/>
-          <w:i/>
-          <w:iCs/>
-          <w:sz w:val="20"/>
-          <w:szCs w:val="20"/>
-        </w:rPr>
-        <w:t>Jan 2025-Feb 2025</w:t>
-      </w:r>
-      <w:r>
-        <w:rPr>
-          <w:rFonts w:ascii="Times New Roman" w:hAnsi="Times New Roman" w:cs="Times New Roman"/>
-          <w:b/>
-          <w:sz w:val="20"/>
-          <w:szCs w:val="20"/>
-        </w:rPr>
-        <w:t xml:space="preserve">                                                     </w:t>
-      </w:r>
-    </w:p>
-    <w:p>
-      <w:pPr>
-        <w:pStyle w:val="ListParagraph"/>
-        <w:numPr>
-          <w:ilvl w:val="0"/>
-          <w:numId w:val="35"/>
-        </w:numPr>
-        <w:tabs>
-          <w:tab w:val="num" w:pos="720"/>
-        </w:tabs>
-        <w:spacing w:after="160" w:line="278" w:lineRule="auto"/>
-        <w:rPr>
-          <w:rFonts w:ascii="Times New Roman" w:hAnsi="Times New Roman" w:cs="Times New Roman"/>
-          <w:bCs/>
-          <w:sz w:val="20"/>
-          <w:szCs w:val="20"/>
-        </w:rPr>
-      </w:pPr>
-      <w:r>
-        <w:rPr>
-          <w:rFonts w:ascii="Times New Roman" w:hAnsi="Times New Roman" w:cs="Times New Roman"/>
-          <w:bCs/>
-          <w:sz w:val="20"/>
-          <w:szCs w:val="20"/>
-        </w:rPr>
-        <w:t xml:space="preserve">Built a framework for tracking machine learning experiments, model versions, and evaluation metrics </w:t>
-      </w:r>
-    </w:p>
-    <w:p>
-      <w:pPr>
-        <w:pStyle w:val="ListParagraph"/>
-        <w:numPr>
-          <w:ilvl w:val="0"/>
-          <w:numId w:val="35"/>
-        </w:numPr>
-        <w:tabs>
-          <w:tab w:val="num" w:pos="720"/>
-        </w:tabs>
-        <w:spacing w:after="160" w:line="278" w:lineRule="auto"/>
-        <w:rPr>
-          <w:rFonts w:ascii="Times New Roman" w:hAnsi="Times New Roman" w:cs="Times New Roman"/>
-          <w:bCs/>
-          <w:sz w:val="20"/>
-          <w:szCs w:val="20"/>
-        </w:rPr>
-      </w:pPr>
-      <w:r>
-        <w:rPr>
-          <w:rFonts w:ascii="Times New Roman" w:hAnsi="Times New Roman" w:cs="Times New Roman"/>
-          <w:bCs/>
-          <w:sz w:val="20"/>
-          <w:szCs w:val="20"/>
-        </w:rPr>
-        <w:t xml:space="preserve">Implemented workflows for reproducible model comparison across multiple configurations </w:t>
-      </w:r>
-    </w:p>
-    <w:p>
-      <w:pPr>
-        <w:pStyle w:val="ListParagraph"/>
-        <w:numPr>
-          <w:ilvl w:val="0"/>
-          <w:numId w:val="35"/>
-        </w:numPr>
-        <w:tabs>
-          <w:tab w:val="num" w:pos="720"/>
-        </w:tabs>
-        <w:spacing w:after="160" w:line="278" w:lineRule="auto"/>
-        <w:rPr>
-          <w:rFonts w:ascii="Times New Roman" w:hAnsi="Times New Roman" w:cs="Times New Roman"/>
-          <w:bCs/>
-          <w:sz w:val="20"/>
-          <w:szCs w:val="20"/>
-        </w:rPr>
-      </w:pPr>
-      <w:r>
-        <w:rPr>
-          <w:rFonts w:ascii="Times New Roman" w:hAnsi="Times New Roman" w:cs="Times New Roman"/>
-          <w:bCs/>
-          <w:sz w:val="20"/>
-          <w:szCs w:val="20"/>
-        </w:rPr>
-        <w:t xml:space="preserve">Applied techniques such as class balancing, stratified sampling, and recall-focused evaluation </w:t>
-      </w:r>
-    </w:p>
-    <w:p>
-      <w:pPr>
-        <w:pStyle w:val="ListParagraph"/>
-        <w:numPr>
-          <w:ilvl w:val="0"/>
-          <w:numId w:val="35"/>
-        </w:numPr>
-        <w:tabs>
-          <w:tab w:val="num" w:pos="720"/>
-        </w:tabs>
-        <w:spacing w:after="160" w:line="278" w:lineRule="auto"/>
-        <w:rPr>
-          <w:rFonts w:ascii="Times New Roman" w:hAnsi="Times New Roman" w:cs="Times New Roman"/>
-          <w:bCs/>
-          <w:sz w:val="20"/>
-          <w:szCs w:val="20"/>
-        </w:rPr>
-      </w:pPr>
-      <w:r>
-        <w:rPr>
-          <w:rFonts w:ascii="Times New Roman" w:hAnsi="Times New Roman" w:cs="Times New Roman"/>
-          <w:bCs/>
-          <w:sz w:val="20"/>
-          <w:szCs w:val="20"/>
-        </w:rPr>
-        <w:t xml:space="preserve">Designed system to support data-driven model selection and performance optimization </w:t>
-      </w:r>
-    </w:p>
-    <w:p>
-      <w:pPr>
-        <w:pStyle w:val="ListParagraph"/>
-        <w:numPr>
-          <w:ilvl w:val="0"/>
-          <w:numId w:val="35"/>
-        </w:numPr>
-        <w:tabs>
-          <w:tab w:val="num" w:pos="720"/>
-        </w:tabs>
-        <w:spacing w:after="160" w:line="278" w:lineRule="auto"/>
-        <w:rPr>
-          <w:rFonts w:ascii="Times New Roman" w:hAnsi="Times New Roman" w:cs="Times New Roman"/>
-          <w:bCs/>
-          <w:sz w:val="20"/>
-          <w:szCs w:val="20"/>
-        </w:rPr>
-      </w:pPr>
-      <w:r>
-        <w:rPr>
-          <w:rFonts w:ascii="Times New Roman" w:hAnsi="Times New Roman" w:cs="Times New Roman"/>
-          <w:bCs/>
-          <w:sz w:val="20"/>
-          <w:szCs w:val="20"/>
-        </w:rPr>
-        <w:t>Improved clarity and consistency in iterative experimentation workflows</w:t>
-      </w:r>
-    </w:p>
-    <w:p>
-      <w:pPr>
-        <w:rPr>
-          <w:rFonts w:ascii="Times New Roman" w:hAnsi="Times New Roman" w:cs="Times New Roman"/>
-          <w:b/>
-          <w:i/>
-          <w:iCs/>
-          <w:sz w:val="20"/>
-          <w:szCs w:val="20"/>
-        </w:rPr>
-      </w:pPr>
-      <w:proofErr w:type="spellStart"/>
-      <w:r>
-        <w:rPr>
-          <w:rFonts w:ascii="Times New Roman" w:hAnsi="Times New Roman" w:cs="Times New Roman"/>
-          <w:b/>
-          <w:sz w:val="20"/>
-          <w:szCs w:val="20"/>
-        </w:rPr>
-        <w:t>BratzMuse</w:t>
-      </w:r>
-      <w:proofErr w:type="spellEnd"/>
-      <w:r>
-        <w:rPr>
-          <w:rFonts w:ascii="Times New Roman" w:hAnsi="Times New Roman" w:cs="Times New Roman"/>
-          <w:b/>
-          <w:sz w:val="20"/>
-          <w:szCs w:val="20"/>
-        </w:rPr>
-        <w:t xml:space="preserve"> </w:t>
-      </w:r>
-      <w:r>
-        <w:rPr>
-          <w:rFonts w:ascii="Times New Roman" w:hAnsi="Times New Roman" w:cs="Times New Roman"/>
-          <w:b/>
-          <w:sz w:val="20"/>
-          <w:szCs w:val="20"/>
-        </w:rPr>
-        <w:t xml:space="preserve">AI: </w:t>
-      </w:r>
-      <w:r>
-        <w:rPr>
-          <w:rFonts w:ascii="Times New Roman" w:hAnsi="Times New Roman" w:cs="Times New Roman"/>
-          <w:b/>
-          <w:sz w:val="20"/>
-          <w:szCs w:val="20"/>
-        </w:rPr>
-        <w:t xml:space="preserve">Fashion Intelligence Engine (In Development) </w:t>
-      </w:r>
-      <w:r>
-        <w:rPr>
-          <w:rFonts w:ascii="Times New Roman" w:hAnsi="Times New Roman" w:cs="Times New Roman"/>
-          <w:b/>
-          <w:sz w:val="20"/>
-          <w:szCs w:val="20"/>
-        </w:rPr>
-        <w:t xml:space="preserve">| </w:t>
-      </w:r>
-      <w:r>
-        <w:rPr>
-          <w:rFonts w:ascii="Times New Roman" w:hAnsi="Times New Roman" w:cs="Times New Roman"/>
-          <w:b/>
-          <w:sz w:val="20"/>
-          <w:szCs w:val="20"/>
-        </w:rPr>
-        <w:t xml:space="preserve">Self Project                       </w:t>
-      </w:r>
-      <w:r>
-        <w:rPr>
-          <w:rFonts w:ascii="Times New Roman" w:hAnsi="Times New Roman" w:cs="Times New Roman"/>
-          <w:b/>
-          <w:sz w:val="20"/>
-          <w:szCs w:val="20"/>
-        </w:rPr>
-        <w:t xml:space="preserve">                     </w:t>
-      </w:r>
-      <w:r>
-        <w:rPr>
-          <w:rFonts w:ascii="Times New Roman" w:hAnsi="Times New Roman" w:cs="Times New Roman"/>
-          <w:b/>
-          <w:sz w:val="20"/>
-          <w:szCs w:val="20"/>
-        </w:rPr>
-        <w:t xml:space="preserve"> </w:t>
-      </w:r>
-      <w:r>
-        <w:rPr>
-          <w:rFonts w:ascii="Times New Roman" w:hAnsi="Times New Roman" w:cs="Times New Roman"/>
-          <w:b/>
-          <w:sz w:val="20"/>
-          <w:szCs w:val="20"/>
-        </w:rPr>
-        <w:t xml:space="preserve"> </w:t>
-      </w:r>
-      <w:r>
-        <w:rPr>
-          <w:rFonts w:ascii="Times New Roman" w:hAnsi="Times New Roman" w:cs="Times New Roman"/>
-          <w:b/>
-          <w:i/>
-          <w:iCs/>
-          <w:sz w:val="20"/>
-          <w:szCs w:val="20"/>
-        </w:rPr>
-        <w:t>September 2025-Present</w:t>
-      </w:r>
-    </w:p>
-    <w:p>
-      <w:pPr>
-        <w:pStyle w:val="ListParagraph"/>
-        <w:numPr>
-          <w:ilvl w:val="0"/>
-          <w:numId w:val="37"/>
-        </w:numPr>
-        <w:tabs>
-          <w:tab w:val="num" w:pos="720"/>
-        </w:tabs>
-        <w:spacing w:after="160" w:line="278" w:lineRule="auto"/>
-        <w:rPr>
-          <w:rFonts w:ascii="Times New Roman" w:hAnsi="Times New Roman" w:cs="Times New Roman"/>
-          <w:bCs/>
-          <w:sz w:val="20"/>
-          <w:szCs w:val="20"/>
-        </w:rPr>
-      </w:pPr>
-      <w:r>
-        <w:rPr>
-          <w:rFonts w:ascii="Times New Roman" w:hAnsi="Times New Roman" w:cs="Times New Roman"/>
-          <w:bCs/>
-          <w:sz w:val="20"/>
-          <w:szCs w:val="20"/>
-        </w:rPr>
-        <w:t xml:space="preserve">Designed end-to-end system combining trend analysis, recommendation engine, and AI assistant </w:t>
-      </w:r>
-    </w:p>
-    <w:p>
-      <w:pPr>
-        <w:pStyle w:val="ListParagraph"/>
-        <w:numPr>
-          <w:ilvl w:val="0"/>
-          <w:numId w:val="37"/>
-        </w:numPr>
-        <w:tabs>
-          <w:tab w:val="num" w:pos="720"/>
-        </w:tabs>
-        <w:spacing w:after="160" w:line="278" w:lineRule="auto"/>
-        <w:rPr>
-          <w:rFonts w:ascii="Times New Roman" w:hAnsi="Times New Roman" w:cs="Times New Roman"/>
-          <w:bCs/>
-          <w:sz w:val="20"/>
-          <w:szCs w:val="20"/>
-        </w:rPr>
-      </w:pPr>
-      <w:r>
-        <w:rPr>
-          <w:rFonts w:ascii="Times New Roman" w:hAnsi="Times New Roman" w:cs="Times New Roman"/>
-          <w:bCs/>
-          <w:sz w:val="20"/>
-          <w:szCs w:val="20"/>
-        </w:rPr>
-        <w:t xml:space="preserve">Built modules for data collection, feature extraction, and personalized recommendations </w:t>
-      </w:r>
-    </w:p>
-    <w:p>
-      <w:pPr>
-        <w:pStyle w:val="ListParagraph"/>
-        <w:numPr>
-          <w:ilvl w:val="0"/>
-          <w:numId w:val="37"/>
-        </w:numPr>
-        <w:tabs>
-          <w:tab w:val="num" w:pos="720"/>
-        </w:tabs>
-        <w:spacing w:after="160" w:line="278" w:lineRule="auto"/>
-        <w:rPr>
-          <w:rFonts w:ascii="Times New Roman" w:hAnsi="Times New Roman" w:cs="Times New Roman"/>
-          <w:bCs/>
-          <w:sz w:val="20"/>
-          <w:szCs w:val="20"/>
-        </w:rPr>
-      </w:pPr>
-      <w:r>
-        <w:rPr>
-          <w:rFonts w:ascii="Times New Roman" w:hAnsi="Times New Roman" w:cs="Times New Roman"/>
-          <w:bCs/>
-          <w:sz w:val="20"/>
-          <w:szCs w:val="20"/>
-        </w:rPr>
-        <w:t xml:space="preserve">Developed interactive interfaces for exploring data-driven insights and suggestions </w:t>
-      </w:r>
-    </w:p>
-    <w:p>
-      <w:pPr>
-        <w:pStyle w:val="ListParagraph"/>
-        <w:numPr>
-          <w:ilvl w:val="0"/>
-          <w:numId w:val="37"/>
-        </w:numPr>
-        <w:tabs>
-          <w:tab w:val="num" w:pos="720"/>
-        </w:tabs>
-        <w:spacing w:after="160" w:line="278" w:lineRule="auto"/>
-        <w:rPr>
-          <w:rFonts w:ascii="Times New Roman" w:hAnsi="Times New Roman" w:cs="Times New Roman"/>
-          <w:bCs/>
-          <w:sz w:val="20"/>
-          <w:szCs w:val="20"/>
-        </w:rPr>
-      </w:pPr>
-      <w:r>
-        <w:rPr>
-          <w:rFonts w:ascii="Times New Roman" w:hAnsi="Times New Roman" w:cs="Times New Roman"/>
-          <w:bCs/>
-          <w:sz w:val="20"/>
-          <w:szCs w:val="20"/>
-        </w:rPr>
-        <w:t>Integrated NLP components for understanding user inputs and generating outputs</w:t>
-      </w:r>
-      <w:r>
-        <w:rPr>
-          <w:rFonts w:ascii="Times New Roman" w:hAnsi="Times New Roman" w:cs="Times New Roman"/>
-          <w:bCs/>
-          <w:sz w:val="20"/>
-          <w:szCs w:val="20"/>
-        </w:rPr>
-        <w:t>.</w:t>
-      </w:r>
-    </w:p>
-    <w:p>
-      <w:pPr>
-        <w:rPr>
-          <w:rFonts w:ascii="Times New Roman" w:hAnsi="Times New Roman" w:cs="Times New Roman"/>
-          <w:b/>
-          <w:sz w:val="20"/>
-          <w:szCs w:val="20"/>
-          <w:u w:val="single"/>
-        </w:rPr>
-      </w:pPr>
-      <w:r>
-        <w:rPr>
-          <w:b/>
-          <w:bCs/>
-          <w:noProof/>
-          <w:sz w:val="20"/>
-          <w:szCs w:val="20"/>
-          <w:u w:val="single"/>
-        </w:rPr>
-        <mc:AlternateContent>
-          <mc:Choice Requires="wps">
-            <w:drawing>
-              <wp:anchor distT="0" distB="0" distL="114300" distR="114300" simplePos="0" relativeHeight="251649536" behindDoc="0" locked="0" layoutInCell="1" allowOverlap="1" wp14:anchorId="5DCB0953" wp14:editId="71440945">
-                <wp:simplePos x="0" y="0"/>
-                <wp:positionH relativeFrom="margin">
-                  <wp:align>left</wp:align>
-                </wp:positionH>
-                <wp:positionV relativeFrom="paragraph">
-                  <wp:posOffset>100965</wp:posOffset>
-                </wp:positionV>
-                <wp:extent cx="6889750" cy="44450"/>
-                <wp:effectExtent l="0" t="0" r="25400" b="31750"/>
-                <wp:wrapNone/>
-                <wp:docPr id="594270422" name="Straight Connector 1"/>
-                <wp:cNvGraphicFramePr/>
-                <a:graphic xmlns:a="http://schemas.openxmlformats.org/drawingml/2006/main">
-                  <a:graphicData uri="http://schemas.microsoft.com/office/word/2010/wordprocessingShape">
-                    <wps:wsp>
-                      <wps:cNvCnPr/>
-                      <wps:spPr>
-                        <a:xfrm flipV="1">
-                          <a:off x="0" y="0"/>
-                          <a:ext cx="6889750" cy="44450"/>
-                        </a:xfrm>
-                        <a:prstGeom prst="line">
-                          <a:avLst/>
-                        </a:prstGeom>
-                        <a:ln/>
-                      </wps:spPr>
-                      <wps:style>
-                        <a:lnRef idx="1">
-                          <a:schemeClr val="dk1"/>
-                        </a:lnRef>
-                        <a:fillRef idx="0">
-                          <a:schemeClr val="dk1"/>
-                        </a:fillRef>
-                        <a:effectRef idx="0">
-                          <a:schemeClr val="dk1"/>
-                        </a:effectRef>
-                        <a:fontRef idx="minor">
-                          <a:schemeClr val="tx1"/>
-                        </a:fontRef>
-                      </wps:style>
-                      <wps:bodyPr/>
-                    </wps:wsp>
-                  </a:graphicData>
-                </a:graphic>
-              </wp:anchor>
-            </w:drawing>
-          </mc:Choice>
-          <mc:Fallback>
-            <w:pict>
-              <v:line w14:anchorId="15F1AA2B" id="Straight Connector 1" o:spid="_x0000_s1026" style="position:absolute;flip:y;z-index:251649536;visibility:visible;mso-wrap-style:square;mso-wrap-distance-left:9pt;mso-wrap-distance-top:0;mso-wrap-distance-right:9pt;mso-wrap-distance-bottom:0;mso-position-horizontal:left;mso-position-horizontal-relative:margin;mso-position-vertical:absolute;mso-position-vertical-relative:text" from="0,7.95pt" to="542.5pt,11.45pt" o:gfxdata="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" strokecolor="black [3040]">
-                <w10:wrap anchorx="margin"/>
-              </v:line>
-            </w:pict>
-          </mc:Fallback>
-        </mc:AlternateContent>
-      </w:r>
-      <w:r>
-        <w:rPr>
-          <w:rFonts w:ascii="Times New Roman" w:hAnsi="Times New Roman" w:cs="Times New Roman"/>
-          <w:b/>
-          <w:sz w:val="20"/>
-          <w:szCs w:val="20"/>
-          <w:u w:val="single"/>
-        </w:rPr>
-        <w:t>PROFESSIONAL EXPERTISE</w:t>
-      </w:r>
-    </w:p>
-    <w:p>
-      <w:pPr>
-        <w:rPr>
-          <w:rFonts w:ascii="Times New Roman" w:hAnsi="Times New Roman" w:cs="Times New Roman"/>
-          <w:b/>
-          <w:sz w:val="20"/>
-          <w:szCs w:val="20"/>
-        </w:rPr>
-      </w:pPr>
-      <w:r>
-        <w:rPr>
-          <w:rFonts w:ascii="Times New Roman" w:hAnsi="Times New Roman" w:cs="Times New Roman"/>
-          <w:b/>
-          <w:sz w:val="20"/>
-          <w:szCs w:val="20"/>
-        </w:rPr>
-        <w:t>Innovation Ghar Nepal</w:t>
-      </w:r>
-      <w:r>
-        <w:rPr>
-          <w:rFonts w:ascii="Times New Roman" w:eastAsia="Garamond" w:hAnsi="Times New Roman" w:cs="Times New Roman"/>
-          <w:b/>
-          <w:color w:val="000000"/>
-          <w:sz w:val="20"/>
-          <w:szCs w:val="20"/>
-        </w:rPr>
-        <w:t xml:space="preserve">                                                                                                                                            </w:t>
-      </w:r>
-      <w:r>
-        <w:rPr>
-          <w:rFonts w:ascii="Times New Roman" w:eastAsia="Garamond" w:hAnsi="Times New Roman" w:cs="Times New Roman"/>
-          <w:b/>
-          <w:color w:val="000000"/>
-          <w:sz w:val="20"/>
-          <w:szCs w:val="20"/>
-        </w:rPr>
-        <w:t xml:space="preserve">   </w:t>
-      </w:r>
-      <w:r>
-        <w:rPr>
-          <w:rFonts w:ascii="Times New Roman" w:eastAsia="Garamond" w:hAnsi="Times New Roman" w:cs="Times New Roman"/>
-          <w:b/>
-          <w:color w:val="000000"/>
-          <w:sz w:val="20"/>
-          <w:szCs w:val="20"/>
-        </w:rPr>
-        <w:t xml:space="preserve"> </w:t>
-      </w:r>
-      <w:r>
-        <w:rPr>
-          <w:rFonts w:ascii="Times New Roman" w:eastAsia="Garamond" w:hAnsi="Times New Roman" w:cs="Times New Roman"/>
-          <w:b/>
-          <w:i/>
-          <w:iCs/>
-          <w:color w:val="000000"/>
-          <w:sz w:val="20"/>
-          <w:szCs w:val="20"/>
-        </w:rPr>
-        <w:t>Jun 2021-Fe</w:t>
-      </w:r>
-      <w:r>
-        <w:rPr>
-          <w:rFonts w:ascii="Times New Roman" w:eastAsia="Garamond" w:hAnsi="Times New Roman" w:cs="Times New Roman"/>
-          <w:b/>
-          <w:i/>
-          <w:iCs/>
-          <w:color w:val="000000"/>
-          <w:sz w:val="20"/>
-          <w:szCs w:val="20"/>
-        </w:rPr>
-        <w:t>b</w:t>
-      </w:r>
-      <w:r>
-        <w:rPr>
-          <w:rFonts w:ascii="Times New Roman" w:eastAsia="Garamond" w:hAnsi="Times New Roman" w:cs="Times New Roman"/>
-          <w:b/>
-          <w:i/>
-          <w:iCs/>
-          <w:color w:val="000000"/>
-          <w:sz w:val="20"/>
-          <w:szCs w:val="20"/>
-        </w:rPr>
-        <w:t>2022</w:t>
+          <w:rFonts w:ascii="Aptos" w:eastAsia="Garamond" w:hAnsi="Aptos" w:cs="Times New Roman"/>
+          <w:color w:val="000000"/>
+          <w:sz w:val="18"/>
+          <w:szCs w:val="18"/>
+        </w:rPr>
+        <w:t>Built reproducible data-processing workflows and documented methodology, quality checks, analytical findings, and results.</w:t>
       </w:r>
     </w:p>
     <w:p>
@@ -1397,133 +821,159 @@
           <w:right w:val="nil"/>
           <w:between w:val="nil"/>
         </w:pBdr>
-        <w:spacing w:line="252" w:lineRule="auto"/>
-        <w:rPr>
-          <w:rFonts w:ascii="Times New Roman" w:eastAsia="Garamond" w:hAnsi="Times New Roman" w:cs="Times New Roman"/>
-          <w:color w:val="000000"/>
-          <w:sz w:val="20"/>
-          <w:szCs w:val="20"/>
+        <w:spacing w:after="60"/>
+        <w:rPr>
+          <w:rFonts w:ascii="Aptos" w:eastAsia="Garamond" w:hAnsi="Aptos" w:cs="Times New Roman"/>
+          <w:b/>
+          <w:bCs/>
+          <w:color w:val="000000"/>
+          <w:sz w:val="18"/>
+          <w:szCs w:val="18"/>
         </w:rPr>
       </w:pPr>
       <w:r>
         <w:rPr>
-          <w:rFonts w:ascii="Times New Roman" w:eastAsia="Garamond" w:hAnsi="Times New Roman" w:cs="Times New Roman"/>
+          <w:rFonts w:ascii="Aptos" w:eastAsia="Garamond" w:hAnsi="Aptos" w:cs="Times New Roman"/>
           <w:b/>
-          <w:color w:val="000000"/>
-          <w:sz w:val="20"/>
-          <w:szCs w:val="20"/>
-        </w:rPr>
-        <w:t xml:space="preserve">IT intern                                                                                                                                                                          </w:t>
+          <w:bCs/>
+          <w:color w:val="000000"/>
+          <w:sz w:val="18"/>
+          <w:szCs w:val="18"/>
+        </w:rPr>
+        <w:t>IT Intern | Innovation Ghar Nepal</w:t>
       </w:r>
       <w:r>
         <w:rPr>
-          <w:rFonts w:ascii="Times New Roman" w:eastAsia="Garamond" w:hAnsi="Times New Roman" w:cs="Times New Roman"/>
+          <w:rFonts w:ascii="Aptos" w:eastAsia="Garamond" w:hAnsi="Aptos" w:cs="Times New Roman"/>
+          <w:b/>
+          <w:bCs/>
+          <w:color w:val="000000"/>
+          <w:sz w:val="18"/>
+          <w:szCs w:val="18"/>
+        </w:rPr>
+        <w:br/>
+      </w:r>
+      <w:r>
+        <w:rPr>
+          <w:rFonts w:ascii="Aptos" w:eastAsia="Garamond" w:hAnsi="Aptos" w:cs="Times New Roman"/>
           <w:i/>
-          <w:color w:val="000000"/>
-          <w:sz w:val="20"/>
-          <w:szCs w:val="20"/>
-        </w:rPr>
-        <w:t>Kathmandu, Nepal</w:t>
+          <w:iCs/>
+          <w:color w:val="000000"/>
+          <w:sz w:val="18"/>
+          <w:szCs w:val="18"/>
+        </w:rPr>
+        <w:t>Kathmandu, Nepal | Jun 2021 – Feb 2022</w:t>
       </w:r>
     </w:p>
     <w:p>
       <w:pPr>
-        <w:pStyle w:val="ListParagraph"/>
+        <w:widowControl w:val="0"/>
         <w:numPr>
           <w:ilvl w:val="0"/>
-          <w:numId w:val="38"/>
+          <w:numId w:val="41"/>
         </w:numPr>
-        <w:spacing w:after="160" w:line="278" w:lineRule="auto"/>
-        <w:rPr>
-          <w:rFonts w:ascii="Times New Roman" w:hAnsi="Times New Roman" w:cs="Times New Roman"/>
-          <w:bCs/>
-          <w:sz w:val="20"/>
-          <w:szCs w:val="20"/>
+        <w:pBdr>
+          <w:top w:val="nil"/>
+          <w:left w:val="nil"/>
+          <w:bottom w:val="nil"/>
+          <w:right w:val="nil"/>
+          <w:between w:val="nil"/>
+        </w:pBdr>
+        <w:spacing w:after="60"/>
+        <w:rPr>
+          <w:rFonts w:ascii="Aptos" w:eastAsia="Garamond" w:hAnsi="Aptos" w:cs="Times New Roman"/>
+          <w:color w:val="000000"/>
+          <w:sz w:val="18"/>
+          <w:szCs w:val="18"/>
         </w:rPr>
       </w:pPr>
       <w:r>
         <w:rPr>
-          <w:rFonts w:ascii="Times New Roman" w:hAnsi="Times New Roman" w:cs="Times New Roman"/>
-          <w:bCs/>
-          <w:sz w:val="20"/>
-          <w:szCs w:val="20"/>
-        </w:rPr>
-        <w:t xml:space="preserve">Maintained computer systems and supported robotics kits used in technical workshops </w:t>
+          <w:rFonts w:ascii="Aptos" w:eastAsia="Garamond" w:hAnsi="Aptos" w:cs="Times New Roman"/>
+          <w:color w:val="000000"/>
+          <w:sz w:val="18"/>
+          <w:szCs w:val="18"/>
+        </w:rPr>
+        <w:t>Supported computer systems, hardware, software, and technical workshop environments.</w:t>
       </w:r>
     </w:p>
     <w:p>
       <w:pPr>
-        <w:pStyle w:val="ListParagraph"/>
+        <w:widowControl w:val="0"/>
         <w:numPr>
           <w:ilvl w:val="0"/>
-          <w:numId w:val="38"/>
+          <w:numId w:val="41"/>
         </w:numPr>
-        <w:spacing w:after="160" w:line="278" w:lineRule="auto"/>
-        <w:rPr>
-          <w:rFonts w:ascii="Times New Roman" w:hAnsi="Times New Roman" w:cs="Times New Roman"/>
+        <w:pBdr>
+          <w:top w:val="nil"/>
+          <w:left w:val="nil"/>
+          <w:bottom w:val="nil"/>
+          <w:right w:val="nil"/>
+          <w:between w:val="nil"/>
+        </w:pBdr>
+        <w:spacing w:after="60"/>
+        <w:rPr>
+          <w:rFonts w:ascii="Aptos" w:eastAsia="Garamond" w:hAnsi="Aptos" w:cs="Times New Roman"/>
+          <w:b/>
           <w:bCs/>
-          <w:sz w:val="20"/>
-          <w:szCs w:val="20"/>
+          <w:color w:val="000000"/>
+          <w:sz w:val="18"/>
+          <w:szCs w:val="18"/>
         </w:rPr>
       </w:pPr>
       <w:r>
         <w:rPr>
-          <w:rFonts w:ascii="Times New Roman" w:hAnsi="Times New Roman" w:cs="Times New Roman"/>
-          <w:bCs/>
-          <w:sz w:val="20"/>
-          <w:szCs w:val="20"/>
-        </w:rPr>
-        <w:t xml:space="preserve">Assisted in setup and troubleshooting of hardware and software systems </w:t>
+          <w:rFonts w:ascii="Aptos" w:eastAsia="Garamond" w:hAnsi="Aptos" w:cs="Times New Roman"/>
+          <w:color w:val="000000"/>
+          <w:sz w:val="18"/>
+          <w:szCs w:val="18"/>
+        </w:rPr>
+        <w:t>Troubleshot technical issues and assisted with system configuration and user support.</w:t>
       </w:r>
     </w:p>
     <w:p>
       <w:pPr>
-        <w:pStyle w:val="ListParagraph"/>
+        <w:widowControl w:val="0"/>
         <w:numPr>
           <w:ilvl w:val="0"/>
-          <w:numId w:val="38"/>
+          <w:numId w:val="41"/>
         </w:numPr>
-        <w:spacing w:after="160" w:line="278" w:lineRule="auto"/>
-        <w:rPr>
-          <w:rFonts w:ascii="Times New Roman" w:hAnsi="Times New Roman" w:cs="Times New Roman"/>
+        <w:pBdr>
+          <w:top w:val="nil"/>
+          <w:left w:val="nil"/>
+          <w:bottom w:val="nil"/>
+          <w:right w:val="nil"/>
+          <w:between w:val="nil"/>
+        </w:pBdr>
+        <w:spacing w:after="60"/>
+        <w:rPr>
+          <w:rFonts w:ascii="Aptos" w:eastAsia="Garamond" w:hAnsi="Aptos" w:cs="Times New Roman"/>
+          <w:b/>
           <w:bCs/>
-          <w:sz w:val="20"/>
-          <w:szCs w:val="20"/>
+          <w:color w:val="000000"/>
+          <w:sz w:val="18"/>
+          <w:szCs w:val="18"/>
         </w:rPr>
       </w:pPr>
       <w:r>
         <w:rPr>
-          <w:rFonts w:ascii="Times New Roman" w:hAnsi="Times New Roman" w:cs="Times New Roman"/>
+          <w:rFonts w:ascii="Aptos" w:eastAsia="Garamond" w:hAnsi="Aptos" w:cs="Times New Roman"/>
+          <w:color w:val="000000"/>
+          <w:sz w:val="18"/>
+          <w:szCs w:val="18"/>
+        </w:rPr>
+        <w:t>Created technical documentation and instructional materials for technology workshops</w:t>
+      </w:r>
+      <w:r>
+        <w:rPr>
+          <w:rFonts w:ascii="Aptos" w:eastAsia="Garamond" w:hAnsi="Aptos" w:cs="Times New Roman"/>
+          <w:b/>
           <w:bCs/>
-          <w:sz w:val="20"/>
-          <w:szCs w:val="20"/>
-        </w:rPr>
-        <w:t xml:space="preserve">Developed technical learning materials for introductory robotics programming sessions </w:t>
-      </w:r>
-    </w:p>
-    <w:p>
-      <w:pPr>
-        <w:pStyle w:val="ListParagraph"/>
-        <w:numPr>
-          <w:ilvl w:val="0"/>
-          <w:numId w:val="38"/>
-        </w:numPr>
-        <w:spacing w:after="160" w:line="278" w:lineRule="auto"/>
-        <w:rPr>
-          <w:rFonts w:ascii="Times New Roman" w:hAnsi="Times New Roman" w:cs="Times New Roman"/>
-          <w:bCs/>
-          <w:sz w:val="20"/>
-          <w:szCs w:val="20"/>
-        </w:rPr>
-      </w:pPr>
-      <w:r>
-        <w:rPr>
-          <w:rFonts w:ascii="Times New Roman" w:hAnsi="Times New Roman" w:cs="Times New Roman"/>
-          <w:bCs/>
-          <w:sz w:val="20"/>
-          <w:szCs w:val="20"/>
-        </w:rPr>
-        <w:t>Supported operational continuity of lab equipment and training environments</w:t>
+          <w:color w:val="000000"/>
+          <w:sz w:val="18"/>
+          <w:szCs w:val="18"/>
+        </w:rPr>
+        <w:t>.</w:t>
       </w:r>
     </w:p>
     <w:p>
@@ -1532,105 +982,30 @@
         <w:pBdr>
           <w:top w:val="nil"/>
           <w:left w:val="nil"/>
-          <w:bottom w:val="single" w:sz="6" w:space="1" w:color="000000"/>
+          <w:bottom w:val="single" w:sz="4" w:space="1" w:color="auto"/>
           <w:right w:val="nil"/>
           <w:between w:val="nil"/>
         </w:pBdr>
-        <w:spacing w:line="252" w:lineRule="auto"/>
-        <w:rPr>
-          <w:rFonts w:ascii="Times New Roman" w:eastAsia="Garamond" w:hAnsi="Times New Roman" w:cs="Times New Roman"/>
-          <w:b/>
-          <w:color w:val="000000"/>
-          <w:sz w:val="20"/>
-          <w:szCs w:val="20"/>
-          <w:u w:val="single"/>
-        </w:rPr>
-      </w:pPr>
-      <w:r>
-        <w:rPr>
+        <w:spacing w:after="60"/>
+        <w:rPr>
+          <w:rFonts w:ascii="Aptos" w:eastAsia="Garamond" w:hAnsi="Aptos" w:cs="Times New Roman"/>
           <w:b/>
           <w:bCs/>
-          <w:noProof/>
-          <w:sz w:val="20"/>
-          <w:szCs w:val="20"/>
-          <w:u w:val="single"/>
-        </w:rPr>
-        <mc:AlternateContent>
-          <mc:Choice Requires="wps">
-            <w:drawing>
-              <wp:anchor distT="0" distB="0" distL="114300" distR="114300" simplePos="0" relativeHeight="251655680" behindDoc="0" locked="0" layoutInCell="1" allowOverlap="1" wp14:anchorId="3CF553D1" wp14:editId="007093C2">
-                <wp:simplePos x="0" y="0"/>
-                <wp:positionH relativeFrom="margin">
-                  <wp:align>right</wp:align>
-                </wp:positionH>
-                <wp:positionV relativeFrom="paragraph">
-                  <wp:posOffset>151130</wp:posOffset>
-                </wp:positionV>
-                <wp:extent cx="6889750" cy="12700"/>
-                <wp:effectExtent l="0" t="0" r="25400" b="25400"/>
-                <wp:wrapNone/>
-                <wp:docPr id="1114105661" name="Straight Connector 1"/>
-                <wp:cNvGraphicFramePr/>
-                <a:graphic xmlns:a="http://schemas.openxmlformats.org/drawingml/2006/main">
-                  <a:graphicData uri="http://schemas.microsoft.com/office/word/2010/wordprocessingShape">
-                    <wps:wsp>
-                      <wps:cNvCnPr/>
-                      <wps:spPr>
-                        <a:xfrm>
-                          <a:off x="0" y="0"/>
-                          <a:ext cx="6889750" cy="12700"/>
-                        </a:xfrm>
-                        <a:prstGeom prst="line">
-                          <a:avLst/>
-                        </a:prstGeom>
-                        <a:ln/>
-                      </wps:spPr>
-                      <wps:style>
-                        <a:lnRef idx="1">
-                          <a:schemeClr val="dk1"/>
-                        </a:lnRef>
-                        <a:fillRef idx="0">
-                          <a:schemeClr val="dk1"/>
-                        </a:fillRef>
-                        <a:effectRef idx="0">
-                          <a:schemeClr val="dk1"/>
-                        </a:effectRef>
-                        <a:fontRef idx="minor">
-                          <a:schemeClr val="tx1"/>
-                        </a:fontRef>
-                      </wps:style>
-                      <wps:bodyPr/>
-                    </wps:wsp>
-                  </a:graphicData>
-                </a:graphic>
-                <wp14:sizeRelH relativeFrom="margin">
-                  <wp14:pctWidth>0</wp14:pctWidth>
-                </wp14:sizeRelH>
-                <wp14:sizeRelV relativeFrom="margin">
-                  <wp14:pctHeight>0</wp14:pctHeight>
-                </wp14:sizeRelV>
-              </wp:anchor>
-            </w:drawing>
-          </mc:Choice>
-          <mc:Fallback>
-            <w:pict>
-              <v:line w14:anchorId="1BA0CADB" id="Straight Connector 1" o:spid="_x0000_s1026" style="position:absolute;z-index:251655680;visibility:visible;mso-wrap-style:square;mso-width-percent:0;mso-height-percent:0;mso-wrap-distance-left:9pt;mso-wrap-distance-top:0;mso-wrap-distance-right:9pt;mso-wrap-distance-bottom:0;mso-position-horizontal:right;mso-position-horizontal-relative:margin;mso-position-vertical:absolute;mso-position-vertical-relative:text;mso-width-percent:0;mso-height-percent:0;mso-width-relative:margin;mso-height-relative:margin" from="491.3pt,11.9pt" to="1033.8pt,12.9pt" o:gfxdata="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" strokecolor="black [3040]">
-                <w10:wrap anchorx="margin"/>
-              </v:line>
-            </w:pict>
-          </mc:Fallback>
-        </mc:AlternateContent>
-      </w:r>
+          <w:color w:val="000000"/>
+          <w:sz w:val="18"/>
+          <w:szCs w:val="18"/>
+        </w:rPr>
+      </w:pPr>
       <w:r>
         <w:rPr>
-          <w:rFonts w:ascii="Times New Roman" w:eastAsia="Garamond" w:hAnsi="Times New Roman" w:cs="Times New Roman"/>
+          <w:rFonts w:ascii="Aptos" w:eastAsia="Garamond" w:hAnsi="Aptos" w:cs="Times New Roman"/>
           <w:b/>
-          <w:color w:val="000000"/>
-          <w:sz w:val="20"/>
-          <w:szCs w:val="20"/>
-          <w:u w:val="single"/>
-        </w:rPr>
-        <w:t xml:space="preserve">EDUCATION </w:t>
+          <w:bCs/>
+          <w:color w:val="000000"/>
+          <w:sz w:val="18"/>
+          <w:szCs w:val="18"/>
+        </w:rPr>
+        <w:t>RESEARCH &amp; PUBLICATION</w:t>
       </w:r>
     </w:p>
     <w:p>
@@ -1643,166 +1018,152 @@
           <w:right w:val="nil"/>
           <w:between w:val="nil"/>
         </w:pBdr>
-        <w:spacing w:line="252" w:lineRule="auto"/>
-        <w:rPr>
-          <w:rFonts w:ascii="Times New Roman" w:eastAsia="Garamond" w:hAnsi="Times New Roman" w:cs="Times New Roman"/>
+        <w:spacing w:after="60"/>
+        <w:rPr>
+          <w:rFonts w:ascii="Aptos" w:eastAsia="Garamond" w:hAnsi="Aptos" w:cs="Times New Roman"/>
           <w:b/>
-          <w:color w:val="000000"/>
-          <w:sz w:val="20"/>
-          <w:szCs w:val="20"/>
+          <w:bCs/>
+          <w:i/>
+          <w:iCs/>
+          <w:color w:val="000000"/>
+          <w:sz w:val="18"/>
+          <w:szCs w:val="18"/>
         </w:rPr>
       </w:pPr>
       <w:r>
         <w:rPr>
-          <w:rFonts w:ascii="Times New Roman" w:eastAsia="Garamond" w:hAnsi="Times New Roman" w:cs="Times New Roman"/>
+          <w:rFonts w:ascii="Aptos" w:eastAsia="Garamond" w:hAnsi="Aptos" w:cs="Times New Roman"/>
           <w:b/>
-          <w:color w:val="000000"/>
-          <w:sz w:val="20"/>
-          <w:szCs w:val="20"/>
-        </w:rPr>
-        <w:t>Algoma</w:t>
+          <w:bCs/>
+          <w:color w:val="000000"/>
+          <w:sz w:val="18"/>
+          <w:szCs w:val="18"/>
+        </w:rPr>
+        <w:t>Rethinking Human-Aligned Evaluation: An Analysis of Semantic Metrics Beyond WER</w:t>
       </w:r>
       <w:r>
         <w:rPr>
-          <w:rFonts w:ascii="Times New Roman" w:eastAsia="Garamond" w:hAnsi="Times New Roman" w:cs="Times New Roman"/>
+          <w:rFonts w:ascii="Aptos" w:eastAsia="Garamond" w:hAnsi="Aptos" w:cs="Times New Roman"/>
           <w:b/>
-          <w:color w:val="000000"/>
-          <w:sz w:val="20"/>
-          <w:szCs w:val="20"/>
-        </w:rPr>
-        <w:t xml:space="preserve"> University</w:t>
+          <w:bCs/>
+          <w:color w:val="000000"/>
+          <w:sz w:val="18"/>
+          <w:szCs w:val="18"/>
+        </w:rPr>
+        <w:br/>
       </w:r>
       <w:r>
         <w:rPr>
-          <w:rFonts w:ascii="Times New Roman" w:eastAsia="Garamond" w:hAnsi="Times New Roman" w:cs="Times New Roman"/>
+          <w:rFonts w:ascii="Aptos" w:eastAsia="Garamond" w:hAnsi="Aptos" w:cs="Times New Roman"/>
+          <w:i/>
+          <w:iCs/>
+          <w:color w:val="000000"/>
+          <w:sz w:val="18"/>
+          <w:szCs w:val="18"/>
+        </w:rPr>
+        <w:t xml:space="preserve">First Author | </w:t>
+      </w:r>
+      <w:proofErr w:type="spellStart"/>
+      <w:r>
+        <w:rPr>
+          <w:rFonts w:ascii="Aptos" w:eastAsia="Garamond" w:hAnsi="Aptos" w:cs="Times New Roman"/>
+          <w:i/>
+          <w:iCs/>
+          <w:color w:val="000000"/>
+          <w:sz w:val="18"/>
+          <w:szCs w:val="18"/>
+        </w:rPr>
+        <w:t>arXiv</w:t>
+      </w:r>
+      <w:proofErr w:type="spellEnd"/>
+      <w:r>
+        <w:rPr>
+          <w:rFonts w:ascii="Aptos" w:eastAsia="Garamond" w:hAnsi="Aptos" w:cs="Times New Roman"/>
+          <w:i/>
+          <w:iCs/>
+          <w:color w:val="000000"/>
+          <w:sz w:val="18"/>
+          <w:szCs w:val="18"/>
+        </w:rPr>
+        <w:t xml:space="preserve"> Preprint | 2026 | </w:t>
+      </w:r>
+      <w:hyperlink r:id="rId12" w:history="1">
+        <w:r>
+          <w:rPr>
+            <w:rStyle w:val="Hyperlink"/>
+            <w:rFonts w:ascii="Aptos" w:eastAsia="Garamond" w:hAnsi="Aptos" w:cs="Times New Roman"/>
+            <w:i/>
+            <w:iCs/>
+            <w:sz w:val="18"/>
+            <w:szCs w:val="18"/>
+          </w:rPr>
+          <w:t>[View Paper]</w:t>
+        </w:r>
+      </w:hyperlink>
+    </w:p>
+    <w:p>
+      <w:pPr>
+        <w:pStyle w:val="ListParagraph"/>
+        <w:widowControl w:val="0"/>
+        <w:numPr>
+          <w:ilvl w:val="0"/>
+          <w:numId w:val="52"/>
+        </w:numPr>
+        <w:pBdr>
+          <w:top w:val="nil"/>
+          <w:left w:val="nil"/>
+          <w:bottom w:val="nil"/>
+          <w:right w:val="nil"/>
+          <w:between w:val="nil"/>
+        </w:pBdr>
+        <w:spacing w:after="60"/>
+        <w:rPr>
+          <w:rFonts w:ascii="Aptos" w:eastAsia="Garamond" w:hAnsi="Aptos" w:cs="Times New Roman"/>
+          <w:color w:val="000000"/>
+          <w:sz w:val="18"/>
+          <w:szCs w:val="18"/>
+        </w:rPr>
+      </w:pPr>
+      <w:r>
+        <w:rPr>
+          <w:rFonts w:ascii="Aptos" w:eastAsia="Garamond" w:hAnsi="Aptos" w:cs="Times New Roman"/>
+          <w:color w:val="000000"/>
+          <w:sz w:val="18"/>
+          <w:szCs w:val="18"/>
+        </w:rPr>
+        <w:t>Conducted human-aligned speech-recognition evaluation using human-assessed data, Python-based analysis, data validation, and metric comparison.</w:t>
+      </w:r>
+    </w:p>
+    <w:p>
+      <w:pPr>
+        <w:widowControl w:val="0"/>
+        <w:pBdr>
+          <w:top w:val="nil"/>
+          <w:left w:val="nil"/>
+          <w:bottom w:val="single" w:sz="4" w:space="1" w:color="auto"/>
+          <w:right w:val="nil"/>
+          <w:between w:val="nil"/>
+        </w:pBdr>
+        <w:spacing w:after="60"/>
+        <w:rPr>
+          <w:rFonts w:ascii="Aptos" w:eastAsia="Garamond" w:hAnsi="Aptos" w:cs="Times New Roman"/>
           <w:b/>
-          <w:color w:val="000000"/>
-          <w:sz w:val="20"/>
-          <w:szCs w:val="20"/>
-        </w:rPr>
-        <w:t xml:space="preserve">           </w:t>
-      </w:r>
+          <w:bCs/>
+          <w:color w:val="000000"/>
+          <w:sz w:val="18"/>
+          <w:szCs w:val="18"/>
+        </w:rPr>
+      </w:pPr>
       <w:r>
         <w:rPr>
-          <w:rFonts w:ascii="Times New Roman" w:eastAsia="Garamond" w:hAnsi="Times New Roman" w:cs="Times New Roman"/>
+          <w:rFonts w:ascii="Aptos" w:eastAsia="Garamond" w:hAnsi="Aptos" w:cs="Times New Roman"/>
           <w:b/>
-          <w:color w:val="000000"/>
-          <w:sz w:val="20"/>
-          <w:szCs w:val="20"/>
-        </w:rPr>
-        <w:tab/>
-      </w:r>
-      <w:r>
-        <w:rPr>
-          <w:rFonts w:ascii="Times New Roman" w:eastAsia="Garamond" w:hAnsi="Times New Roman" w:cs="Times New Roman"/>
-          <w:b/>
-          <w:color w:val="000000"/>
-          <w:sz w:val="20"/>
-          <w:szCs w:val="20"/>
-        </w:rPr>
-        <w:tab/>
-      </w:r>
-      <w:r>
-        <w:rPr>
-          <w:rFonts w:ascii="Times New Roman" w:eastAsia="Garamond" w:hAnsi="Times New Roman" w:cs="Times New Roman"/>
-          <w:b/>
-          <w:color w:val="000000"/>
-          <w:sz w:val="20"/>
-          <w:szCs w:val="20"/>
-        </w:rPr>
-        <w:tab/>
-      </w:r>
-      <w:r>
-        <w:rPr>
-          <w:rFonts w:ascii="Times New Roman" w:eastAsia="Garamond" w:hAnsi="Times New Roman" w:cs="Times New Roman"/>
-          <w:b/>
-          <w:color w:val="000000"/>
-          <w:sz w:val="20"/>
-          <w:szCs w:val="20"/>
-        </w:rPr>
-        <w:tab/>
-        <w:t xml:space="preserve">                     </w:t>
-      </w:r>
-      <w:r>
-        <w:rPr>
-          <w:rFonts w:ascii="Times New Roman" w:eastAsia="Garamond" w:hAnsi="Times New Roman" w:cs="Times New Roman"/>
-          <w:b/>
-          <w:color w:val="000000"/>
-          <w:sz w:val="20"/>
-          <w:szCs w:val="20"/>
-        </w:rPr>
-        <w:tab/>
-        <w:t xml:space="preserve">   </w:t>
-      </w:r>
-      <w:r>
-        <w:rPr>
-          <w:rFonts w:ascii="Times New Roman" w:eastAsia="Garamond" w:hAnsi="Times New Roman" w:cs="Times New Roman"/>
-          <w:b/>
-          <w:color w:val="000000"/>
-          <w:sz w:val="20"/>
-          <w:szCs w:val="20"/>
-        </w:rPr>
-        <w:t xml:space="preserve">                </w:t>
-      </w:r>
-      <w:r>
-        <w:rPr>
-          <w:rFonts w:ascii="Times New Roman" w:eastAsia="Garamond" w:hAnsi="Times New Roman" w:cs="Times New Roman"/>
-          <w:b/>
-          <w:color w:val="000000"/>
-          <w:sz w:val="20"/>
-          <w:szCs w:val="20"/>
-        </w:rPr>
-        <w:t xml:space="preserve">                 </w:t>
-      </w:r>
-      <w:r>
-        <w:rPr>
-          <w:rFonts w:ascii="Times New Roman" w:eastAsia="Garamond" w:hAnsi="Times New Roman" w:cs="Times New Roman"/>
-          <w:b/>
-          <w:color w:val="000000"/>
-          <w:sz w:val="20"/>
-          <w:szCs w:val="20"/>
-        </w:rPr>
-        <w:t xml:space="preserve"> </w:t>
-      </w:r>
-      <w:r>
-        <w:rPr>
-          <w:rFonts w:ascii="Times New Roman" w:eastAsia="Garamond" w:hAnsi="Times New Roman" w:cs="Times New Roman"/>
-          <w:b/>
-          <w:color w:val="000000"/>
-          <w:sz w:val="20"/>
-          <w:szCs w:val="20"/>
-        </w:rPr>
-        <w:t xml:space="preserve">               </w:t>
-      </w:r>
-      <w:r>
-        <w:rPr>
-          <w:rFonts w:ascii="Times New Roman" w:eastAsia="Garamond" w:hAnsi="Times New Roman" w:cs="Times New Roman"/>
-          <w:b/>
-          <w:color w:val="000000"/>
-          <w:sz w:val="20"/>
-          <w:szCs w:val="20"/>
-        </w:rPr>
-        <w:t xml:space="preserve">  </w:t>
-      </w:r>
-      <w:r>
-        <w:rPr>
-          <w:rFonts w:ascii="Times New Roman" w:eastAsia="Garamond" w:hAnsi="Times New Roman" w:cs="Times New Roman"/>
-          <w:b/>
-          <w:color w:val="000000"/>
-          <w:sz w:val="20"/>
-          <w:szCs w:val="20"/>
-        </w:rPr>
-        <w:t xml:space="preserve">               </w:t>
-      </w:r>
-      <w:r>
-        <w:rPr>
-          <w:rFonts w:ascii="Times New Roman" w:eastAsia="Garamond" w:hAnsi="Times New Roman" w:cs="Times New Roman"/>
-          <w:b/>
-          <w:color w:val="000000"/>
-          <w:sz w:val="20"/>
-          <w:szCs w:val="20"/>
-        </w:rPr>
-        <w:t xml:space="preserve"> </w:t>
+          <w:bCs/>
+          <w:color w:val="000000"/>
+          <w:sz w:val="18"/>
+          <w:szCs w:val="18"/>
+        </w:rPr>
+        <w:t>PROJECTS</w:t>
       </w:r>
     </w:p>
     <w:p>
@@ -1815,104 +1176,158 @@
           <w:right w:val="nil"/>
           <w:between w:val="nil"/>
         </w:pBdr>
-        <w:spacing w:line="252" w:lineRule="auto"/>
-        <w:rPr>
-          <w:rFonts w:ascii="Times New Roman" w:eastAsia="Garamond" w:hAnsi="Times New Roman" w:cs="Times New Roman"/>
-          <w:i/>
-          <w:color w:val="000000"/>
-          <w:sz w:val="20"/>
-          <w:szCs w:val="20"/>
+        <w:spacing w:after="60"/>
+        <w:rPr>
+          <w:rFonts w:ascii="Aptos" w:eastAsia="Garamond" w:hAnsi="Aptos" w:cs="Times New Roman"/>
+          <w:b/>
+          <w:bCs/>
+          <w:color w:val="000000"/>
+          <w:sz w:val="18"/>
+          <w:szCs w:val="18"/>
         </w:rPr>
       </w:pPr>
       <w:r>
         <w:rPr>
-          <w:rFonts w:ascii="Times New Roman" w:eastAsia="Garamond" w:hAnsi="Times New Roman" w:cs="Times New Roman"/>
-          <w:i/>
-          <w:color w:val="000000"/>
-          <w:sz w:val="20"/>
-          <w:szCs w:val="20"/>
-        </w:rPr>
-        <w:t>B</w:t>
+          <w:rFonts w:ascii="Aptos" w:eastAsia="Garamond" w:hAnsi="Aptos" w:cs="Times New Roman"/>
+          <w:b/>
+          <w:bCs/>
+          <w:color w:val="000000"/>
+          <w:sz w:val="18"/>
+          <w:szCs w:val="18"/>
+        </w:rPr>
+        <w:t>Toronto 311 Service Request Analysis | SQL • PostgreSQL • Power BI • Python</w:t>
       </w:r>
+    </w:p>
+    <w:p>
+      <w:pPr>
+        <w:pStyle w:val="ListParagraph"/>
+        <w:widowControl w:val="0"/>
+        <w:numPr>
+          <w:ilvl w:val="0"/>
+          <w:numId w:val="41"/>
+        </w:numPr>
+        <w:pBdr>
+          <w:top w:val="nil"/>
+          <w:left w:val="nil"/>
+          <w:bottom w:val="nil"/>
+          <w:right w:val="nil"/>
+          <w:between w:val="nil"/>
+        </w:pBdr>
+        <w:spacing w:after="60"/>
+        <w:rPr>
+          <w:rFonts w:ascii="Aptos" w:eastAsia="Garamond" w:hAnsi="Aptos" w:cs="Times New Roman"/>
+          <w:color w:val="000000"/>
+          <w:sz w:val="18"/>
+          <w:szCs w:val="18"/>
+        </w:rPr>
+      </w:pPr>
       <w:r>
         <w:rPr>
-          <w:rFonts w:ascii="Times New Roman" w:eastAsia="Garamond" w:hAnsi="Times New Roman" w:cs="Times New Roman"/>
-          <w:i/>
-          <w:color w:val="000000"/>
-          <w:sz w:val="20"/>
-          <w:szCs w:val="20"/>
-        </w:rPr>
-        <w:t>S</w:t>
+          <w:rFonts w:ascii="Aptos" w:eastAsia="Garamond" w:hAnsi="Aptos" w:cs="Times New Roman"/>
+          <w:color w:val="000000"/>
+          <w:sz w:val="18"/>
+          <w:szCs w:val="18"/>
+        </w:rPr>
+        <w:t>Analyzed 500,000+ Toronto 311 service requests through an end-to-end analytics workflow.</w:t>
       </w:r>
+    </w:p>
+    <w:p>
+      <w:pPr>
+        <w:pStyle w:val="ListParagraph"/>
+        <w:widowControl w:val="0"/>
+        <w:numPr>
+          <w:ilvl w:val="0"/>
+          <w:numId w:val="41"/>
+        </w:numPr>
+        <w:pBdr>
+          <w:top w:val="nil"/>
+          <w:left w:val="nil"/>
+          <w:bottom w:val="nil"/>
+          <w:right w:val="nil"/>
+          <w:between w:val="nil"/>
+        </w:pBdr>
+        <w:spacing w:after="60"/>
+        <w:rPr>
+          <w:rFonts w:ascii="Aptos" w:eastAsia="Garamond" w:hAnsi="Aptos" w:cs="Times New Roman"/>
+          <w:color w:val="000000"/>
+          <w:sz w:val="18"/>
+          <w:szCs w:val="18"/>
+        </w:rPr>
+      </w:pPr>
       <w:r>
         <w:rPr>
-          <w:rFonts w:ascii="Times New Roman" w:eastAsia="Garamond" w:hAnsi="Times New Roman" w:cs="Times New Roman"/>
-          <w:i/>
-          <w:color w:val="000000"/>
-          <w:sz w:val="20"/>
-          <w:szCs w:val="20"/>
-        </w:rPr>
-        <w:t>C, Honors</w:t>
+          <w:rFonts w:ascii="Aptos" w:eastAsia="Garamond" w:hAnsi="Aptos" w:cs="Times New Roman"/>
+          <w:color w:val="000000"/>
+          <w:sz w:val="18"/>
+          <w:szCs w:val="18"/>
+        </w:rPr>
+        <w:t>Repaired and validated 36,189 malformed records while preserving all 500,269 rows.</w:t>
       </w:r>
+    </w:p>
+    <w:p>
+      <w:pPr>
+        <w:pStyle w:val="ListParagraph"/>
+        <w:widowControl w:val="0"/>
+        <w:numPr>
+          <w:ilvl w:val="0"/>
+          <w:numId w:val="41"/>
+        </w:numPr>
+        <w:pBdr>
+          <w:top w:val="nil"/>
+          <w:left w:val="nil"/>
+          <w:bottom w:val="nil"/>
+          <w:right w:val="nil"/>
+          <w:between w:val="nil"/>
+        </w:pBdr>
+        <w:spacing w:after="60"/>
+        <w:rPr>
+          <w:rFonts w:ascii="Aptos" w:eastAsia="Garamond" w:hAnsi="Aptos" w:cs="Times New Roman"/>
+          <w:color w:val="000000"/>
+          <w:sz w:val="18"/>
+          <w:szCs w:val="18"/>
+        </w:rPr>
+      </w:pPr>
       <w:r>
         <w:rPr>
-          <w:rFonts w:ascii="Times New Roman" w:eastAsia="Garamond" w:hAnsi="Times New Roman" w:cs="Times New Roman"/>
-          <w:i/>
-          <w:color w:val="000000"/>
-          <w:sz w:val="20"/>
-          <w:szCs w:val="20"/>
-        </w:rPr>
-        <w:t xml:space="preserve"> </w:t>
+          <w:rFonts w:ascii="Aptos" w:eastAsia="Garamond" w:hAnsi="Aptos" w:cs="Times New Roman"/>
+          <w:color w:val="000000"/>
+          <w:sz w:val="18"/>
+          <w:szCs w:val="18"/>
+        </w:rPr>
+        <w:t>Built PostgreSQL staging and analytical workflows using SQL CTEs, window functions, ranking, and views.</w:t>
       </w:r>
+    </w:p>
+    <w:p>
+      <w:pPr>
+        <w:pStyle w:val="ListParagraph"/>
+        <w:widowControl w:val="0"/>
+        <w:numPr>
+          <w:ilvl w:val="0"/>
+          <w:numId w:val="41"/>
+        </w:numPr>
+        <w:pBdr>
+          <w:top w:val="nil"/>
+          <w:left w:val="nil"/>
+          <w:bottom w:val="nil"/>
+          <w:right w:val="nil"/>
+          <w:between w:val="nil"/>
+        </w:pBdr>
+        <w:spacing w:after="60"/>
+        <w:rPr>
+          <w:rFonts w:ascii="Aptos" w:eastAsia="Garamond" w:hAnsi="Aptos" w:cs="Times New Roman"/>
+          <w:color w:val="000000"/>
+          <w:sz w:val="18"/>
+          <w:szCs w:val="18"/>
+        </w:rPr>
+      </w:pPr>
       <w:r>
         <w:rPr>
-          <w:rFonts w:ascii="Times New Roman" w:eastAsia="Garamond" w:hAnsi="Times New Roman" w:cs="Times New Roman"/>
-          <w:i/>
-          <w:color w:val="000000"/>
-          <w:sz w:val="20"/>
-          <w:szCs w:val="20"/>
-        </w:rPr>
-        <w:t>Computer Science</w:t>
-      </w:r>
-      <w:r>
-        <w:rPr>
-          <w:rFonts w:ascii="Times New Roman" w:eastAsia="Garamond" w:hAnsi="Times New Roman" w:cs="Times New Roman"/>
-          <w:i/>
-          <w:color w:val="000000"/>
-          <w:sz w:val="20"/>
-          <w:szCs w:val="20"/>
-        </w:rPr>
-        <w:t xml:space="preserve"> </w:t>
-      </w:r>
-      <w:r>
-        <w:rPr>
-          <w:rFonts w:ascii="Times New Roman" w:eastAsia="Garamond" w:hAnsi="Times New Roman" w:cs="Times New Roman"/>
-          <w:i/>
-          <w:color w:val="000000"/>
-          <w:sz w:val="20"/>
-          <w:szCs w:val="20"/>
-        </w:rPr>
-        <w:t xml:space="preserve">     </w:t>
-      </w:r>
-      <w:r>
-        <w:rPr>
-          <w:rFonts w:ascii="Times New Roman" w:eastAsia="Garamond" w:hAnsi="Times New Roman" w:cs="Times New Roman"/>
-          <w:i/>
-          <w:color w:val="000000"/>
-          <w:sz w:val="20"/>
-          <w:szCs w:val="20"/>
-        </w:rPr>
-        <w:t xml:space="preserve">                                                                                                                 </w:t>
-      </w:r>
-      <w:r>
-        <w:rPr>
-          <w:rFonts w:ascii="Times New Roman" w:eastAsia="Garamond" w:hAnsi="Times New Roman" w:cs="Times New Roman"/>
-          <w:i/>
-          <w:color w:val="000000"/>
-          <w:sz w:val="20"/>
-          <w:szCs w:val="20"/>
-        </w:rPr>
-        <w:t xml:space="preserve">                  Brampton, ON</w:t>
+          <w:rFonts w:ascii="Aptos" w:eastAsia="Garamond" w:hAnsi="Aptos" w:cs="Times New Roman"/>
+          <w:color w:val="000000"/>
+          <w:sz w:val="18"/>
+          <w:szCs w:val="18"/>
+        </w:rPr>
+        <w:t>Analyzed service demand by month, division, request type, ward, and status and built a two-page Power BI dashboard for operational reporting.</w:t>
       </w:r>
     </w:p>
     <w:p>
@@ -1925,15 +1340,121 @@
           <w:right w:val="nil"/>
           <w:between w:val="nil"/>
         </w:pBdr>
-        <w:spacing w:line="252" w:lineRule="auto"/>
-        <w:rPr>
-          <w:rFonts w:ascii="Times New Roman" w:eastAsia="Garamond" w:hAnsi="Times New Roman" w:cs="Times New Roman"/>
-          <w:i/>
-          <w:color w:val="000000"/>
-          <w:sz w:val="20"/>
-          <w:szCs w:val="20"/>
-        </w:rPr>
-      </w:pPr>
+        <w:spacing w:after="60"/>
+        <w:rPr>
+          <w:rFonts w:ascii="Aptos" w:eastAsia="Garamond" w:hAnsi="Aptos" w:cs="Times New Roman"/>
+          <w:color w:val="000000"/>
+          <w:sz w:val="18"/>
+          <w:szCs w:val="18"/>
+        </w:rPr>
+      </w:pPr>
+      <w:r>
+        <w:rPr>
+          <w:rFonts w:ascii="Aptos" w:eastAsia="Garamond" w:hAnsi="Aptos" w:cs="Times New Roman"/>
+          <w:b/>
+          <w:bCs/>
+          <w:color w:val="000000"/>
+          <w:sz w:val="18"/>
+          <w:szCs w:val="18"/>
+        </w:rPr>
+        <w:t>Toronto Bike Share 2025 Analysis | Python • Pandas • Matplotlib</w:t>
+      </w:r>
+    </w:p>
+    <w:p>
+      <w:pPr>
+        <w:widowControl w:val="0"/>
+        <w:numPr>
+          <w:ilvl w:val="0"/>
+          <w:numId w:val="49"/>
+        </w:numPr>
+        <w:pBdr>
+          <w:top w:val="nil"/>
+          <w:left w:val="nil"/>
+          <w:bottom w:val="nil"/>
+          <w:right w:val="nil"/>
+          <w:between w:val="nil"/>
+        </w:pBdr>
+        <w:spacing w:after="60"/>
+        <w:rPr>
+          <w:rFonts w:ascii="Aptos" w:eastAsia="Garamond" w:hAnsi="Aptos" w:cs="Times New Roman"/>
+          <w:color w:val="000000"/>
+          <w:sz w:val="18"/>
+          <w:szCs w:val="18"/>
+        </w:rPr>
+      </w:pPr>
+      <w:r>
+        <w:rPr>
+          <w:rFonts w:ascii="Aptos" w:eastAsia="Garamond" w:hAnsi="Aptos" w:cs="Times New Roman"/>
+          <w:color w:val="000000"/>
+          <w:sz w:val="18"/>
+          <w:szCs w:val="18"/>
+        </w:rPr>
+        <w:t>Analyzed 7.8M+ trips across 12 months to investigate seasonality, rider behavior, trip duration, and station usage.</w:t>
+      </w:r>
+    </w:p>
+    <w:p>
+      <w:pPr>
+        <w:widowControl w:val="0"/>
+        <w:numPr>
+          <w:ilvl w:val="0"/>
+          <w:numId w:val="49"/>
+        </w:numPr>
+        <w:pBdr>
+          <w:top w:val="nil"/>
+          <w:left w:val="nil"/>
+          <w:bottom w:val="nil"/>
+          <w:right w:val="nil"/>
+          <w:between w:val="nil"/>
+        </w:pBdr>
+        <w:spacing w:after="60"/>
+        <w:rPr>
+          <w:rFonts w:ascii="Aptos" w:eastAsia="Garamond" w:hAnsi="Aptos" w:cs="Times New Roman"/>
+          <w:color w:val="000000"/>
+          <w:sz w:val="18"/>
+          <w:szCs w:val="18"/>
+        </w:rPr>
+      </w:pPr>
+      <w:r>
+        <w:rPr>
+          <w:rFonts w:ascii="Aptos" w:eastAsia="Garamond" w:hAnsi="Aptos" w:cs="Times New Roman"/>
+          <w:color w:val="000000"/>
+          <w:sz w:val="18"/>
+          <w:szCs w:val="18"/>
+        </w:rPr>
+        <w:t>Compared Member and Casual rider patterns and identified weekday commuting and weekend usage trends.</w:t>
+      </w:r>
+    </w:p>
+    <w:p>
+      <w:pPr>
+        <w:widowControl w:val="0"/>
+        <w:numPr>
+          <w:ilvl w:val="0"/>
+          <w:numId w:val="49"/>
+        </w:numPr>
+        <w:pBdr>
+          <w:top w:val="nil"/>
+          <w:left w:val="nil"/>
+          <w:bottom w:val="nil"/>
+          <w:right w:val="nil"/>
+          <w:between w:val="nil"/>
+        </w:pBdr>
+        <w:spacing w:after="60"/>
+        <w:rPr>
+          <w:rFonts w:ascii="Aptos" w:eastAsia="Garamond" w:hAnsi="Aptos" w:cs="Times New Roman"/>
+          <w:color w:val="000000"/>
+          <w:sz w:val="18"/>
+          <w:szCs w:val="18"/>
+        </w:rPr>
+      </w:pPr>
+      <w:r>
+        <w:rPr>
+          <w:rFonts w:ascii="Aptos" w:eastAsia="Garamond" w:hAnsi="Aptos" w:cs="Times New Roman"/>
+          <w:color w:val="000000"/>
+          <w:sz w:val="18"/>
+          <w:szCs w:val="18"/>
+        </w:rPr>
+        <w:t>Performed data-quality validation, including investigation of DST-related time discrepancies.</w:t>
+      </w:r>
     </w:p>
     <w:p>
       <w:pPr>
@@ -1945,19 +1466,240 @@
           <w:right w:val="nil"/>
           <w:between w:val="nil"/>
         </w:pBdr>
-        <w:spacing w:line="252" w:lineRule="auto"/>
-        <w:rPr>
-          <w:rFonts w:ascii="Times New Roman" w:eastAsia="Garamond" w:hAnsi="Times New Roman" w:cs="Times New Roman"/>
+        <w:spacing w:after="60"/>
+        <w:rPr>
+          <w:rFonts w:ascii="Aptos" w:eastAsia="Garamond" w:hAnsi="Aptos" w:cs="Times New Roman"/>
           <w:b/>
           <w:bCs/>
           <w:color w:val="000000"/>
-        </w:rPr>
-      </w:pPr>
+          <w:sz w:val="18"/>
+          <w:szCs w:val="18"/>
+        </w:rPr>
+      </w:pPr>
+      <w:r>
+        <w:rPr>
+          <w:rFonts w:ascii="Aptos" w:eastAsia="Garamond" w:hAnsi="Aptos" w:cs="Times New Roman"/>
+          <w:b/>
+          <w:bCs/>
+          <w:color w:val="000000"/>
+          <w:sz w:val="18"/>
+          <w:szCs w:val="18"/>
+        </w:rPr>
+        <w:t>Sales &amp; Operations Performance Dashboard | Power BI • Power Query • DAX • Excel</w:t>
+      </w:r>
+    </w:p>
+    <w:p>
+      <w:pPr>
+        <w:pStyle w:val="ListParagraph"/>
+        <w:widowControl w:val="0"/>
+        <w:numPr>
+          <w:ilvl w:val="0"/>
+          <w:numId w:val="41"/>
+        </w:numPr>
+        <w:pBdr>
+          <w:top w:val="nil"/>
+          <w:left w:val="nil"/>
+          <w:bottom w:val="nil"/>
+          <w:right w:val="nil"/>
+          <w:between w:val="nil"/>
+        </w:pBdr>
+        <w:spacing w:after="60"/>
+        <w:rPr>
+          <w:rFonts w:ascii="Aptos" w:eastAsia="Garamond" w:hAnsi="Aptos" w:cs="Times New Roman"/>
+          <w:color w:val="000000"/>
+          <w:sz w:val="18"/>
+          <w:szCs w:val="18"/>
+        </w:rPr>
+      </w:pPr>
+      <w:r>
+        <w:rPr>
+          <w:rFonts w:ascii="Aptos" w:eastAsia="Garamond" w:hAnsi="Aptos" w:cs="Times New Roman"/>
+          <w:color w:val="000000"/>
+          <w:sz w:val="18"/>
+          <w:szCs w:val="18"/>
+        </w:rPr>
+        <w:t>Cleaned and transformed Canadian sales and operations data using Power Query.</w:t>
+      </w:r>
+    </w:p>
+    <w:p>
+      <w:pPr>
+        <w:pStyle w:val="ListParagraph"/>
+        <w:widowControl w:val="0"/>
+        <w:numPr>
+          <w:ilvl w:val="0"/>
+          <w:numId w:val="41"/>
+        </w:numPr>
+        <w:pBdr>
+          <w:top w:val="nil"/>
+          <w:left w:val="nil"/>
+          <w:bottom w:val="nil"/>
+          <w:right w:val="nil"/>
+          <w:between w:val="nil"/>
+        </w:pBdr>
+        <w:spacing w:after="60"/>
+        <w:rPr>
+          <w:rFonts w:ascii="Aptos" w:eastAsia="Garamond" w:hAnsi="Aptos" w:cs="Times New Roman"/>
+          <w:color w:val="000000"/>
+          <w:sz w:val="18"/>
+          <w:szCs w:val="18"/>
+        </w:rPr>
+      </w:pPr>
+      <w:r>
+        <w:rPr>
+          <w:rFonts w:ascii="Aptos" w:eastAsia="Garamond" w:hAnsi="Aptos" w:cs="Times New Roman"/>
+          <w:color w:val="000000"/>
+          <w:sz w:val="18"/>
+          <w:szCs w:val="18"/>
+        </w:rPr>
+        <w:t>Developed DAX measures and KPI reporting for revenue, profit, profit margin, order volume, and on-time delivery.</w:t>
+      </w:r>
+    </w:p>
+    <w:p>
+      <w:pPr>
+        <w:pStyle w:val="ListParagraph"/>
+        <w:widowControl w:val="0"/>
+        <w:numPr>
+          <w:ilvl w:val="0"/>
+          <w:numId w:val="41"/>
+        </w:numPr>
+        <w:pBdr>
+          <w:top w:val="nil"/>
+          <w:left w:val="nil"/>
+          <w:bottom w:val="nil"/>
+          <w:right w:val="nil"/>
+          <w:between w:val="nil"/>
+        </w:pBdr>
+        <w:spacing w:after="60"/>
+        <w:rPr>
+          <w:rFonts w:ascii="Aptos" w:eastAsia="Garamond" w:hAnsi="Aptos" w:cs="Times New Roman"/>
+          <w:color w:val="000000"/>
+          <w:sz w:val="18"/>
+          <w:szCs w:val="18"/>
+        </w:rPr>
+      </w:pPr>
+      <w:r>
+        <w:rPr>
+          <w:rFonts w:ascii="Aptos" w:eastAsia="Garamond" w:hAnsi="Aptos" w:cs="Times New Roman"/>
+          <w:color w:val="000000"/>
+          <w:sz w:val="18"/>
+          <w:szCs w:val="18"/>
+        </w:rPr>
+        <w:t>Built an interactive dashboard analyzing monthly trends, regional and product performance, customer segments, and delivery operati</w:t>
+      </w:r>
+      <w:r>
+        <w:rPr>
+          <w:rFonts w:ascii="Aptos" w:eastAsia="Garamond" w:hAnsi="Aptos" w:cs="Times New Roman"/>
+          <w:color w:val="000000"/>
+          <w:sz w:val="18"/>
+          <w:szCs w:val="18"/>
+        </w:rPr>
+        <w:t>ons.</w:t>
+      </w:r>
+    </w:p>
+    <w:p>
+      <w:pPr>
+        <w:widowControl w:val="0"/>
+        <w:pBdr>
+          <w:top w:val="nil"/>
+          <w:left w:val="nil"/>
+          <w:bottom w:val="single" w:sz="4" w:space="1" w:color="auto"/>
+          <w:right w:val="nil"/>
+          <w:between w:val="nil"/>
+        </w:pBdr>
+        <w:spacing w:after="60"/>
+        <w:rPr>
+          <w:rFonts w:ascii="Aptos" w:eastAsia="Garamond" w:hAnsi="Aptos" w:cs="Times New Roman"/>
+          <w:b/>
+          <w:bCs/>
+          <w:color w:val="000000"/>
+          <w:sz w:val="18"/>
+          <w:szCs w:val="18"/>
+        </w:rPr>
+      </w:pPr>
+      <w:r>
+        <w:rPr>
+          <w:rFonts w:ascii="Aptos" w:eastAsia="Garamond" w:hAnsi="Aptos" w:cs="Times New Roman"/>
+          <w:b/>
+          <w:bCs/>
+          <w:color w:val="000000"/>
+          <w:sz w:val="18"/>
+          <w:szCs w:val="18"/>
+        </w:rPr>
+        <w:t>EDUCATION</w:t>
+      </w:r>
+    </w:p>
+    <w:p>
+      <w:pPr>
+        <w:widowControl w:val="0"/>
+        <w:pBdr>
+          <w:top w:val="nil"/>
+          <w:left w:val="nil"/>
+          <w:bottom w:val="nil"/>
+          <w:right w:val="nil"/>
+          <w:between w:val="nil"/>
+        </w:pBdr>
+        <w:spacing w:after="60"/>
+        <w:rPr>
+          <w:rFonts w:ascii="Aptos" w:eastAsia="Garamond" w:hAnsi="Aptos" w:cs="Times New Roman"/>
+          <w:b/>
+          <w:bCs/>
+          <w:color w:val="000000"/>
+          <w:sz w:val="18"/>
+          <w:szCs w:val="18"/>
+        </w:rPr>
+      </w:pPr>
+      <w:r>
+        <w:rPr>
+          <w:rFonts w:ascii="Aptos" w:eastAsia="Garamond" w:hAnsi="Aptos" w:cs="Times New Roman"/>
+          <w:b/>
+          <w:bCs/>
+          <w:color w:val="000000"/>
+          <w:sz w:val="18"/>
+          <w:szCs w:val="18"/>
+        </w:rPr>
+        <w:t>Bachelor of Science (</w:t>
+      </w:r>
+      <w:proofErr w:type="spellStart"/>
+      <w:r>
+        <w:rPr>
+          <w:rFonts w:ascii="Aptos" w:eastAsia="Garamond" w:hAnsi="Aptos" w:cs="Times New Roman"/>
+          <w:b/>
+          <w:bCs/>
+          <w:color w:val="000000"/>
+          <w:sz w:val="18"/>
+          <w:szCs w:val="18"/>
+        </w:rPr>
+        <w:t>Honours</w:t>
+      </w:r>
+      <w:proofErr w:type="spellEnd"/>
+      <w:r>
+        <w:rPr>
+          <w:rFonts w:ascii="Aptos" w:eastAsia="Garamond" w:hAnsi="Aptos" w:cs="Times New Roman"/>
+          <w:b/>
+          <w:bCs/>
+          <w:color w:val="000000"/>
+          <w:sz w:val="18"/>
+          <w:szCs w:val="18"/>
+        </w:rPr>
+        <w:t>), Computer Science</w:t>
+      </w:r>
+      <w:r>
+        <w:rPr>
+          <w:rFonts w:ascii="Aptos" w:eastAsia="Garamond" w:hAnsi="Aptos" w:cs="Times New Roman"/>
+          <w:b/>
+          <w:bCs/>
+          <w:color w:val="000000"/>
+          <w:sz w:val="18"/>
+          <w:szCs w:val="18"/>
+        </w:rPr>
+        <w:br/>
+        <w:t>Algoma University | Brampton, ON | 2026</w:t>
+      </w:r>
     </w:p>
     <w:sectPr>
-      <w:footerReference w:type="default" r:id="rId12"/>
+      <w:footerReference w:type="default" r:id="rId13"/>
       <w:pgSz w:w="12240" w:h="15840"/>
-      <w:pgMar w:top="630" w:right="720" w:bottom="414" w:left="720" w:header="720" w:footer="342" w:gutter="0"/>
+      <w:pgMar w:top="864" w:right="864" w:bottom="864" w:left="864" w:header="720" w:footer="346" w:gutter="0"/>
       <w:pgNumType w:start="1"/>
       <w:cols w:space="720"/>
     </w:sectPr>
@@ -2187,6 +1929,27 @@
     </w:lvl>
   </w:abstractNum>
   <w:abstractNum w:abstractNumId="3" w15:restartNumberingAfterBreak="0">
+    <w:nsid w:val="FFFFFF89"/>
+    <w:multiLevelType w:val="singleLevel"/>
+    <w:tmpl w:val="6DFA8C74"/>
+    <w:lvl w:ilvl="0">
+      <w:start w:val="1"/>
+      <w:numFmt w:val="bullet"/>
+      <w:pStyle w:val="ListBullet"/>
+      <w:lvlText w:val=""/>
+      <w:lvlJc w:val="left"/>
+      <w:pPr>
+        <w:tabs>
+          <w:tab w:val="num" w:pos="360"/>
+        </w:tabs>
+        <w:ind w:left="360" w:hanging="360"/>
+      </w:pPr>
+      <w:rPr>
+        <w:rFonts w:ascii="Symbol" w:hAnsi="Symbol" w:hint="default"/>
+      </w:rPr>
+    </w:lvl>
+  </w:abstractNum>
+  <w:abstractNum w:abstractNumId="4" w15:restartNumberingAfterBreak="0">
     <w:nsid w:val="00EF7B8A"/>
     <w:multiLevelType w:val="hybridMultilevel"/>
     <w:tmpl w:val="5958E6FE"/>
@@ -2299,7 +2062,7 @@
       </w:rPr>
     </w:lvl>
   </w:abstractNum>
-  <w:abstractNum w:abstractNumId="4" w15:restartNumberingAfterBreak="0">
+  <w:abstractNum w:abstractNumId="5" w15:restartNumberingAfterBreak="0">
     <w:nsid w:val="063A7D0C"/>
     <w:multiLevelType w:val="hybridMultilevel"/>
     <w:tmpl w:val="041A97E8"/>
@@ -2412,7 +2175,156 @@
       </w:rPr>
     </w:lvl>
   </w:abstractNum>
-  <w:abstractNum w:abstractNumId="5" w15:restartNumberingAfterBreak="0">
+  <w:abstractNum w:abstractNumId="6" w15:restartNumberingAfterBreak="0">
+    <w:nsid w:val="06D42FE2"/>
+    <w:multiLevelType w:val="multilevel"/>
+    <w:tmpl w:val="C8BE943C"/>
+    <w:lvl w:ilvl="0">
+      <w:start w:val="1"/>
+      <w:numFmt w:val="bullet"/>
+      <w:lvlText w:val=""/>
+      <w:lvlJc w:val="left"/>
+      <w:pPr>
+        <w:tabs>
+          <w:tab w:val="num" w:pos="720"/>
+        </w:tabs>
+        <w:ind w:left="720" w:hanging="360"/>
+      </w:pPr>
+      <w:rPr>
+        <w:rFonts w:ascii="Symbol" w:hAnsi="Symbol" w:hint="default"/>
+        <w:sz w:val="20"/>
+      </w:rPr>
+    </w:lvl>
+    <w:lvl w:ilvl="1" w:tentative="1">
+      <w:start w:val="1"/>
+      <w:numFmt w:val="bullet"/>
+      <w:lvlText w:val="o"/>
+      <w:lvlJc w:val="left"/>
+      <w:pPr>
+        <w:tabs>
+          <w:tab w:val="num" w:pos="1440"/>
+        </w:tabs>
+        <w:ind w:left="1440" w:hanging="360"/>
+      </w:pPr>
+      <w:rPr>
+        <w:rFonts w:ascii="Courier New" w:hAnsi="Courier New" w:hint="default"/>
+        <w:sz w:val="20"/>
+      </w:rPr>
+    </w:lvl>
+    <w:lvl w:ilvl="2" w:tentative="1">
+      <w:start w:val="1"/>
+      <w:numFmt w:val="bullet"/>
+      <w:lvlText w:val=""/>
+      <w:lvlJc w:val="left"/>
+      <w:pPr>
+        <w:tabs>
+          <w:tab w:val="num" w:pos="2160"/>
+        </w:tabs>
+        <w:ind w:left="2160" w:hanging="360"/>
+      </w:pPr>
+      <w:rPr>
+        <w:rFonts w:ascii="Wingdings" w:hAnsi="Wingdings" w:hint="default"/>
+        <w:sz w:val="20"/>
+      </w:rPr>
+    </w:lvl>
+    <w:lvl w:ilvl="3" w:tentative="1">
+      <w:start w:val="1"/>
+      <w:numFmt w:val="bullet"/>
+      <w:lvlText w:val=""/>
+      <w:lvlJc w:val="left"/>
+      <w:pPr>
+        <w:tabs>
+          <w:tab w:val="num" w:pos="2880"/>
+        </w:tabs>
+        <w:ind w:left="2880" w:hanging="360"/>
+      </w:pPr>
+      <w:rPr>
+        <w:rFonts w:ascii="Wingdings" w:hAnsi="Wingdings" w:hint="default"/>
+        <w:sz w:val="20"/>
+      </w:rPr>
+    </w:lvl>
+    <w:lvl w:ilvl="4" w:tentative="1">
+      <w:start w:val="1"/>
+      <w:numFmt w:val="bullet"/>
+      <w:lvlText w:val=""/>
+      <w:lvlJc w:val="left"/>
+      <w:pPr>
+        <w:tabs>
+          <w:tab w:val="num" w:pos="3600"/>
+        </w:tabs>
+        <w:ind w:left="3600" w:hanging="360"/>
+      </w:pPr>
+      <w:rPr>
+        <w:rFonts w:ascii="Wingdings" w:hAnsi="Wingdings" w:hint="default"/>
+        <w:sz w:val="20"/>
+      </w:rPr>
+    </w:lvl>
+    <w:lvl w:ilvl="5" w:tentative="1">
+      <w:start w:val="1"/>
+      <w:numFmt w:val="bullet"/>
+      <w:lvlText w:val=""/>
+      <w:lvlJc w:val="left"/>
+      <w:pPr>
+        <w:tabs>
+          <w:tab w:val="num" w:pos="4320"/>
+        </w:tabs>
+        <w:ind w:left="4320" w:hanging="360"/>
+      </w:pPr>
+      <w:rPr>
+        <w:rFonts w:ascii="Wingdings" w:hAnsi="Wingdings" w:hint="default"/>
+        <w:sz w:val="20"/>
+      </w:rPr>
+    </w:lvl>
+    <w:lvl w:ilvl="6" w:tentative="1">
+      <w:start w:val="1"/>
+      <w:numFmt w:val="bullet"/>
+      <w:lvlText w:val=""/>
+      <w:lvlJc w:val="left"/>
+      <w:pPr>
+        <w:tabs>
+          <w:tab w:val="num" w:pos="5040"/>
+        </w:tabs>
+        <w:ind w:left="5040" w:hanging="360"/>
+      </w:pPr>
+      <w:rPr>
+        <w:rFonts w:ascii="Wingdings" w:hAnsi="Wingdings" w:hint="default"/>
+        <w:sz w:val="20"/>
+      </w:rPr>
+    </w:lvl>
+    <w:lvl w:ilvl="7" w:tentative="1">
+      <w:start w:val="1"/>
+      <w:numFmt w:val="bullet"/>
+      <w:lvlText w:val=""/>
+      <w:lvlJc w:val="left"/>
+      <w:pPr>
+        <w:tabs>
+          <w:tab w:val="num" w:pos="5760"/>
+        </w:tabs>
+        <w:ind w:left="5760" w:hanging="360"/>
+      </w:pPr>
+      <w:rPr>
+        <w:rFonts w:ascii="Wingdings" w:hAnsi="Wingdings" w:hint="default"/>
+        <w:sz w:val="20"/>
+      </w:rPr>
+    </w:lvl>
+    <w:lvl w:ilvl="8" w:tentative="1">
+      <w:start w:val="1"/>
+      <w:numFmt w:val="bullet"/>
+      <w:lvlText w:val=""/>
+      <w:lvlJc w:val="left"/>
+      <w:pPr>
+        <w:tabs>
+          <w:tab w:val="num" w:pos="6480"/>
+        </w:tabs>
+        <w:ind w:left="6480" w:hanging="360"/>
+      </w:pPr>
+      <w:rPr>
+        <w:rFonts w:ascii="Wingdings" w:hAnsi="Wingdings" w:hint="default"/>
+        <w:sz w:val="20"/>
+      </w:rPr>
+    </w:lvl>
+  </w:abstractNum>
+  <w:abstractNum w:abstractNumId="7" w15:restartNumberingAfterBreak="0">
     <w:nsid w:val="08182461"/>
     <w:multiLevelType w:val="multilevel"/>
     <w:tmpl w:val="8FF40B52"/>
@@ -2525,7 +2437,7 @@
       </w:rPr>
     </w:lvl>
   </w:abstractNum>
-  <w:abstractNum w:abstractNumId="6" w15:restartNumberingAfterBreak="0">
+  <w:abstractNum w:abstractNumId="8" w15:restartNumberingAfterBreak="0">
     <w:nsid w:val="0DF63650"/>
     <w:multiLevelType w:val="hybridMultilevel"/>
     <w:tmpl w:val="97C6FD2A"/>
@@ -2638,7 +2550,7 @@
       </w:rPr>
     </w:lvl>
   </w:abstractNum>
-  <w:abstractNum w:abstractNumId="7" w15:restartNumberingAfterBreak="0">
+  <w:abstractNum w:abstractNumId="9" w15:restartNumberingAfterBreak="0">
     <w:nsid w:val="13880C83"/>
     <w:multiLevelType w:val="hybridMultilevel"/>
     <w:tmpl w:val="63B8EA34"/>
@@ -2751,7 +2663,7 @@
       </w:rPr>
     </w:lvl>
   </w:abstractNum>
-  <w:abstractNum w:abstractNumId="8" w15:restartNumberingAfterBreak="0">
+  <w:abstractNum w:abstractNumId="10" w15:restartNumberingAfterBreak="0">
     <w:nsid w:val="138869D7"/>
     <w:multiLevelType w:val="hybridMultilevel"/>
     <w:tmpl w:val="5AF85A16"/>
@@ -2864,7 +2776,7 @@
       </w:rPr>
     </w:lvl>
   </w:abstractNum>
-  <w:abstractNum w:abstractNumId="9" w15:restartNumberingAfterBreak="0">
+  <w:abstractNum w:abstractNumId="11" w15:restartNumberingAfterBreak="0">
     <w:nsid w:val="19F461A7"/>
     <w:multiLevelType w:val="hybridMultilevel"/>
     <w:tmpl w:val="1B587C2C"/>
@@ -2977,7 +2889,156 @@
       </w:rPr>
     </w:lvl>
   </w:abstractNum>
-  <w:abstractNum w:abstractNumId="10" w15:restartNumberingAfterBreak="0">
+  <w:abstractNum w:abstractNumId="12" w15:restartNumberingAfterBreak="0">
+    <w:nsid w:val="1F9974EA"/>
+    <w:multiLevelType w:val="multilevel"/>
+    <w:tmpl w:val="1ADE15A4"/>
+    <w:lvl w:ilvl="0">
+      <w:start w:val="1"/>
+      <w:numFmt w:val="bullet"/>
+      <w:lvlText w:val=""/>
+      <w:lvlJc w:val="left"/>
+      <w:pPr>
+        <w:tabs>
+          <w:tab w:val="num" w:pos="720"/>
+        </w:tabs>
+        <w:ind w:left="720" w:hanging="360"/>
+      </w:pPr>
+      <w:rPr>
+        <w:rFonts w:ascii="Symbol" w:hAnsi="Symbol" w:hint="default"/>
+        <w:sz w:val="20"/>
+      </w:rPr>
+    </w:lvl>
+    <w:lvl w:ilvl="1" w:tentative="1">
+      <w:start w:val="1"/>
+      <w:numFmt w:val="bullet"/>
+      <w:lvlText w:val="o"/>
+      <w:lvlJc w:val="left"/>
+      <w:pPr>
+        <w:tabs>
+          <w:tab w:val="num" w:pos="1440"/>
+        </w:tabs>
+        <w:ind w:left="1440" w:hanging="360"/>
+      </w:pPr>
+      <w:rPr>
+        <w:rFonts w:ascii="Courier New" w:hAnsi="Courier New" w:hint="default"/>
+        <w:sz w:val="20"/>
+      </w:rPr>
+    </w:lvl>
+    <w:lvl w:ilvl="2" w:tentative="1">
+      <w:start w:val="1"/>
+      <w:numFmt w:val="bullet"/>
+      <w:lvlText w:val=""/>
+      <w:lvlJc w:val="left"/>
+      <w:pPr>
+        <w:tabs>
+          <w:tab w:val="num" w:pos="2160"/>
+        </w:tabs>
+        <w:ind w:left="2160" w:hanging="360"/>
+      </w:pPr>
+      <w:rPr>
+        <w:rFonts w:ascii="Wingdings" w:hAnsi="Wingdings" w:hint="default"/>
+        <w:sz w:val="20"/>
+      </w:rPr>
+    </w:lvl>
+    <w:lvl w:ilvl="3" w:tentative="1">
+      <w:start w:val="1"/>
+      <w:numFmt w:val="bullet"/>
+      <w:lvlText w:val=""/>
+      <w:lvlJc w:val="left"/>
+      <w:pPr>
+        <w:tabs>
+          <w:tab w:val="num" w:pos="2880"/>
+        </w:tabs>
+        <w:ind w:left="2880" w:hanging="360"/>
+      </w:pPr>
+      <w:rPr>
+        <w:rFonts w:ascii="Wingdings" w:hAnsi="Wingdings" w:hint="default"/>
+        <w:sz w:val="20"/>
+      </w:rPr>
+    </w:lvl>
+    <w:lvl w:ilvl="4" w:tentative="1">
+      <w:start w:val="1"/>
+      <w:numFmt w:val="bullet"/>
+      <w:lvlText w:val=""/>
+      <w:lvlJc w:val="left"/>
+      <w:pPr>
+        <w:tabs>
+          <w:tab w:val="num" w:pos="3600"/>
+        </w:tabs>
+        <w:ind w:left="3600" w:hanging="360"/>
+      </w:pPr>
+      <w:rPr>
+        <w:rFonts w:ascii="Wingdings" w:hAnsi="Wingdings" w:hint="default"/>
+        <w:sz w:val="20"/>
+      </w:rPr>
+    </w:lvl>
+    <w:lvl w:ilvl="5" w:tentative="1">
+      <w:start w:val="1"/>
+      <w:numFmt w:val="bullet"/>
+      <w:lvlText w:val=""/>
+      <w:lvlJc w:val="left"/>
+      <w:pPr>
+        <w:tabs>
+          <w:tab w:val="num" w:pos="4320"/>
+        </w:tabs>
+        <w:ind w:left="4320" w:hanging="360"/>
+      </w:pPr>
+      <w:rPr>
+        <w:rFonts w:ascii="Wingdings" w:hAnsi="Wingdings" w:hint="default"/>
+        <w:sz w:val="20"/>
+      </w:rPr>
+    </w:lvl>
+    <w:lvl w:ilvl="6" w:tentative="1">
+      <w:start w:val="1"/>
+      <w:numFmt w:val="bullet"/>
+      <w:lvlText w:val=""/>
+      <w:lvlJc w:val="left"/>
+      <w:pPr>
+        <w:tabs>
+          <w:tab w:val="num" w:pos="5040"/>
+        </w:tabs>
+        <w:ind w:left="5040" w:hanging="360"/>
+      </w:pPr>
+      <w:rPr>
+        <w:rFonts w:ascii="Wingdings" w:hAnsi="Wingdings" w:hint="default"/>
+        <w:sz w:val="20"/>
+      </w:rPr>
+    </w:lvl>
+    <w:lvl w:ilvl="7" w:tentative="1">
+      <w:start w:val="1"/>
+      <w:numFmt w:val="bullet"/>
+      <w:lvlText w:val=""/>
+      <w:lvlJc w:val="left"/>
+      <w:pPr>
+        <w:tabs>
+          <w:tab w:val="num" w:pos="5760"/>
+        </w:tabs>
+        <w:ind w:left="5760" w:hanging="360"/>
+      </w:pPr>
+      <w:rPr>
+        <w:rFonts w:ascii="Wingdings" w:hAnsi="Wingdings" w:hint="default"/>
+        <w:sz w:val="20"/>
+      </w:rPr>
+    </w:lvl>
+    <w:lvl w:ilvl="8" w:tentative="1">
+      <w:start w:val="1"/>
+      <w:numFmt w:val="bullet"/>
+      <w:lvlText w:val=""/>
+      <w:lvlJc w:val="left"/>
+      <w:pPr>
+        <w:tabs>
+          <w:tab w:val="num" w:pos="6480"/>
+        </w:tabs>
+        <w:ind w:left="6480" w:hanging="360"/>
+      </w:pPr>
+      <w:rPr>
+        <w:rFonts w:ascii="Wingdings" w:hAnsi="Wingdings" w:hint="default"/>
+        <w:sz w:val="20"/>
+      </w:rPr>
+    </w:lvl>
+  </w:abstractNum>
+  <w:abstractNum w:abstractNumId="13" w15:restartNumberingAfterBreak="0">
     <w:nsid w:val="1FF0674F"/>
     <w:multiLevelType w:val="hybridMultilevel"/>
     <w:tmpl w:val="09905130"/>
@@ -3090,7 +3151,7 @@
       </w:rPr>
     </w:lvl>
   </w:abstractNum>
-  <w:abstractNum w:abstractNumId="11" w15:restartNumberingAfterBreak="0">
+  <w:abstractNum w:abstractNumId="14" w15:restartNumberingAfterBreak="0">
     <w:nsid w:val="288119C1"/>
     <w:multiLevelType w:val="hybridMultilevel"/>
     <w:tmpl w:val="64F6B8E2"/>
@@ -3203,7 +3264,7 @@
       </w:rPr>
     </w:lvl>
   </w:abstractNum>
-  <w:abstractNum w:abstractNumId="12" w15:restartNumberingAfterBreak="0">
+  <w:abstractNum w:abstractNumId="15" w15:restartNumberingAfterBreak="0">
     <w:nsid w:val="30027F03"/>
     <w:multiLevelType w:val="multilevel"/>
     <w:tmpl w:val="F932B4F4"/>
@@ -3316,7 +3377,7 @@
       </w:rPr>
     </w:lvl>
   </w:abstractNum>
-  <w:abstractNum w:abstractNumId="13" w15:restartNumberingAfterBreak="0">
+  <w:abstractNum w:abstractNumId="16" w15:restartNumberingAfterBreak="0">
     <w:nsid w:val="324D611D"/>
     <w:multiLevelType w:val="multilevel"/>
     <w:tmpl w:val="AA68E1F4"/>
@@ -3465,7 +3526,120 @@
       </w:rPr>
     </w:lvl>
   </w:abstractNum>
-  <w:abstractNum w:abstractNumId="14" w15:restartNumberingAfterBreak="0">
+  <w:abstractNum w:abstractNumId="17" w15:restartNumberingAfterBreak="0">
+    <w:nsid w:val="3DFE7194"/>
+    <w:multiLevelType w:val="hybridMultilevel"/>
+    <w:tmpl w:val="FB6C2B00"/>
+    <w:lvl w:ilvl="0" w:tplc="04090001">
+      <w:start w:val="1"/>
+      <w:numFmt w:val="bullet"/>
+      <w:lvlText w:val=""/>
+      <w:lvlJc w:val="left"/>
+      <w:pPr>
+        <w:ind w:left="720" w:hanging="360"/>
+      </w:pPr>
+      <w:rPr>
+        <w:rFonts w:ascii="Symbol" w:hAnsi="Symbol" w:hint="default"/>
+      </w:rPr>
+    </w:lvl>
+    <w:lvl w:ilvl="1" w:tplc="04090003" w:tentative="1">
+      <w:start w:val="1"/>
+      <w:numFmt w:val="bullet"/>
+      <w:lvlText w:val="o"/>
+      <w:lvlJc w:val="left"/>
+      <w:pPr>
+        <w:ind w:left="1440" w:hanging="360"/>
+      </w:pPr>
+      <w:rPr>
+        <w:rFonts w:ascii="Courier New" w:hAnsi="Courier New" w:cs="Courier New" w:hint="default"/>
+      </w:rPr>
+    </w:lvl>
+    <w:lvl w:ilvl="2" w:tplc="04090005" w:tentative="1">
+      <w:start w:val="1"/>
+      <w:numFmt w:val="bullet"/>
+      <w:lvlText w:val=""/>
+      <w:lvlJc w:val="left"/>
+      <w:pPr>
+        <w:ind w:left="2160" w:hanging="360"/>
+      </w:pPr>
+      <w:rPr>
+        <w:rFonts w:ascii="Wingdings" w:hAnsi="Wingdings" w:hint="default"/>
+      </w:rPr>
+    </w:lvl>
+    <w:lvl w:ilvl="3" w:tplc="04090001" w:tentative="1">
+      <w:start w:val="1"/>
+      <w:numFmt w:val="bullet"/>
+      <w:lvlText w:val=""/>
+      <w:lvlJc w:val="left"/>
+      <w:pPr>
+        <w:ind w:left="2880" w:hanging="360"/>
+      </w:pPr>
+      <w:rPr>
+        <w:rFonts w:ascii="Symbol" w:hAnsi="Symbol" w:hint="default"/>
+      </w:rPr>
+    </w:lvl>
+    <w:lvl w:ilvl="4" w:tplc="04090003" w:tentative="1">
+      <w:start w:val="1"/>
+      <w:numFmt w:val="bullet"/>
+      <w:lvlText w:val="o"/>
+      <w:lvlJc w:val="left"/>
+      <w:pPr>
+        <w:ind w:left="3600" w:hanging="360"/>
+      </w:pPr>
+      <w:rPr>
+        <w:rFonts w:ascii="Courier New" w:hAnsi="Courier New" w:cs="Courier New" w:hint="default"/>
+      </w:rPr>
+    </w:lvl>
+    <w:lvl w:ilvl="5" w:tplc="04090005" w:tentative="1">
+      <w:start w:val="1"/>
+      <w:numFmt w:val="bullet"/>
+      <w:lvlText w:val=""/>
+      <w:lvlJc w:val="left"/>
+      <w:pPr>
+        <w:ind w:left="4320" w:hanging="360"/>
+      </w:pPr>
+      <w:rPr>
+        <w:rFonts w:ascii="Wingdings" w:hAnsi="Wingdings" w:hint="default"/>
+      </w:rPr>
+    </w:lvl>
+    <w:lvl w:ilvl="6" w:tplc="04090001" w:tentative="1">
+      <w:start w:val="1"/>
+      <w:numFmt w:val="bullet"/>
+      <w:lvlText w:val=""/>
+      <w:lvlJc w:val="left"/>
+      <w:pPr>
+        <w:ind w:left="5040" w:hanging="360"/>
+      </w:pPr>
+      <w:rPr>
+        <w:rFonts w:ascii="Symbol" w:hAnsi="Symbol" w:hint="default"/>
+      </w:rPr>
+    </w:lvl>
+    <w:lvl w:ilvl="7" w:tplc="04090003" w:tentative="1">
+      <w:start w:val="1"/>
+      <w:numFmt w:val="bullet"/>
+      <w:lvlText w:val="o"/>
+      <w:lvlJc w:val="left"/>
+      <w:pPr>
+        <w:ind w:left="5760" w:hanging="360"/>
+      </w:pPr>
+      <w:rPr>
+        <w:rFonts w:ascii="Courier New" w:hAnsi="Courier New" w:cs="Courier New" w:hint="default"/>
+      </w:rPr>
+    </w:lvl>
+    <w:lvl w:ilvl="8" w:tplc="04090005" w:tentative="1">
+      <w:start w:val="1"/>
+      <w:numFmt w:val="bullet"/>
+      <w:lvlText w:val=""/>
+      <w:lvlJc w:val="left"/>
+      <w:pPr>
+        <w:ind w:left="6480" w:hanging="360"/>
+      </w:pPr>
+      <w:rPr>
+        <w:rFonts w:ascii="Wingdings" w:hAnsi="Wingdings" w:hint="default"/>
+      </w:rPr>
+    </w:lvl>
+  </w:abstractNum>
+  <w:abstractNum w:abstractNumId="18" w15:restartNumberingAfterBreak="0">
     <w:nsid w:val="3ED0764D"/>
     <w:multiLevelType w:val="multilevel"/>
     <w:tmpl w:val="931058BA"/>
@@ -3614,7 +3788,7 @@
       </w:rPr>
     </w:lvl>
   </w:abstractNum>
-  <w:abstractNum w:abstractNumId="15" w15:restartNumberingAfterBreak="0">
+  <w:abstractNum w:abstractNumId="19" w15:restartNumberingAfterBreak="0">
     <w:nsid w:val="3FFF5921"/>
     <w:multiLevelType w:val="hybridMultilevel"/>
     <w:tmpl w:val="222C3658"/>
@@ -3727,7 +3901,7 @@
       </w:rPr>
     </w:lvl>
   </w:abstractNum>
-  <w:abstractNum w:abstractNumId="16" w15:restartNumberingAfterBreak="0">
+  <w:abstractNum w:abstractNumId="20" w15:restartNumberingAfterBreak="0">
     <w:nsid w:val="4023378C"/>
     <w:multiLevelType w:val="hybridMultilevel"/>
     <w:tmpl w:val="5E1A8616"/>
@@ -3840,7 +4014,156 @@
       </w:rPr>
     </w:lvl>
   </w:abstractNum>
-  <w:abstractNum w:abstractNumId="17" w15:restartNumberingAfterBreak="0">
+  <w:abstractNum w:abstractNumId="21" w15:restartNumberingAfterBreak="0">
+    <w:nsid w:val="423708A9"/>
+    <w:multiLevelType w:val="multilevel"/>
+    <w:tmpl w:val="C8BE943C"/>
+    <w:lvl w:ilvl="0">
+      <w:start w:val="1"/>
+      <w:numFmt w:val="bullet"/>
+      <w:lvlText w:val=""/>
+      <w:lvlJc w:val="left"/>
+      <w:pPr>
+        <w:tabs>
+          <w:tab w:val="num" w:pos="720"/>
+        </w:tabs>
+        <w:ind w:left="720" w:hanging="360"/>
+      </w:pPr>
+      <w:rPr>
+        <w:rFonts w:ascii="Symbol" w:hAnsi="Symbol" w:hint="default"/>
+        <w:sz w:val="20"/>
+      </w:rPr>
+    </w:lvl>
+    <w:lvl w:ilvl="1" w:tentative="1">
+      <w:start w:val="1"/>
+      <w:numFmt w:val="bullet"/>
+      <w:lvlText w:val="o"/>
+      <w:lvlJc w:val="left"/>
+      <w:pPr>
+        <w:tabs>
+          <w:tab w:val="num" w:pos="1440"/>
+        </w:tabs>
+        <w:ind w:left="1440" w:hanging="360"/>
+      </w:pPr>
+      <w:rPr>
+        <w:rFonts w:ascii="Courier New" w:hAnsi="Courier New" w:hint="default"/>
+        <w:sz w:val="20"/>
+      </w:rPr>
+    </w:lvl>
+    <w:lvl w:ilvl="2" w:tentative="1">
+      <w:start w:val="1"/>
+      <w:numFmt w:val="bullet"/>
+      <w:lvlText w:val=""/>
+      <w:lvlJc w:val="left"/>
+      <w:pPr>
+        <w:tabs>
+          <w:tab w:val="num" w:pos="2160"/>
+        </w:tabs>
+        <w:ind w:left="2160" w:hanging="360"/>
+      </w:pPr>
+      <w:rPr>
+        <w:rFonts w:ascii="Wingdings" w:hAnsi="Wingdings" w:hint="default"/>
+        <w:sz w:val="20"/>
+      </w:rPr>
+    </w:lvl>
+    <w:lvl w:ilvl="3" w:tentative="1">
+      <w:start w:val="1"/>
+      <w:numFmt w:val="bullet"/>
+      <w:lvlText w:val=""/>
+      <w:lvlJc w:val="left"/>
+      <w:pPr>
+        <w:tabs>
+          <w:tab w:val="num" w:pos="2880"/>
+        </w:tabs>
+        <w:ind w:left="2880" w:hanging="360"/>
+      </w:pPr>
+      <w:rPr>
+        <w:rFonts w:ascii="Wingdings" w:hAnsi="Wingdings" w:hint="default"/>
+        <w:sz w:val="20"/>
+      </w:rPr>
+    </w:lvl>
+    <w:lvl w:ilvl="4" w:tentative="1">
+      <w:start w:val="1"/>
+      <w:numFmt w:val="bullet"/>
+      <w:lvlText w:val=""/>
+      <w:lvlJc w:val="left"/>
+      <w:pPr>
+        <w:tabs>
+          <w:tab w:val="num" w:pos="3600"/>
+        </w:tabs>
+        <w:ind w:left="3600" w:hanging="360"/>
+      </w:pPr>
+      <w:rPr>
+        <w:rFonts w:ascii="Wingdings" w:hAnsi="Wingdings" w:hint="default"/>
+        <w:sz w:val="20"/>
+      </w:rPr>
+    </w:lvl>
+    <w:lvl w:ilvl="5" w:tentative="1">
+      <w:start w:val="1"/>
+      <w:numFmt w:val="bullet"/>
+      <w:lvlText w:val=""/>
+      <w:lvlJc w:val="left"/>
+      <w:pPr>
+        <w:tabs>
+          <w:tab w:val="num" w:pos="4320"/>
+        </w:tabs>
+        <w:ind w:left="4320" w:hanging="360"/>
+      </w:pPr>
+      <w:rPr>
+        <w:rFonts w:ascii="Wingdings" w:hAnsi="Wingdings" w:hint="default"/>
+        <w:sz w:val="20"/>
+      </w:rPr>
+    </w:lvl>
+    <w:lvl w:ilvl="6" w:tentative="1">
+      <w:start w:val="1"/>
+      <w:numFmt w:val="bullet"/>
+      <w:lvlText w:val=""/>
+      <w:lvlJc w:val="left"/>
+      <w:pPr>
+        <w:tabs>
+          <w:tab w:val="num" w:pos="5040"/>
+        </w:tabs>
+        <w:ind w:left="5040" w:hanging="360"/>
+      </w:pPr>
+      <w:rPr>
+        <w:rFonts w:ascii="Wingdings" w:hAnsi="Wingdings" w:hint="default"/>
+        <w:sz w:val="20"/>
+      </w:rPr>
+    </w:lvl>
+    <w:lvl w:ilvl="7" w:tentative="1">
+      <w:start w:val="1"/>
+      <w:numFmt w:val="bullet"/>
+      <w:lvlText w:val=""/>
+      <w:lvlJc w:val="left"/>
+      <w:pPr>
+        <w:tabs>
+          <w:tab w:val="num" w:pos="5760"/>
+        </w:tabs>
+        <w:ind w:left="5760" w:hanging="360"/>
+      </w:pPr>
+      <w:rPr>
+        <w:rFonts w:ascii="Wingdings" w:hAnsi="Wingdings" w:hint="default"/>
+        <w:sz w:val="20"/>
+      </w:rPr>
+    </w:lvl>
+    <w:lvl w:ilvl="8" w:tentative="1">
+      <w:start w:val="1"/>
+      <w:numFmt w:val="bullet"/>
+      <w:lvlText w:val=""/>
+      <w:lvlJc w:val="left"/>
+      <w:pPr>
+        <w:tabs>
+          <w:tab w:val="num" w:pos="6480"/>
+        </w:tabs>
+        <w:ind w:left="6480" w:hanging="360"/>
+      </w:pPr>
+      <w:rPr>
+        <w:rFonts w:ascii="Wingdings" w:hAnsi="Wingdings" w:hint="default"/>
+        <w:sz w:val="20"/>
+      </w:rPr>
+    </w:lvl>
+  </w:abstractNum>
+  <w:abstractNum w:abstractNumId="22" w15:restartNumberingAfterBreak="0">
     <w:nsid w:val="432F26C7"/>
     <w:multiLevelType w:val="hybridMultilevel"/>
     <w:tmpl w:val="452036D8"/>
@@ -3952,7 +4275,7 @@
       </w:rPr>
     </w:lvl>
   </w:abstractNum>
-  <w:abstractNum w:abstractNumId="18" w15:restartNumberingAfterBreak="0">
+  <w:abstractNum w:abstractNumId="23" w15:restartNumberingAfterBreak="0">
     <w:nsid w:val="444830D1"/>
     <w:multiLevelType w:val="multilevel"/>
     <w:tmpl w:val="11A65E36"/>
@@ -4101,7 +4424,156 @@
       </w:rPr>
     </w:lvl>
   </w:abstractNum>
-  <w:abstractNum w:abstractNumId="19" w15:restartNumberingAfterBreak="0">
+  <w:abstractNum w:abstractNumId="24" w15:restartNumberingAfterBreak="0">
+    <w:nsid w:val="44540B36"/>
+    <w:multiLevelType w:val="multilevel"/>
+    <w:tmpl w:val="75BE9C0C"/>
+    <w:lvl w:ilvl="0">
+      <w:start w:val="1"/>
+      <w:numFmt w:val="bullet"/>
+      <w:lvlText w:val=""/>
+      <w:lvlJc w:val="left"/>
+      <w:pPr>
+        <w:tabs>
+          <w:tab w:val="num" w:pos="720"/>
+        </w:tabs>
+        <w:ind w:left="720" w:hanging="360"/>
+      </w:pPr>
+      <w:rPr>
+        <w:rFonts w:ascii="Symbol" w:hAnsi="Symbol" w:hint="default"/>
+        <w:sz w:val="20"/>
+      </w:rPr>
+    </w:lvl>
+    <w:lvl w:ilvl="1" w:tentative="1">
+      <w:start w:val="1"/>
+      <w:numFmt w:val="bullet"/>
+      <w:lvlText w:val="o"/>
+      <w:lvlJc w:val="left"/>
+      <w:pPr>
+        <w:tabs>
+          <w:tab w:val="num" w:pos="1440"/>
+        </w:tabs>
+        <w:ind w:left="1440" w:hanging="360"/>
+      </w:pPr>
+      <w:rPr>
+        <w:rFonts w:ascii="Courier New" w:hAnsi="Courier New" w:hint="default"/>
+        <w:sz w:val="20"/>
+      </w:rPr>
+    </w:lvl>
+    <w:lvl w:ilvl="2" w:tentative="1">
+      <w:start w:val="1"/>
+      <w:numFmt w:val="bullet"/>
+      <w:lvlText w:val=""/>
+      <w:lvlJc w:val="left"/>
+      <w:pPr>
+        <w:tabs>
+          <w:tab w:val="num" w:pos="2160"/>
+        </w:tabs>
+        <w:ind w:left="2160" w:hanging="360"/>
+      </w:pPr>
+      <w:rPr>
+        <w:rFonts w:ascii="Wingdings" w:hAnsi="Wingdings" w:hint="default"/>
+        <w:sz w:val="20"/>
+      </w:rPr>
+    </w:lvl>
+    <w:lvl w:ilvl="3" w:tentative="1">
+      <w:start w:val="1"/>
+      <w:numFmt w:val="bullet"/>
+      <w:lvlText w:val=""/>
+      <w:lvlJc w:val="left"/>
+      <w:pPr>
+        <w:tabs>
+          <w:tab w:val="num" w:pos="2880"/>
+        </w:tabs>
+        <w:ind w:left="2880" w:hanging="360"/>
+      </w:pPr>
+      <w:rPr>
+        <w:rFonts w:ascii="Wingdings" w:hAnsi="Wingdings" w:hint="default"/>
+        <w:sz w:val="20"/>
+      </w:rPr>
+    </w:lvl>
+    <w:lvl w:ilvl="4" w:tentative="1">
+      <w:start w:val="1"/>
+      <w:numFmt w:val="bullet"/>
+      <w:lvlText w:val=""/>
+      <w:lvlJc w:val="left"/>
+      <w:pPr>
+        <w:tabs>
+          <w:tab w:val="num" w:pos="3600"/>
+        </w:tabs>
+        <w:ind w:left="3600" w:hanging="360"/>
+      </w:pPr>
+      <w:rPr>
+        <w:rFonts w:ascii="Wingdings" w:hAnsi="Wingdings" w:hint="default"/>
+        <w:sz w:val="20"/>
+      </w:rPr>
+    </w:lvl>
+    <w:lvl w:ilvl="5" w:tentative="1">
+      <w:start w:val="1"/>
+      <w:numFmt w:val="bullet"/>
+      <w:lvlText w:val=""/>
+      <w:lvlJc w:val="left"/>
+      <w:pPr>
+        <w:tabs>
+          <w:tab w:val="num" w:pos="4320"/>
+        </w:tabs>
+        <w:ind w:left="4320" w:hanging="360"/>
+      </w:pPr>
+      <w:rPr>
+        <w:rFonts w:ascii="Wingdings" w:hAnsi="Wingdings" w:hint="default"/>
+        <w:sz w:val="20"/>
+      </w:rPr>
+    </w:lvl>
+    <w:lvl w:ilvl="6" w:tentative="1">
+      <w:start w:val="1"/>
+      <w:numFmt w:val="bullet"/>
+      <w:lvlText w:val=""/>
+      <w:lvlJc w:val="left"/>
+      <w:pPr>
+        <w:tabs>
+          <w:tab w:val="num" w:pos="5040"/>
+        </w:tabs>
+        <w:ind w:left="5040" w:hanging="360"/>
+      </w:pPr>
+      <w:rPr>
+        <w:rFonts w:ascii="Wingdings" w:hAnsi="Wingdings" w:hint="default"/>
+        <w:sz w:val="20"/>
+      </w:rPr>
+    </w:lvl>
+    <w:lvl w:ilvl="7" w:tentative="1">
+      <w:start w:val="1"/>
+      <w:numFmt w:val="bullet"/>
+      <w:lvlText w:val=""/>
+      <w:lvlJc w:val="left"/>
+      <w:pPr>
+        <w:tabs>
+          <w:tab w:val="num" w:pos="5760"/>
+        </w:tabs>
+        <w:ind w:left="5760" w:hanging="360"/>
+      </w:pPr>
+      <w:rPr>
+        <w:rFonts w:ascii="Wingdings" w:hAnsi="Wingdings" w:hint="default"/>
+        <w:sz w:val="20"/>
+      </w:rPr>
+    </w:lvl>
+    <w:lvl w:ilvl="8" w:tentative="1">
+      <w:start w:val="1"/>
+      <w:numFmt w:val="bullet"/>
+      <w:lvlText w:val=""/>
+      <w:lvlJc w:val="left"/>
+      <w:pPr>
+        <w:tabs>
+          <w:tab w:val="num" w:pos="6480"/>
+        </w:tabs>
+        <w:ind w:left="6480" w:hanging="360"/>
+      </w:pPr>
+      <w:rPr>
+        <w:rFonts w:ascii="Wingdings" w:hAnsi="Wingdings" w:hint="default"/>
+        <w:sz w:val="20"/>
+      </w:rPr>
+    </w:lvl>
+  </w:abstractNum>
+  <w:abstractNum w:abstractNumId="25" w15:restartNumberingAfterBreak="0">
     <w:nsid w:val="46EC1747"/>
     <w:multiLevelType w:val="multilevel"/>
     <w:tmpl w:val="474451C2"/>
@@ -4214,7 +4686,7 @@
       </w:rPr>
     </w:lvl>
   </w:abstractNum>
-  <w:abstractNum w:abstractNumId="20" w15:restartNumberingAfterBreak="0">
+  <w:abstractNum w:abstractNumId="26" w15:restartNumberingAfterBreak="0">
     <w:nsid w:val="484A00DD"/>
     <w:multiLevelType w:val="multilevel"/>
     <w:tmpl w:val="86CCD74E"/>
@@ -4327,7 +4799,156 @@
       </w:rPr>
     </w:lvl>
   </w:abstractNum>
-  <w:abstractNum w:abstractNumId="21" w15:restartNumberingAfterBreak="0">
+  <w:abstractNum w:abstractNumId="27" w15:restartNumberingAfterBreak="0">
+    <w:nsid w:val="4A6A0AD6"/>
+    <w:multiLevelType w:val="multilevel"/>
+    <w:tmpl w:val="C8BE943C"/>
+    <w:lvl w:ilvl="0">
+      <w:start w:val="1"/>
+      <w:numFmt w:val="bullet"/>
+      <w:lvlText w:val=""/>
+      <w:lvlJc w:val="left"/>
+      <w:pPr>
+        <w:tabs>
+          <w:tab w:val="num" w:pos="720"/>
+        </w:tabs>
+        <w:ind w:left="720" w:hanging="360"/>
+      </w:pPr>
+      <w:rPr>
+        <w:rFonts w:ascii="Symbol" w:hAnsi="Symbol" w:hint="default"/>
+        <w:sz w:val="20"/>
+      </w:rPr>
+    </w:lvl>
+    <w:lvl w:ilvl="1" w:tentative="1">
+      <w:start w:val="1"/>
+      <w:numFmt w:val="bullet"/>
+      <w:lvlText w:val="o"/>
+      <w:lvlJc w:val="left"/>
+      <w:pPr>
+        <w:tabs>
+          <w:tab w:val="num" w:pos="1440"/>
+        </w:tabs>
+        <w:ind w:left="1440" w:hanging="360"/>
+      </w:pPr>
+      <w:rPr>
+        <w:rFonts w:ascii="Courier New" w:hAnsi="Courier New" w:hint="default"/>
+        <w:sz w:val="20"/>
+      </w:rPr>
+    </w:lvl>
+    <w:lvl w:ilvl="2" w:tentative="1">
+      <w:start w:val="1"/>
+      <w:numFmt w:val="bullet"/>
+      <w:lvlText w:val=""/>
+      <w:lvlJc w:val="left"/>
+      <w:pPr>
+        <w:tabs>
+          <w:tab w:val="num" w:pos="2160"/>
+        </w:tabs>
+        <w:ind w:left="2160" w:hanging="360"/>
+      </w:pPr>
+      <w:rPr>
+        <w:rFonts w:ascii="Wingdings" w:hAnsi="Wingdings" w:hint="default"/>
+        <w:sz w:val="20"/>
+      </w:rPr>
+    </w:lvl>
+    <w:lvl w:ilvl="3" w:tentative="1">
+      <w:start w:val="1"/>
+      <w:numFmt w:val="bullet"/>
+      <w:lvlText w:val=""/>
+      <w:lvlJc w:val="left"/>
+      <w:pPr>
+        <w:tabs>
+          <w:tab w:val="num" w:pos="2880"/>
+        </w:tabs>
+        <w:ind w:left="2880" w:hanging="360"/>
+      </w:pPr>
+      <w:rPr>
+        <w:rFonts w:ascii="Wingdings" w:hAnsi="Wingdings" w:hint="default"/>
+        <w:sz w:val="20"/>
+      </w:rPr>
+    </w:lvl>
+    <w:lvl w:ilvl="4" w:tentative="1">
+      <w:start w:val="1"/>
+      <w:numFmt w:val="bullet"/>
+      <w:lvlText w:val=""/>
+      <w:lvlJc w:val="left"/>
+      <w:pPr>
+        <w:tabs>
+          <w:tab w:val="num" w:pos="3600"/>
+        </w:tabs>
+        <w:ind w:left="3600" w:hanging="360"/>
+      </w:pPr>
+      <w:rPr>
+        <w:rFonts w:ascii="Wingdings" w:hAnsi="Wingdings" w:hint="default"/>
+        <w:sz w:val="20"/>
+      </w:rPr>
+    </w:lvl>
+    <w:lvl w:ilvl="5" w:tentative="1">
+      <w:start w:val="1"/>
+      <w:numFmt w:val="bullet"/>
+      <w:lvlText w:val=""/>
+      <w:lvlJc w:val="left"/>
+      <w:pPr>
+        <w:tabs>
+          <w:tab w:val="num" w:pos="4320"/>
+        </w:tabs>
+        <w:ind w:left="4320" w:hanging="360"/>
+      </w:pPr>
+      <w:rPr>
+        <w:rFonts w:ascii="Wingdings" w:hAnsi="Wingdings" w:hint="default"/>
+        <w:sz w:val="20"/>
+      </w:rPr>
+    </w:lvl>
+    <w:lvl w:ilvl="6" w:tentative="1">
+      <w:start w:val="1"/>
+      <w:numFmt w:val="bullet"/>
+      <w:lvlText w:val=""/>
+      <w:lvlJc w:val="left"/>
+      <w:pPr>
+        <w:tabs>
+          <w:tab w:val="num" w:pos="5040"/>
+        </w:tabs>
+        <w:ind w:left="5040" w:hanging="360"/>
+      </w:pPr>
+      <w:rPr>
+        <w:rFonts w:ascii="Wingdings" w:hAnsi="Wingdings" w:hint="default"/>
+        <w:sz w:val="20"/>
+      </w:rPr>
+    </w:lvl>
+    <w:lvl w:ilvl="7" w:tentative="1">
+      <w:start w:val="1"/>
+      <w:numFmt w:val="bullet"/>
+      <w:lvlText w:val=""/>
+      <w:lvlJc w:val="left"/>
+      <w:pPr>
+        <w:tabs>
+          <w:tab w:val="num" w:pos="5760"/>
+        </w:tabs>
+        <w:ind w:left="5760" w:hanging="360"/>
+      </w:pPr>
+      <w:rPr>
+        <w:rFonts w:ascii="Wingdings" w:hAnsi="Wingdings" w:hint="default"/>
+        <w:sz w:val="20"/>
+      </w:rPr>
+    </w:lvl>
+    <w:lvl w:ilvl="8" w:tentative="1">
+      <w:start w:val="1"/>
+      <w:numFmt w:val="bullet"/>
+      <w:lvlText w:val=""/>
+      <w:lvlJc w:val="left"/>
+      <w:pPr>
+        <w:tabs>
+          <w:tab w:val="num" w:pos="6480"/>
+        </w:tabs>
+        <w:ind w:left="6480" w:hanging="360"/>
+      </w:pPr>
+      <w:rPr>
+        <w:rFonts w:ascii="Wingdings" w:hAnsi="Wingdings" w:hint="default"/>
+        <w:sz w:val="20"/>
+      </w:rPr>
+    </w:lvl>
+  </w:abstractNum>
+  <w:abstractNum w:abstractNumId="28" w15:restartNumberingAfterBreak="0">
     <w:nsid w:val="4C564BC6"/>
     <w:multiLevelType w:val="hybridMultilevel"/>
     <w:tmpl w:val="5348536E"/>
@@ -4440,7 +5061,233 @@
       </w:rPr>
     </w:lvl>
   </w:abstractNum>
-  <w:abstractNum w:abstractNumId="22" w15:restartNumberingAfterBreak="0">
+  <w:abstractNum w:abstractNumId="29" w15:restartNumberingAfterBreak="0">
+    <w:nsid w:val="4CB45FF1"/>
+    <w:multiLevelType w:val="hybridMultilevel"/>
+    <w:tmpl w:val="E2187724"/>
+    <w:lvl w:ilvl="0" w:tplc="04090001">
+      <w:start w:val="1"/>
+      <w:numFmt w:val="bullet"/>
+      <w:lvlText w:val=""/>
+      <w:lvlJc w:val="left"/>
+      <w:pPr>
+        <w:ind w:left="720" w:hanging="360"/>
+      </w:pPr>
+      <w:rPr>
+        <w:rFonts w:ascii="Symbol" w:hAnsi="Symbol" w:hint="default"/>
+      </w:rPr>
+    </w:lvl>
+    <w:lvl w:ilvl="1" w:tplc="04090003" w:tentative="1">
+      <w:start w:val="1"/>
+      <w:numFmt w:val="bullet"/>
+      <w:lvlText w:val="o"/>
+      <w:lvlJc w:val="left"/>
+      <w:pPr>
+        <w:ind w:left="1440" w:hanging="360"/>
+      </w:pPr>
+      <w:rPr>
+        <w:rFonts w:ascii="Courier New" w:hAnsi="Courier New" w:cs="Courier New" w:hint="default"/>
+      </w:rPr>
+    </w:lvl>
+    <w:lvl w:ilvl="2" w:tplc="04090005" w:tentative="1">
+      <w:start w:val="1"/>
+      <w:numFmt w:val="bullet"/>
+      <w:lvlText w:val=""/>
+      <w:lvlJc w:val="left"/>
+      <w:pPr>
+        <w:ind w:left="2160" w:hanging="360"/>
+      </w:pPr>
+      <w:rPr>
+        <w:rFonts w:ascii="Wingdings" w:hAnsi="Wingdings" w:hint="default"/>
+      </w:rPr>
+    </w:lvl>
+    <w:lvl w:ilvl="3" w:tplc="04090001" w:tentative="1">
+      <w:start w:val="1"/>
+      <w:numFmt w:val="bullet"/>
+      <w:lvlText w:val=""/>
+      <w:lvlJc w:val="left"/>
+      <w:pPr>
+        <w:ind w:left="2880" w:hanging="360"/>
+      </w:pPr>
+      <w:rPr>
+        <w:rFonts w:ascii="Symbol" w:hAnsi="Symbol" w:hint="default"/>
+      </w:rPr>
+    </w:lvl>
+    <w:lvl w:ilvl="4" w:tplc="04090003" w:tentative="1">
+      <w:start w:val="1"/>
+      <w:numFmt w:val="bullet"/>
+      <w:lvlText w:val="o"/>
+      <w:lvlJc w:val="left"/>
+      <w:pPr>
+        <w:ind w:left="3600" w:hanging="360"/>
+      </w:pPr>
+      <w:rPr>
+        <w:rFonts w:ascii="Courier New" w:hAnsi="Courier New" w:cs="Courier New" w:hint="default"/>
+      </w:rPr>
+    </w:lvl>
+    <w:lvl w:ilvl="5" w:tplc="04090005" w:tentative="1">
+      <w:start w:val="1"/>
+      <w:numFmt w:val="bullet"/>
+      <w:lvlText w:val=""/>
+      <w:lvlJc w:val="left"/>
+      <w:pPr>
+        <w:ind w:left="4320" w:hanging="360"/>
+      </w:pPr>
+      <w:rPr>
+        <w:rFonts w:ascii="Wingdings" w:hAnsi="Wingdings" w:hint="default"/>
+      </w:rPr>
+    </w:lvl>
+    <w:lvl w:ilvl="6" w:tplc="04090001" w:tentative="1">
+      <w:start w:val="1"/>
+      <w:numFmt w:val="bullet"/>
+      <w:lvlText w:val=""/>
+      <w:lvlJc w:val="left"/>
+      <w:pPr>
+        <w:ind w:left="5040" w:hanging="360"/>
+      </w:pPr>
+      <w:rPr>
+        <w:rFonts w:ascii="Symbol" w:hAnsi="Symbol" w:hint="default"/>
+      </w:rPr>
+    </w:lvl>
+    <w:lvl w:ilvl="7" w:tplc="04090003" w:tentative="1">
+      <w:start w:val="1"/>
+      <w:numFmt w:val="bullet"/>
+      <w:lvlText w:val="o"/>
+      <w:lvlJc w:val="left"/>
+      <w:pPr>
+        <w:ind w:left="5760" w:hanging="360"/>
+      </w:pPr>
+      <w:rPr>
+        <w:rFonts w:ascii="Courier New" w:hAnsi="Courier New" w:cs="Courier New" w:hint="default"/>
+      </w:rPr>
+    </w:lvl>
+    <w:lvl w:ilvl="8" w:tplc="04090005" w:tentative="1">
+      <w:start w:val="1"/>
+      <w:numFmt w:val="bullet"/>
+      <w:lvlText w:val=""/>
+      <w:lvlJc w:val="left"/>
+      <w:pPr>
+        <w:ind w:left="6480" w:hanging="360"/>
+      </w:pPr>
+      <w:rPr>
+        <w:rFonts w:ascii="Wingdings" w:hAnsi="Wingdings" w:hint="default"/>
+      </w:rPr>
+    </w:lvl>
+  </w:abstractNum>
+  <w:abstractNum w:abstractNumId="30" w15:restartNumberingAfterBreak="0">
+    <w:nsid w:val="4DE74B23"/>
+    <w:multiLevelType w:val="hybridMultilevel"/>
+    <w:tmpl w:val="5B985760"/>
+    <w:lvl w:ilvl="0" w:tplc="04090001">
+      <w:start w:val="1"/>
+      <w:numFmt w:val="bullet"/>
+      <w:lvlText w:val=""/>
+      <w:lvlJc w:val="left"/>
+      <w:pPr>
+        <w:ind w:left="720" w:hanging="360"/>
+      </w:pPr>
+      <w:rPr>
+        <w:rFonts w:ascii="Symbol" w:hAnsi="Symbol" w:hint="default"/>
+      </w:rPr>
+    </w:lvl>
+    <w:lvl w:ilvl="1" w:tplc="FFFFFFFF" w:tentative="1">
+      <w:start w:val="1"/>
+      <w:numFmt w:val="bullet"/>
+      <w:lvlText w:val="o"/>
+      <w:lvlJc w:val="left"/>
+      <w:pPr>
+        <w:ind w:left="1440" w:hanging="360"/>
+      </w:pPr>
+      <w:rPr>
+        <w:rFonts w:ascii="Courier New" w:hAnsi="Courier New" w:cs="Courier New" w:hint="default"/>
+      </w:rPr>
+    </w:lvl>
+    <w:lvl w:ilvl="2" w:tplc="FFFFFFFF" w:tentative="1">
+      <w:start w:val="1"/>
+      <w:numFmt w:val="bullet"/>
+      <w:lvlText w:val=""/>
+      <w:lvlJc w:val="left"/>
+      <w:pPr>
+        <w:ind w:left="2160" w:hanging="360"/>
+      </w:pPr>
+      <w:rPr>
+        <w:rFonts w:ascii="Wingdings" w:hAnsi="Wingdings" w:hint="default"/>
+      </w:rPr>
+    </w:lvl>
+    <w:lvl w:ilvl="3" w:tplc="FFFFFFFF" w:tentative="1">
+      <w:start w:val="1"/>
+      <w:numFmt w:val="bullet"/>
+      <w:lvlText w:val=""/>
+      <w:lvlJc w:val="left"/>
+      <w:pPr>
+        <w:ind w:left="2880" w:hanging="360"/>
+      </w:pPr>
+      <w:rPr>
+        <w:rFonts w:ascii="Symbol" w:hAnsi="Symbol" w:hint="default"/>
+      </w:rPr>
+    </w:lvl>
+    <w:lvl w:ilvl="4" w:tplc="FFFFFFFF" w:tentative="1">
+      <w:start w:val="1"/>
+      <w:numFmt w:val="bullet"/>
+      <w:lvlText w:val="o"/>
+      <w:lvlJc w:val="left"/>
+      <w:pPr>
+        <w:ind w:left="3600" w:hanging="360"/>
+      </w:pPr>
+      <w:rPr>
+        <w:rFonts w:ascii="Courier New" w:hAnsi="Courier New" w:cs="Courier New" w:hint="default"/>
+      </w:rPr>
+    </w:lvl>
+    <w:lvl w:ilvl="5" w:tplc="FFFFFFFF" w:tentative="1">
+      <w:start w:val="1"/>
+      <w:numFmt w:val="bullet"/>
+      <w:lvlText w:val=""/>
+      <w:lvlJc w:val="left"/>
+      <w:pPr>
+        <w:ind w:left="4320" w:hanging="360"/>
+      </w:pPr>
+      <w:rPr>
+        <w:rFonts w:ascii="Wingdings" w:hAnsi="Wingdings" w:hint="default"/>
+      </w:rPr>
+    </w:lvl>
+    <w:lvl w:ilvl="6" w:tplc="FFFFFFFF" w:tentative="1">
+      <w:start w:val="1"/>
+      <w:numFmt w:val="bullet"/>
+      <w:lvlText w:val=""/>
+      <w:lvlJc w:val="left"/>
+      <w:pPr>
+        <w:ind w:left="5040" w:hanging="360"/>
+      </w:pPr>
+      <w:rPr>
+        <w:rFonts w:ascii="Symbol" w:hAnsi="Symbol" w:hint="default"/>
+      </w:rPr>
+    </w:lvl>
+    <w:lvl w:ilvl="7" w:tplc="FFFFFFFF" w:tentative="1">
+      <w:start w:val="1"/>
+      <w:numFmt w:val="bullet"/>
+      <w:lvlText w:val="o"/>
+      <w:lvlJc w:val="left"/>
+      <w:pPr>
+        <w:ind w:left="5760" w:hanging="360"/>
+      </w:pPr>
+      <w:rPr>
+        <w:rFonts w:ascii="Courier New" w:hAnsi="Courier New" w:cs="Courier New" w:hint="default"/>
+      </w:rPr>
+    </w:lvl>
+    <w:lvl w:ilvl="8" w:tplc="FFFFFFFF" w:tentative="1">
+      <w:start w:val="1"/>
+      <w:numFmt w:val="bullet"/>
+      <w:lvlText w:val=""/>
+      <w:lvlJc w:val="left"/>
+      <w:pPr>
+        <w:ind w:left="6480" w:hanging="360"/>
+      </w:pPr>
+      <w:rPr>
+        <w:rFonts w:ascii="Wingdings" w:hAnsi="Wingdings" w:hint="default"/>
+      </w:rPr>
+    </w:lvl>
+  </w:abstractNum>
+  <w:abstractNum w:abstractNumId="31" w15:restartNumberingAfterBreak="0">
     <w:nsid w:val="4E5A5065"/>
     <w:multiLevelType w:val="hybridMultilevel"/>
     <w:tmpl w:val="FFFFFFFF"/>
@@ -4491,7 +5338,156 @@
       <w:lvlJc w:val="left"/>
     </w:lvl>
   </w:abstractNum>
-  <w:abstractNum w:abstractNumId="23" w15:restartNumberingAfterBreak="0">
+  <w:abstractNum w:abstractNumId="32" w15:restartNumberingAfterBreak="0">
+    <w:nsid w:val="4E821142"/>
+    <w:multiLevelType w:val="multilevel"/>
+    <w:tmpl w:val="A6F6D1DC"/>
+    <w:lvl w:ilvl="0">
+      <w:start w:val="1"/>
+      <w:numFmt w:val="bullet"/>
+      <w:lvlText w:val=""/>
+      <w:lvlJc w:val="left"/>
+      <w:pPr>
+        <w:tabs>
+          <w:tab w:val="num" w:pos="720"/>
+        </w:tabs>
+        <w:ind w:left="720" w:hanging="360"/>
+      </w:pPr>
+      <w:rPr>
+        <w:rFonts w:ascii="Symbol" w:hAnsi="Symbol" w:hint="default"/>
+        <w:sz w:val="20"/>
+      </w:rPr>
+    </w:lvl>
+    <w:lvl w:ilvl="1" w:tentative="1">
+      <w:start w:val="1"/>
+      <w:numFmt w:val="bullet"/>
+      <w:lvlText w:val="o"/>
+      <w:lvlJc w:val="left"/>
+      <w:pPr>
+        <w:tabs>
+          <w:tab w:val="num" w:pos="1440"/>
+        </w:tabs>
+        <w:ind w:left="1440" w:hanging="360"/>
+      </w:pPr>
+      <w:rPr>
+        <w:rFonts w:ascii="Courier New" w:hAnsi="Courier New" w:hint="default"/>
+        <w:sz w:val="20"/>
+      </w:rPr>
+    </w:lvl>
+    <w:lvl w:ilvl="2" w:tentative="1">
+      <w:start w:val="1"/>
+      <w:numFmt w:val="bullet"/>
+      <w:lvlText w:val=""/>
+      <w:lvlJc w:val="left"/>
+      <w:pPr>
+        <w:tabs>
+          <w:tab w:val="num" w:pos="2160"/>
+        </w:tabs>
+        <w:ind w:left="2160" w:hanging="360"/>
+      </w:pPr>
+      <w:rPr>
+        <w:rFonts w:ascii="Wingdings" w:hAnsi="Wingdings" w:hint="default"/>
+        <w:sz w:val="20"/>
+      </w:rPr>
+    </w:lvl>
+    <w:lvl w:ilvl="3" w:tentative="1">
+      <w:start w:val="1"/>
+      <w:numFmt w:val="bullet"/>
+      <w:lvlText w:val=""/>
+      <w:lvlJc w:val="left"/>
+      <w:pPr>
+        <w:tabs>
+          <w:tab w:val="num" w:pos="2880"/>
+        </w:tabs>
+        <w:ind w:left="2880" w:hanging="360"/>
+      </w:pPr>
+      <w:rPr>
+        <w:rFonts w:ascii="Wingdings" w:hAnsi="Wingdings" w:hint="default"/>
+        <w:sz w:val="20"/>
+      </w:rPr>
+    </w:lvl>
+    <w:lvl w:ilvl="4" w:tentative="1">
+      <w:start w:val="1"/>
+      <w:numFmt w:val="bullet"/>
+      <w:lvlText w:val=""/>
+      <w:lvlJc w:val="left"/>
+      <w:pPr>
+        <w:tabs>
+          <w:tab w:val="num" w:pos="3600"/>
+        </w:tabs>
+        <w:ind w:left="3600" w:hanging="360"/>
+      </w:pPr>
+      <w:rPr>
+        <w:rFonts w:ascii="Wingdings" w:hAnsi="Wingdings" w:hint="default"/>
+        <w:sz w:val="20"/>
+      </w:rPr>
+    </w:lvl>
+    <w:lvl w:ilvl="5" w:tentative="1">
+      <w:start w:val="1"/>
+      <w:numFmt w:val="bullet"/>
+      <w:lvlText w:val=""/>
+      <w:lvlJc w:val="left"/>
+      <w:pPr>
+        <w:tabs>
+          <w:tab w:val="num" w:pos="4320"/>
+        </w:tabs>
+        <w:ind w:left="4320" w:hanging="360"/>
+      </w:pPr>
+      <w:rPr>
+        <w:rFonts w:ascii="Wingdings" w:hAnsi="Wingdings" w:hint="default"/>
+        <w:sz w:val="20"/>
+      </w:rPr>
+    </w:lvl>
+    <w:lvl w:ilvl="6" w:tentative="1">
+      <w:start w:val="1"/>
+      <w:numFmt w:val="bullet"/>
+      <w:lvlText w:val=""/>
+      <w:lvlJc w:val="left"/>
+      <w:pPr>
+        <w:tabs>
+          <w:tab w:val="num" w:pos="5040"/>
+        </w:tabs>
+        <w:ind w:left="5040" w:hanging="360"/>
+      </w:pPr>
+      <w:rPr>
+        <w:rFonts w:ascii="Wingdings" w:hAnsi="Wingdings" w:hint="default"/>
+        <w:sz w:val="20"/>
+      </w:rPr>
+    </w:lvl>
+    <w:lvl w:ilvl="7" w:tentative="1">
+      <w:start w:val="1"/>
+      <w:numFmt w:val="bullet"/>
+      <w:lvlText w:val=""/>
+      <w:lvlJc w:val="left"/>
+      <w:pPr>
+        <w:tabs>
+          <w:tab w:val="num" w:pos="5760"/>
+        </w:tabs>
+        <w:ind w:left="5760" w:hanging="360"/>
+      </w:pPr>
+      <w:rPr>
+        <w:rFonts w:ascii="Wingdings" w:hAnsi="Wingdings" w:hint="default"/>
+        <w:sz w:val="20"/>
+      </w:rPr>
+    </w:lvl>
+    <w:lvl w:ilvl="8" w:tentative="1">
+      <w:start w:val="1"/>
+      <w:numFmt w:val="bullet"/>
+      <w:lvlText w:val=""/>
+      <w:lvlJc w:val="left"/>
+      <w:pPr>
+        <w:tabs>
+          <w:tab w:val="num" w:pos="6480"/>
+        </w:tabs>
+        <w:ind w:left="6480" w:hanging="360"/>
+      </w:pPr>
+      <w:rPr>
+        <w:rFonts w:ascii="Wingdings" w:hAnsi="Wingdings" w:hint="default"/>
+        <w:sz w:val="20"/>
+      </w:rPr>
+    </w:lvl>
+  </w:abstractNum>
+  <w:abstractNum w:abstractNumId="33" w15:restartNumberingAfterBreak="0">
     <w:nsid w:val="4F4251B8"/>
     <w:multiLevelType w:val="multilevel"/>
     <w:tmpl w:val="84007528"/>
@@ -4640,7 +5636,7 @@
       </w:rPr>
     </w:lvl>
   </w:abstractNum>
-  <w:abstractNum w:abstractNumId="24" w15:restartNumberingAfterBreak="0">
+  <w:abstractNum w:abstractNumId="34" w15:restartNumberingAfterBreak="0">
     <w:nsid w:val="52DB4FE5"/>
     <w:multiLevelType w:val="multilevel"/>
     <w:tmpl w:val="90C6769C"/>
@@ -4789,7 +5785,7 @@
       </w:rPr>
     </w:lvl>
   </w:abstractNum>
-  <w:abstractNum w:abstractNumId="25" w15:restartNumberingAfterBreak="0">
+  <w:abstractNum w:abstractNumId="35" w15:restartNumberingAfterBreak="0">
     <w:nsid w:val="552232BF"/>
     <w:multiLevelType w:val="multilevel"/>
     <w:tmpl w:val="207A6070"/>
@@ -4938,7 +5934,7 @@
       </w:rPr>
     </w:lvl>
   </w:abstractNum>
-  <w:abstractNum w:abstractNumId="26" w15:restartNumberingAfterBreak="0">
+  <w:abstractNum w:abstractNumId="36" w15:restartNumberingAfterBreak="0">
     <w:nsid w:val="57330994"/>
     <w:multiLevelType w:val="multilevel"/>
     <w:tmpl w:val="542EDB6C"/>
@@ -5087,7 +6083,7 @@
       </w:rPr>
     </w:lvl>
   </w:abstractNum>
-  <w:abstractNum w:abstractNumId="27" w15:restartNumberingAfterBreak="0">
+  <w:abstractNum w:abstractNumId="37" w15:restartNumberingAfterBreak="0">
     <w:nsid w:val="659437C1"/>
     <w:multiLevelType w:val="hybridMultilevel"/>
     <w:tmpl w:val="3D8EE57E"/>
@@ -5200,7 +6196,7 @@
       </w:rPr>
     </w:lvl>
   </w:abstractNum>
-  <w:abstractNum w:abstractNumId="28" w15:restartNumberingAfterBreak="0">
+  <w:abstractNum w:abstractNumId="38" w15:restartNumberingAfterBreak="0">
     <w:nsid w:val="67EB6E34"/>
     <w:multiLevelType w:val="hybridMultilevel"/>
     <w:tmpl w:val="14D2FF3E"/>
@@ -5313,7 +6309,7 @@
       </w:rPr>
     </w:lvl>
   </w:abstractNum>
-  <w:abstractNum w:abstractNumId="29" w15:restartNumberingAfterBreak="0">
+  <w:abstractNum w:abstractNumId="39" w15:restartNumberingAfterBreak="0">
     <w:nsid w:val="6AD00146"/>
     <w:multiLevelType w:val="multilevel"/>
     <w:tmpl w:val="25C417D0"/>
@@ -5426,7 +6422,119 @@
       </w:rPr>
     </w:lvl>
   </w:abstractNum>
-  <w:abstractNum w:abstractNumId="30" w15:restartNumberingAfterBreak="0">
+  <w:abstractNum w:abstractNumId="40" w15:restartNumberingAfterBreak="0">
+    <w:nsid w:val="6B986DAA"/>
+    <w:multiLevelType w:val="hybridMultilevel"/>
+    <w:tmpl w:val="8FFEA4E4"/>
+    <w:lvl w:ilvl="0" w:tplc="196A5162">
+      <w:numFmt w:val="bullet"/>
+      <w:lvlText w:val=""/>
+      <w:lvlJc w:val="left"/>
+      <w:pPr>
+        <w:ind w:left="720" w:hanging="360"/>
+      </w:pPr>
+      <w:rPr>
+        <w:rFonts w:ascii="Aptos" w:eastAsia="Garamond" w:hAnsi="Aptos" w:cs="Times New Roman" w:hint="default"/>
+      </w:rPr>
+    </w:lvl>
+    <w:lvl w:ilvl="1" w:tplc="04090003" w:tentative="1">
+      <w:start w:val="1"/>
+      <w:numFmt w:val="bullet"/>
+      <w:lvlText w:val="o"/>
+      <w:lvlJc w:val="left"/>
+      <w:pPr>
+        <w:ind w:left="1440" w:hanging="360"/>
+      </w:pPr>
+      <w:rPr>
+        <w:rFonts w:ascii="Courier New" w:hAnsi="Courier New" w:cs="Courier New" w:hint="default"/>
+      </w:rPr>
+    </w:lvl>
+    <w:lvl w:ilvl="2" w:tplc="04090005" w:tentative="1">
+      <w:start w:val="1"/>
+      <w:numFmt w:val="bullet"/>
+      <w:lvlText w:val=""/>
+      <w:lvlJc w:val="left"/>
+      <w:pPr>
+        <w:ind w:left="2160" w:hanging="360"/>
+      </w:pPr>
+      <w:rPr>
+        <w:rFonts w:ascii="Wingdings" w:hAnsi="Wingdings" w:hint="default"/>
+      </w:rPr>
+    </w:lvl>
+    <w:lvl w:ilvl="3" w:tplc="04090001" w:tentative="1">
+      <w:start w:val="1"/>
+      <w:numFmt w:val="bullet"/>
+      <w:lvlText w:val=""/>
+      <w:lvlJc w:val="left"/>
+      <w:pPr>
+        <w:ind w:left="2880" w:hanging="360"/>
+      </w:pPr>
+      <w:rPr>
+        <w:rFonts w:ascii="Symbol" w:hAnsi="Symbol" w:hint="default"/>
+      </w:rPr>
+    </w:lvl>
+    <w:lvl w:ilvl="4" w:tplc="04090003" w:tentative="1">
+      <w:start w:val="1"/>
+      <w:numFmt w:val="bullet"/>
+      <w:lvlText w:val="o"/>
+      <w:lvlJc w:val="left"/>
+      <w:pPr>
+        <w:ind w:left="3600" w:hanging="360"/>
+      </w:pPr>
+      <w:rPr>
+        <w:rFonts w:ascii="Courier New" w:hAnsi="Courier New" w:cs="Courier New" w:hint="default"/>
+      </w:rPr>
+    </w:lvl>
+    <w:lvl w:ilvl="5" w:tplc="04090005" w:tentative="1">
+      <w:start w:val="1"/>
+      <w:numFmt w:val="bullet"/>
+      <w:lvlText w:val=""/>
+      <w:lvlJc w:val="left"/>
+      <w:pPr>
+        <w:ind w:left="4320" w:hanging="360"/>
+      </w:pPr>
+      <w:rPr>
+        <w:rFonts w:ascii="Wingdings" w:hAnsi="Wingdings" w:hint="default"/>
+      </w:rPr>
+    </w:lvl>
+    <w:lvl w:ilvl="6" w:tplc="04090001" w:tentative="1">
+      <w:start w:val="1"/>
+      <w:numFmt w:val="bullet"/>
+      <w:lvlText w:val=""/>
+      <w:lvlJc w:val="left"/>
+      <w:pPr>
+        <w:ind w:left="5040" w:hanging="360"/>
+      </w:pPr>
+      <w:rPr>
+        <w:rFonts w:ascii="Symbol" w:hAnsi="Symbol" w:hint="default"/>
+      </w:rPr>
+    </w:lvl>
+    <w:lvl w:ilvl="7" w:tplc="04090003" w:tentative="1">
+      <w:start w:val="1"/>
+      <w:numFmt w:val="bullet"/>
+      <w:lvlText w:val="o"/>
+      <w:lvlJc w:val="left"/>
+      <w:pPr>
+        <w:ind w:left="5760" w:hanging="360"/>
+      </w:pPr>
+      <w:rPr>
+        <w:rFonts w:ascii="Courier New" w:hAnsi="Courier New" w:cs="Courier New" w:hint="default"/>
+      </w:rPr>
+    </w:lvl>
+    <w:lvl w:ilvl="8" w:tplc="04090005" w:tentative="1">
+      <w:start w:val="1"/>
+      <w:numFmt w:val="bullet"/>
+      <w:lvlText w:val=""/>
+      <w:lvlJc w:val="left"/>
+      <w:pPr>
+        <w:ind w:left="6480" w:hanging="360"/>
+      </w:pPr>
+      <w:rPr>
+        <w:rFonts w:ascii="Wingdings" w:hAnsi="Wingdings" w:hint="default"/>
+      </w:rPr>
+    </w:lvl>
+  </w:abstractNum>
+  <w:abstractNum w:abstractNumId="41" w15:restartNumberingAfterBreak="0">
     <w:nsid w:val="6C2045D6"/>
     <w:multiLevelType w:val="hybridMultilevel"/>
     <w:tmpl w:val="E7C04672"/>
@@ -5539,7 +6647,120 @@
       </w:rPr>
     </w:lvl>
   </w:abstractNum>
-  <w:abstractNum w:abstractNumId="31" w15:restartNumberingAfterBreak="0">
+  <w:abstractNum w:abstractNumId="42" w15:restartNumberingAfterBreak="0">
+    <w:nsid w:val="6CC87C09"/>
+    <w:multiLevelType w:val="hybridMultilevel"/>
+    <w:tmpl w:val="81C8578A"/>
+    <w:lvl w:ilvl="0" w:tplc="04090001">
+      <w:start w:val="1"/>
+      <w:numFmt w:val="bullet"/>
+      <w:lvlText w:val=""/>
+      <w:lvlJc w:val="left"/>
+      <w:pPr>
+        <w:ind w:left="720" w:hanging="360"/>
+      </w:pPr>
+      <w:rPr>
+        <w:rFonts w:ascii="Symbol" w:hAnsi="Symbol" w:hint="default"/>
+      </w:rPr>
+    </w:lvl>
+    <w:lvl w:ilvl="1" w:tplc="04090003" w:tentative="1">
+      <w:start w:val="1"/>
+      <w:numFmt w:val="bullet"/>
+      <w:lvlText w:val="o"/>
+      <w:lvlJc w:val="left"/>
+      <w:pPr>
+        <w:ind w:left="1440" w:hanging="360"/>
+      </w:pPr>
+      <w:rPr>
+        <w:rFonts w:ascii="Courier New" w:hAnsi="Courier New" w:cs="Courier New" w:hint="default"/>
+      </w:rPr>
+    </w:lvl>
+    <w:lvl w:ilvl="2" w:tplc="04090005" w:tentative="1">
+      <w:start w:val="1"/>
+      <w:numFmt w:val="bullet"/>
+      <w:lvlText w:val=""/>
+      <w:lvlJc w:val="left"/>
+      <w:pPr>
+        <w:ind w:left="2160" w:hanging="360"/>
+      </w:pPr>
+      <w:rPr>
+        <w:rFonts w:ascii="Wingdings" w:hAnsi="Wingdings" w:hint="default"/>
+      </w:rPr>
+    </w:lvl>
+    <w:lvl w:ilvl="3" w:tplc="04090001" w:tentative="1">
+      <w:start w:val="1"/>
+      <w:numFmt w:val="bullet"/>
+      <w:lvlText w:val=""/>
+      <w:lvlJc w:val="left"/>
+      <w:pPr>
+        <w:ind w:left="2880" w:hanging="360"/>
+      </w:pPr>
+      <w:rPr>
+        <w:rFonts w:ascii="Symbol" w:hAnsi="Symbol" w:hint="default"/>
+      </w:rPr>
+    </w:lvl>
+    <w:lvl w:ilvl="4" w:tplc="04090003" w:tentative="1">
+      <w:start w:val="1"/>
+      <w:numFmt w:val="bullet"/>
+      <w:lvlText w:val="o"/>
+      <w:lvlJc w:val="left"/>
+      <w:pPr>
+        <w:ind w:left="3600" w:hanging="360"/>
+      </w:pPr>
+      <w:rPr>
+        <w:rFonts w:ascii="Courier New" w:hAnsi="Courier New" w:cs="Courier New" w:hint="default"/>
+      </w:rPr>
+    </w:lvl>
+    <w:lvl w:ilvl="5" w:tplc="04090005" w:tentative="1">
+      <w:start w:val="1"/>
+      <w:numFmt w:val="bullet"/>
+      <w:lvlText w:val=""/>
+      <w:lvlJc w:val="left"/>
+      <w:pPr>
+        <w:ind w:left="4320" w:hanging="360"/>
+      </w:pPr>
+      <w:rPr>
+        <w:rFonts w:ascii="Wingdings" w:hAnsi="Wingdings" w:hint="default"/>
+      </w:rPr>
+    </w:lvl>
+    <w:lvl w:ilvl="6" w:tplc="04090001" w:tentative="1">
+      <w:start w:val="1"/>
+      <w:numFmt w:val="bullet"/>
+      <w:lvlText w:val=""/>
+      <w:lvlJc w:val="left"/>
+      <w:pPr>
+        <w:ind w:left="5040" w:hanging="360"/>
+      </w:pPr>
+      <w:rPr>
+        <w:rFonts w:ascii="Symbol" w:hAnsi="Symbol" w:hint="default"/>
+      </w:rPr>
+    </w:lvl>
+    <w:lvl w:ilvl="7" w:tplc="04090003" w:tentative="1">
+      <w:start w:val="1"/>
+      <w:numFmt w:val="bullet"/>
+      <w:lvlText w:val="o"/>
+      <w:lvlJc w:val="left"/>
+      <w:pPr>
+        <w:ind w:left="5760" w:hanging="360"/>
+      </w:pPr>
+      <w:rPr>
+        <w:rFonts w:ascii="Courier New" w:hAnsi="Courier New" w:cs="Courier New" w:hint="default"/>
+      </w:rPr>
+    </w:lvl>
+    <w:lvl w:ilvl="8" w:tplc="04090005" w:tentative="1">
+      <w:start w:val="1"/>
+      <w:numFmt w:val="bullet"/>
+      <w:lvlText w:val=""/>
+      <w:lvlJc w:val="left"/>
+      <w:pPr>
+        <w:ind w:left="6480" w:hanging="360"/>
+      </w:pPr>
+      <w:rPr>
+        <w:rFonts w:ascii="Wingdings" w:hAnsi="Wingdings" w:hint="default"/>
+      </w:rPr>
+    </w:lvl>
+  </w:abstractNum>
+  <w:abstractNum w:abstractNumId="43" w15:restartNumberingAfterBreak="0">
     <w:nsid w:val="6FDA3B52"/>
     <w:multiLevelType w:val="hybridMultilevel"/>
     <w:tmpl w:val="E60C1E9C"/>
@@ -5652,7 +6873,7 @@
       </w:rPr>
     </w:lvl>
   </w:abstractNum>
-  <w:abstractNum w:abstractNumId="32" w15:restartNumberingAfterBreak="0">
+  <w:abstractNum w:abstractNumId="44" w15:restartNumberingAfterBreak="0">
     <w:nsid w:val="729936E6"/>
     <w:multiLevelType w:val="multilevel"/>
     <w:tmpl w:val="CCC060B8"/>
@@ -5801,7 +7022,7 @@
       </w:rPr>
     </w:lvl>
   </w:abstractNum>
-  <w:abstractNum w:abstractNumId="33" w15:restartNumberingAfterBreak="0">
+  <w:abstractNum w:abstractNumId="45" w15:restartNumberingAfterBreak="0">
     <w:nsid w:val="72B43E70"/>
     <w:multiLevelType w:val="hybridMultilevel"/>
     <w:tmpl w:val="FC24848C"/>
@@ -5914,7 +7135,7 @@
       </w:rPr>
     </w:lvl>
   </w:abstractNum>
-  <w:abstractNum w:abstractNumId="34" w15:restartNumberingAfterBreak="0">
+  <w:abstractNum w:abstractNumId="46" w15:restartNumberingAfterBreak="0">
     <w:nsid w:val="777B0AF7"/>
     <w:multiLevelType w:val="hybridMultilevel"/>
     <w:tmpl w:val="B8BA7044"/>
@@ -6027,7 +7248,305 @@
       </w:rPr>
     </w:lvl>
   </w:abstractNum>
-  <w:abstractNum w:abstractNumId="35" w15:restartNumberingAfterBreak="0">
+  <w:abstractNum w:abstractNumId="47" w15:restartNumberingAfterBreak="0">
+    <w:nsid w:val="78EA0AD9"/>
+    <w:multiLevelType w:val="multilevel"/>
+    <w:tmpl w:val="8EF8393E"/>
+    <w:lvl w:ilvl="0">
+      <w:start w:val="1"/>
+      <w:numFmt w:val="bullet"/>
+      <w:lvlText w:val=""/>
+      <w:lvlJc w:val="left"/>
+      <w:pPr>
+        <w:tabs>
+          <w:tab w:val="num" w:pos="720"/>
+        </w:tabs>
+        <w:ind w:left="720" w:hanging="360"/>
+      </w:pPr>
+      <w:rPr>
+        <w:rFonts w:ascii="Symbol" w:hAnsi="Symbol" w:hint="default"/>
+        <w:sz w:val="20"/>
+      </w:rPr>
+    </w:lvl>
+    <w:lvl w:ilvl="1" w:tentative="1">
+      <w:start w:val="1"/>
+      <w:numFmt w:val="bullet"/>
+      <w:lvlText w:val="o"/>
+      <w:lvlJc w:val="left"/>
+      <w:pPr>
+        <w:tabs>
+          <w:tab w:val="num" w:pos="1440"/>
+        </w:tabs>
+        <w:ind w:left="1440" w:hanging="360"/>
+      </w:pPr>
+      <w:rPr>
+        <w:rFonts w:ascii="Courier New" w:hAnsi="Courier New" w:hint="default"/>
+        <w:sz w:val="20"/>
+      </w:rPr>
+    </w:lvl>
+    <w:lvl w:ilvl="2" w:tentative="1">
+      <w:start w:val="1"/>
+      <w:numFmt w:val="bullet"/>
+      <w:lvlText w:val=""/>
+      <w:lvlJc w:val="left"/>
+      <w:pPr>
+        <w:tabs>
+          <w:tab w:val="num" w:pos="2160"/>
+        </w:tabs>
+        <w:ind w:left="2160" w:hanging="360"/>
+      </w:pPr>
+      <w:rPr>
+        <w:rFonts w:ascii="Wingdings" w:hAnsi="Wingdings" w:hint="default"/>
+        <w:sz w:val="20"/>
+      </w:rPr>
+    </w:lvl>
+    <w:lvl w:ilvl="3" w:tentative="1">
+      <w:start w:val="1"/>
+      <w:numFmt w:val="bullet"/>
+      <w:lvlText w:val=""/>
+      <w:lvlJc w:val="left"/>
+      <w:pPr>
+        <w:tabs>
+          <w:tab w:val="num" w:pos="2880"/>
+        </w:tabs>
+        <w:ind w:left="2880" w:hanging="360"/>
+      </w:pPr>
+      <w:rPr>
+        <w:rFonts w:ascii="Wingdings" w:hAnsi="Wingdings" w:hint="default"/>
+        <w:sz w:val="20"/>
+      </w:rPr>
+    </w:lvl>
+    <w:lvl w:ilvl="4" w:tentative="1">
+      <w:start w:val="1"/>
+      <w:numFmt w:val="bullet"/>
+      <w:lvlText w:val=""/>
+      <w:lvlJc w:val="left"/>
+      <w:pPr>
+        <w:tabs>
+          <w:tab w:val="num" w:pos="3600"/>
+        </w:tabs>
+        <w:ind w:left="3600" w:hanging="360"/>
+      </w:pPr>
+      <w:rPr>
+        <w:rFonts w:ascii="Wingdings" w:hAnsi="Wingdings" w:hint="default"/>
+        <w:sz w:val="20"/>
+      </w:rPr>
+    </w:lvl>
+    <w:lvl w:ilvl="5" w:tentative="1">
+      <w:start w:val="1"/>
+      <w:numFmt w:val="bullet"/>
+      <w:lvlText w:val=""/>
+      <w:lvlJc w:val="left"/>
+      <w:pPr>
+        <w:tabs>
+          <w:tab w:val="num" w:pos="4320"/>
+        </w:tabs>
+        <w:ind w:left="4320" w:hanging="360"/>
+      </w:pPr>
+      <w:rPr>
+        <w:rFonts w:ascii="Wingdings" w:hAnsi="Wingdings" w:hint="default"/>
+        <w:sz w:val="20"/>
+      </w:rPr>
+    </w:lvl>
+    <w:lvl w:ilvl="6" w:tentative="1">
+      <w:start w:val="1"/>
+      <w:numFmt w:val="bullet"/>
+      <w:lvlText w:val=""/>
+      <w:lvlJc w:val="left"/>
+      <w:pPr>
+        <w:tabs>
+          <w:tab w:val="num" w:pos="5040"/>
+        </w:tabs>
+        <w:ind w:left="5040" w:hanging="360"/>
+      </w:pPr>
+      <w:rPr>
+        <w:rFonts w:ascii="Wingdings" w:hAnsi="Wingdings" w:hint="default"/>
+        <w:sz w:val="20"/>
+      </w:rPr>
+    </w:lvl>
+    <w:lvl w:ilvl="7" w:tentative="1">
+      <w:start w:val="1"/>
+      <w:numFmt w:val="bullet"/>
+      <w:lvlText w:val=""/>
+      <w:lvlJc w:val="left"/>
+      <w:pPr>
+        <w:tabs>
+          <w:tab w:val="num" w:pos="5760"/>
+        </w:tabs>
+        <w:ind w:left="5760" w:hanging="360"/>
+      </w:pPr>
+      <w:rPr>
+        <w:rFonts w:ascii="Wingdings" w:hAnsi="Wingdings" w:hint="default"/>
+        <w:sz w:val="20"/>
+      </w:rPr>
+    </w:lvl>
+    <w:lvl w:ilvl="8" w:tentative="1">
+      <w:start w:val="1"/>
+      <w:numFmt w:val="bullet"/>
+      <w:lvlText w:val=""/>
+      <w:lvlJc w:val="left"/>
+      <w:pPr>
+        <w:tabs>
+          <w:tab w:val="num" w:pos="6480"/>
+        </w:tabs>
+        <w:ind w:left="6480" w:hanging="360"/>
+      </w:pPr>
+      <w:rPr>
+        <w:rFonts w:ascii="Wingdings" w:hAnsi="Wingdings" w:hint="default"/>
+        <w:sz w:val="20"/>
+      </w:rPr>
+    </w:lvl>
+  </w:abstractNum>
+  <w:abstractNum w:abstractNumId="48" w15:restartNumberingAfterBreak="0">
+    <w:nsid w:val="79D0720F"/>
+    <w:multiLevelType w:val="multilevel"/>
+    <w:tmpl w:val="D0C46E3C"/>
+    <w:lvl w:ilvl="0">
+      <w:start w:val="1"/>
+      <w:numFmt w:val="bullet"/>
+      <w:lvlText w:val=""/>
+      <w:lvlJc w:val="left"/>
+      <w:pPr>
+        <w:tabs>
+          <w:tab w:val="num" w:pos="720"/>
+        </w:tabs>
+        <w:ind w:left="720" w:hanging="360"/>
+      </w:pPr>
+      <w:rPr>
+        <w:rFonts w:ascii="Symbol" w:hAnsi="Symbol" w:hint="default"/>
+        <w:sz w:val="20"/>
+      </w:rPr>
+    </w:lvl>
+    <w:lvl w:ilvl="1" w:tentative="1">
+      <w:start w:val="1"/>
+      <w:numFmt w:val="bullet"/>
+      <w:lvlText w:val="o"/>
+      <w:lvlJc w:val="left"/>
+      <w:pPr>
+        <w:tabs>
+          <w:tab w:val="num" w:pos="1440"/>
+        </w:tabs>
+        <w:ind w:left="1440" w:hanging="360"/>
+      </w:pPr>
+      <w:rPr>
+        <w:rFonts w:ascii="Courier New" w:hAnsi="Courier New" w:hint="default"/>
+        <w:sz w:val="20"/>
+      </w:rPr>
+    </w:lvl>
+    <w:lvl w:ilvl="2" w:tentative="1">
+      <w:start w:val="1"/>
+      <w:numFmt w:val="bullet"/>
+      <w:lvlText w:val=""/>
+      <w:lvlJc w:val="left"/>
+      <w:pPr>
+        <w:tabs>
+          <w:tab w:val="num" w:pos="2160"/>
+        </w:tabs>
+        <w:ind w:left="2160" w:hanging="360"/>
+      </w:pPr>
+      <w:rPr>
+        <w:rFonts w:ascii="Wingdings" w:hAnsi="Wingdings" w:hint="default"/>
+        <w:sz w:val="20"/>
+      </w:rPr>
+    </w:lvl>
+    <w:lvl w:ilvl="3" w:tentative="1">
+      <w:start w:val="1"/>
+      <w:numFmt w:val="bullet"/>
+      <w:lvlText w:val=""/>
+      <w:lvlJc w:val="left"/>
+      <w:pPr>
+        <w:tabs>
+          <w:tab w:val="num" w:pos="2880"/>
+        </w:tabs>
+        <w:ind w:left="2880" w:hanging="360"/>
+      </w:pPr>
+      <w:rPr>
+        <w:rFonts w:ascii="Wingdings" w:hAnsi="Wingdings" w:hint="default"/>
+        <w:sz w:val="20"/>
+      </w:rPr>
+    </w:lvl>
+    <w:lvl w:ilvl="4" w:tentative="1">
+      <w:start w:val="1"/>
+      <w:numFmt w:val="bullet"/>
+      <w:lvlText w:val=""/>
+      <w:lvlJc w:val="left"/>
+      <w:pPr>
+        <w:tabs>
+          <w:tab w:val="num" w:pos="3600"/>
+        </w:tabs>
+        <w:ind w:left="3600" w:hanging="360"/>
+      </w:pPr>
+      <w:rPr>
+        <w:rFonts w:ascii="Wingdings" w:hAnsi="Wingdings" w:hint="default"/>
+        <w:sz w:val="20"/>
+      </w:rPr>
+    </w:lvl>
+    <w:lvl w:ilvl="5" w:tentative="1">
+      <w:start w:val="1"/>
+      <w:numFmt w:val="bullet"/>
+      <w:lvlText w:val=""/>
+      <w:lvlJc w:val="left"/>
+      <w:pPr>
+        <w:tabs>
+          <w:tab w:val="num" w:pos="4320"/>
+        </w:tabs>
+        <w:ind w:left="4320" w:hanging="360"/>
+      </w:pPr>
+      <w:rPr>
+        <w:rFonts w:ascii="Wingdings" w:hAnsi="Wingdings" w:hint="default"/>
+        <w:sz w:val="20"/>
+      </w:rPr>
+    </w:lvl>
+    <w:lvl w:ilvl="6" w:tentative="1">
+      <w:start w:val="1"/>
+      <w:numFmt w:val="bullet"/>
+      <w:lvlText w:val=""/>
+      <w:lvlJc w:val="left"/>
+      <w:pPr>
+        <w:tabs>
+          <w:tab w:val="num" w:pos="5040"/>
+        </w:tabs>
+        <w:ind w:left="5040" w:hanging="360"/>
+      </w:pPr>
+      <w:rPr>
+        <w:rFonts w:ascii="Wingdings" w:hAnsi="Wingdings" w:hint="default"/>
+        <w:sz w:val="20"/>
+      </w:rPr>
+    </w:lvl>
+    <w:lvl w:ilvl="7" w:tentative="1">
+      <w:start w:val="1"/>
+      <w:numFmt w:val="bullet"/>
+      <w:lvlText w:val=""/>
+      <w:lvlJc w:val="left"/>
+      <w:pPr>
+        <w:tabs>
+          <w:tab w:val="num" w:pos="5760"/>
+        </w:tabs>
+        <w:ind w:left="5760" w:hanging="360"/>
+      </w:pPr>
+      <w:rPr>
+        <w:rFonts w:ascii="Wingdings" w:hAnsi="Wingdings" w:hint="default"/>
+        <w:sz w:val="20"/>
+      </w:rPr>
+    </w:lvl>
+    <w:lvl w:ilvl="8" w:tentative="1">
+      <w:start w:val="1"/>
+      <w:numFmt w:val="bullet"/>
+      <w:lvlText w:val=""/>
+      <w:lvlJc w:val="left"/>
+      <w:pPr>
+        <w:tabs>
+          <w:tab w:val="num" w:pos="6480"/>
+        </w:tabs>
+        <w:ind w:left="6480" w:hanging="360"/>
+      </w:pPr>
+      <w:rPr>
+        <w:rFonts w:ascii="Wingdings" w:hAnsi="Wingdings" w:hint="default"/>
+        <w:sz w:val="20"/>
+      </w:rPr>
+    </w:lvl>
+  </w:abstractNum>
+  <w:abstractNum w:abstractNumId="49" w15:restartNumberingAfterBreak="0">
     <w:nsid w:val="7BD74806"/>
     <w:multiLevelType w:val="hybridMultilevel"/>
     <w:tmpl w:val="DFE0359C"/>
@@ -6140,7 +7659,7 @@
       </w:rPr>
     </w:lvl>
   </w:abstractNum>
-  <w:abstractNum w:abstractNumId="36" w15:restartNumberingAfterBreak="0">
+  <w:abstractNum w:abstractNumId="50" w15:restartNumberingAfterBreak="0">
     <w:nsid w:val="7C6866D8"/>
     <w:multiLevelType w:val="multilevel"/>
     <w:tmpl w:val="96BC4866"/>
@@ -6289,7 +7808,7 @@
       </w:rPr>
     </w:lvl>
   </w:abstractNum>
-  <w:abstractNum w:abstractNumId="37" w15:restartNumberingAfterBreak="0">
+  <w:abstractNum w:abstractNumId="51" w15:restartNumberingAfterBreak="0">
     <w:nsid w:val="7EC35D7C"/>
     <w:multiLevelType w:val="hybridMultilevel"/>
     <w:tmpl w:val="3C981192"/>
@@ -6403,117 +7922,159 @@
     </w:lvl>
   </w:abstractNum>
   <w:num w:numId="1" w16cid:durableId="415636259">
-    <w:abstractNumId w:val="29"/>
+    <w:abstractNumId w:val="39"/>
   </w:num>
   <w:num w:numId="2" w16cid:durableId="281425831">
+    <w:abstractNumId w:val="26"/>
+  </w:num>
+  <w:num w:numId="3" w16cid:durableId="1960069440">
+    <w:abstractNumId w:val="25"/>
+  </w:num>
+  <w:num w:numId="4" w16cid:durableId="206378276">
+    <w:abstractNumId w:val="7"/>
+  </w:num>
+  <w:num w:numId="5" w16cid:durableId="1056125630">
+    <w:abstractNumId w:val="15"/>
+  </w:num>
+  <w:num w:numId="6" w16cid:durableId="180244881">
+    <w:abstractNumId w:val="37"/>
+  </w:num>
+  <w:num w:numId="7" w16cid:durableId="1471510421">
+    <w:abstractNumId w:val="45"/>
+  </w:num>
+  <w:num w:numId="8" w16cid:durableId="643585979">
+    <w:abstractNumId w:val="49"/>
+  </w:num>
+  <w:num w:numId="9" w16cid:durableId="144202651">
+    <w:abstractNumId w:val="11"/>
+  </w:num>
+  <w:num w:numId="10" w16cid:durableId="127867125">
+    <w:abstractNumId w:val="14"/>
+  </w:num>
+  <w:num w:numId="11" w16cid:durableId="888539576">
+    <w:abstractNumId w:val="4"/>
+  </w:num>
+  <w:num w:numId="12" w16cid:durableId="171146536">
+    <w:abstractNumId w:val="33"/>
+  </w:num>
+  <w:num w:numId="13" w16cid:durableId="1437402701">
+    <w:abstractNumId w:val="41"/>
+  </w:num>
+  <w:num w:numId="14" w16cid:durableId="311718954">
+    <w:abstractNumId w:val="35"/>
+  </w:num>
+  <w:num w:numId="15" w16cid:durableId="627667010">
+    <w:abstractNumId w:val="43"/>
+  </w:num>
+  <w:num w:numId="16" w16cid:durableId="793521849">
+    <w:abstractNumId w:val="9"/>
+  </w:num>
+  <w:num w:numId="17" w16cid:durableId="496068763">
+    <w:abstractNumId w:val="18"/>
+  </w:num>
+  <w:num w:numId="18" w16cid:durableId="1268273954">
+    <w:abstractNumId w:val="23"/>
+  </w:num>
+  <w:num w:numId="19" w16cid:durableId="1673408314">
+    <w:abstractNumId w:val="44"/>
+  </w:num>
+  <w:num w:numId="20" w16cid:durableId="1698652937">
+    <w:abstractNumId w:val="50"/>
+  </w:num>
+  <w:num w:numId="21" w16cid:durableId="1823617966">
+    <w:abstractNumId w:val="16"/>
+  </w:num>
+  <w:num w:numId="22" w16cid:durableId="703555232">
+    <w:abstractNumId w:val="36"/>
+  </w:num>
+  <w:num w:numId="23" w16cid:durableId="1807425744">
+    <w:abstractNumId w:val="34"/>
+  </w:num>
+  <w:num w:numId="24" w16cid:durableId="1257978201">
     <w:abstractNumId w:val="20"/>
   </w:num>
-  <w:num w:numId="3" w16cid:durableId="1960069440">
-    <w:abstractNumId w:val="19"/>
+  <w:num w:numId="25" w16cid:durableId="367728325">
+    <w:abstractNumId w:val="22"/>
   </w:num>
-  <w:num w:numId="4" w16cid:durableId="206378276">
+  <w:num w:numId="26" w16cid:durableId="653798128">
     <w:abstractNumId w:val="5"/>
   </w:num>
-  <w:num w:numId="5" w16cid:durableId="1056125630">
-    <w:abstractNumId w:val="12"/>
-  </w:num>
-  <w:num w:numId="6" w16cid:durableId="180244881">
-    <w:abstractNumId w:val="27"/>
-  </w:num>
-  <w:num w:numId="7" w16cid:durableId="1471510421">
-    <w:abstractNumId w:val="33"/>
-  </w:num>
-  <w:num w:numId="8" w16cid:durableId="643585979">
-    <w:abstractNumId w:val="35"/>
-  </w:num>
-  <w:num w:numId="9" w16cid:durableId="144202651">
-    <w:abstractNumId w:val="9"/>
-  </w:num>
-  <w:num w:numId="10" w16cid:durableId="127867125">
-    <w:abstractNumId w:val="11"/>
-  </w:num>
-  <w:num w:numId="11" w16cid:durableId="888539576">
-    <w:abstractNumId w:val="3"/>
-  </w:num>
-  <w:num w:numId="12" w16cid:durableId="171146536">
-    <w:abstractNumId w:val="23"/>
-  </w:num>
-  <w:num w:numId="13" w16cid:durableId="1437402701">
-    <w:abstractNumId w:val="30"/>
-  </w:num>
-  <w:num w:numId="14" w16cid:durableId="311718954">
-    <w:abstractNumId w:val="25"/>
-  </w:num>
-  <w:num w:numId="15" w16cid:durableId="627667010">
-    <w:abstractNumId w:val="31"/>
-  </w:num>
-  <w:num w:numId="16" w16cid:durableId="793521849">
-    <w:abstractNumId w:val="7"/>
-  </w:num>
-  <w:num w:numId="17" w16cid:durableId="496068763">
-    <w:abstractNumId w:val="14"/>
-  </w:num>
-  <w:num w:numId="18" w16cid:durableId="1268273954">
-    <w:abstractNumId w:val="18"/>
-  </w:num>
-  <w:num w:numId="19" w16cid:durableId="1673408314">
-    <w:abstractNumId w:val="32"/>
-  </w:num>
-  <w:num w:numId="20" w16cid:durableId="1698652937">
-    <w:abstractNumId w:val="36"/>
-  </w:num>
-  <w:num w:numId="21" w16cid:durableId="1823617966">
-    <w:abstractNumId w:val="13"/>
-  </w:num>
-  <w:num w:numId="22" w16cid:durableId="703555232">
-    <w:abstractNumId w:val="26"/>
-  </w:num>
-  <w:num w:numId="23" w16cid:durableId="1807425744">
-    <w:abstractNumId w:val="24"/>
-  </w:num>
-  <w:num w:numId="24" w16cid:durableId="1257978201">
-    <w:abstractNumId w:val="16"/>
-  </w:num>
-  <w:num w:numId="25" w16cid:durableId="367728325">
-    <w:abstractNumId w:val="17"/>
-  </w:num>
-  <w:num w:numId="26" w16cid:durableId="653798128">
-    <w:abstractNumId w:val="4"/>
-  </w:num>
   <w:num w:numId="27" w16cid:durableId="1966618777">
-    <w:abstractNumId w:val="37"/>
+    <w:abstractNumId w:val="51"/>
   </w:num>
   <w:num w:numId="28" w16cid:durableId="1807354485">
     <w:abstractNumId w:val="2"/>
   </w:num>
   <w:num w:numId="29" w16cid:durableId="1509784950">
-    <w:abstractNumId w:val="22"/>
+    <w:abstractNumId w:val="31"/>
   </w:num>
   <w:num w:numId="30" w16cid:durableId="2034500355">
     <w:abstractNumId w:val="0"/>
   </w:num>
   <w:num w:numId="31" w16cid:durableId="601843906">
-    <w:abstractNumId w:val="10"/>
+    <w:abstractNumId w:val="13"/>
   </w:num>
   <w:num w:numId="32" w16cid:durableId="1415668485">
-    <w:abstractNumId w:val="34"/>
+    <w:abstractNumId w:val="46"/>
   </w:num>
   <w:num w:numId="33" w16cid:durableId="1168984796">
     <w:abstractNumId w:val="1"/>
   </w:num>
   <w:num w:numId="34" w16cid:durableId="1584801416">
+    <w:abstractNumId w:val="38"/>
+  </w:num>
+  <w:num w:numId="35" w16cid:durableId="486676633">
     <w:abstractNumId w:val="28"/>
   </w:num>
-  <w:num w:numId="35" w16cid:durableId="486676633">
+  <w:num w:numId="36" w16cid:durableId="463735599">
+    <w:abstractNumId w:val="19"/>
+  </w:num>
+  <w:num w:numId="37" w16cid:durableId="750811988">
+    <w:abstractNumId w:val="10"/>
+  </w:num>
+  <w:num w:numId="38" w16cid:durableId="1400709265">
+    <w:abstractNumId w:val="8"/>
+  </w:num>
+  <w:num w:numId="39" w16cid:durableId="1112554392">
+    <w:abstractNumId w:val="42"/>
+  </w:num>
+  <w:num w:numId="40" w16cid:durableId="1051609996">
+    <w:abstractNumId w:val="32"/>
+  </w:num>
+  <w:num w:numId="41" w16cid:durableId="981814157">
+    <w:abstractNumId w:val="48"/>
+  </w:num>
+  <w:num w:numId="42" w16cid:durableId="1203833041">
+    <w:abstractNumId w:val="12"/>
+  </w:num>
+  <w:num w:numId="43" w16cid:durableId="789133970">
+    <w:abstractNumId w:val="47"/>
+  </w:num>
+  <w:num w:numId="44" w16cid:durableId="1457486553">
+    <w:abstractNumId w:val="3"/>
+  </w:num>
+  <w:num w:numId="45" w16cid:durableId="2001149694">
+    <w:abstractNumId w:val="17"/>
+  </w:num>
+  <w:num w:numId="46" w16cid:durableId="905456919">
+    <w:abstractNumId w:val="40"/>
+  </w:num>
+  <w:num w:numId="47" w16cid:durableId="907231290">
+    <w:abstractNumId w:val="30"/>
+  </w:num>
+  <w:num w:numId="48" w16cid:durableId="1173762716">
+    <w:abstractNumId w:val="29"/>
+  </w:num>
+  <w:num w:numId="49" w16cid:durableId="376006132">
     <w:abstractNumId w:val="21"/>
   </w:num>
-  <w:num w:numId="36" w16cid:durableId="463735599">
-    <w:abstractNumId w:val="15"/>
+  <w:num w:numId="50" w16cid:durableId="274945240">
+    <w:abstractNumId w:val="24"/>
   </w:num>
-  <w:num w:numId="37" w16cid:durableId="750811988">
-    <w:abstractNumId w:val="8"/>
+  <w:num w:numId="51" w16cid:durableId="1523781774">
+    <w:abstractNumId w:val="27"/>
   </w:num>
-  <w:num w:numId="38" w16cid:durableId="1400709265">
+  <w:num w:numId="52" w16cid:durableId="105857665">
     <w:abstractNumId w:val="6"/>
   </w:num>
 </w:numbering>
@@ -7034,7 +8595,6 @@
   <w:style w:type="character" w:default="1" w:styleId="DefaultParagraphFont">
     <w:name w:val="Default Paragraph Font"/>
     <w:uiPriority w:val="1"/>
-    <w:semiHidden/>
     <w:unhideWhenUsed/>
   </w:style>
   <w:style w:type="table" w:default="1" w:styleId="TableNormal">
@@ -7228,6 +8788,19 @@
       <w:i/>
       <w:iCs/>
     </w:rPr>
+  </w:style>
+  <w:style w:type="paragraph" w:styleId="ListBullet">
+    <w:name w:val="List Bullet"/>
+    <w:basedOn w:val="Normal"/>
+    <w:uiPriority w:val="99"/>
+    <w:unhideWhenUsed/>
+    <w:rsid w:val="00C9368E"/>
+    <w:pPr>
+      <w:numPr>
+        <w:numId w:val="44"/>
+      </w:numPr>
+      <w:contextualSpacing/>
+    </w:pPr>
   </w:style>
 </w:styles>
 </file>
@@ -7553,28 +9126,28 @@
 </file>
 
 <file path=customXml/item1.xml><?xml version="1.0" encoding="utf-8"?>
-<b:Sources xmlns:b="http://schemas.openxmlformats.org/officeDocument/2006/bibliography" xmlns="http://schemas.openxmlformats.org/officeDocument/2006/bibliography" SelectedStyle="\APASixthEditionOfficeOnline.xsl" StyleName="APA" Version="6"/>
-</file>
-
-<file path=customXml/item2.xml><?xml version="1.0" encoding="utf-8"?>
 <go:gDocsCustomXmlDataStorage xmlns:go="http://customooxmlschemas.google.com/" xmlns:r="http://schemas.openxmlformats.org/officeDocument/2006/relationships" uri="GoogleDocsCustomDataVersion1">
   <go:docsCustomData xmlns:go="http://customooxmlschemas.google.com/" roundtripDataSignature="AMtx7mig/eMqD345IF2fR3rxb/4JcNtnKg==">AMUW2mWVHUbw+KGB/2Whjnjnkdo6NRhehuFv/85koORDDpujNwTBMTaiR1/FjKic21+JnkqgVTHVZD+eMnYCtRfhDTLjOl5kIwxhod0Row3XOnxudbihrb4=</go:docsCustomData>
 </go:gDocsCustomXmlDataStorage>
 </file>
 
-<file path=customXml/itemProps1.xml><?xml version="1.0" encoding="utf-8"?>
-<ds:datastoreItem xmlns:ds="http://schemas.openxmlformats.org/officeDocument/2006/customXml" ds:itemID="{020C7CC0-4844-44DC-9017-BF2717D48230}">
-  <ds:schemaRefs>
-    <ds:schemaRef ds:uri="http://schemas.openxmlformats.org/officeDocument/2006/bibliography"/>
-  </ds:schemaRefs>
-</ds:datastoreItem>
+<file path=customXml/item2.xml><?xml version="1.0" encoding="utf-8"?>
+<b:Sources xmlns:b="http://schemas.openxmlformats.org/officeDocument/2006/bibliography" xmlns="http://schemas.openxmlformats.org/officeDocument/2006/bibliography" SelectedStyle="\APASixthEditionOfficeOnline.xsl" StyleName="APA" Version="6"/>
 </file>
 
-<file path=customXml/itemProps2.xml><?xml version="1.0" encoding="utf-8"?>
+<file path=customXml/itemProps1.xml><?xml version="1.0" encoding="utf-8"?>
 <ds:datastoreItem xmlns:ds="http://schemas.openxmlformats.org/officeDocument/2006/customXml" ds:itemID="{11111111-1234-1234-1234-123412341234}">
   <ds:schemaRefs>
     <ds:schemaRef ds:uri="http://customooxmlschemas.google.com/"/>
     <ds:schemaRef ds:uri="http://schemas.openxmlformats.org/officeDocument/2006/relationships"/>
   </ds:schemaRefs>
 </ds:datastoreItem>
+</file>
+
+<file path=customXml/itemProps2.xml><?xml version="1.0" encoding="utf-8"?>
+<ds:datastoreItem xmlns:ds="http://schemas.openxmlformats.org/officeDocument/2006/customXml" ds:itemID="{020C7CC0-4844-44DC-9017-BF2717D48230}">
+  <ds:schemaRefs>
+    <ds:schemaRef ds:uri="http://schemas.openxmlformats.org/officeDocument/2006/bibliography"/>
+  </ds:schemaRefs>
+</ds:datastoreItem>
 </file>